--- a/hin/docx/066.content.docx
+++ b/hin/docx/066.content.docx
@@ -150,26 +150,6 @@
           <w:lang w:val="hi_IN" w:bidi="hi_IN"/>
         </w:rPr>
         <w:t>श</w:t>
-      </w:r>
-      <w:r>
-        <w:rPr>
-          <w:lang w:val="hi_IN" w:bidi="hi_IN"/>
-        </w:rPr>
-      </w:r>
-    </w:p>
-    <w:p>
-      <w:pPr/>
-      <w:r>
-        <w:rPr>
-          <w:lang w:val="hi_IN" w:bidi="hi_IN"/>
-        </w:rPr>
-      </w:r>
-      <w:r>
-        <w:rPr>
-          <w:i/>
-          <w:lang w:val="hi_IN" w:bidi="hi_IN"/>
-        </w:rPr>
-        <w:t>शकन्याह, शकुन, शतर्बोजनै, शदेऊर, शद्रक, मेशक और अबेदनगो, शपत्याह, शपत्याह, शपथ, शपथ लेना, शपाम, शपी, शपो, शपूपान, शपूपाम, शपूपाम, शपूपामी, शबक्तनी, शबन्याह, शबशा, शबात, शबात, शबारीम, शबूएल, शब्बतै, शमगर, शमशरै, शमाआ, शमायाह, शमीदा, शमीदी, शमीरामोत, शमूएल, शमूएल (व्यक्ति), शमौन, शमौन कनानी, शमौन कनानी, शमौन जादूगर, शमौन जेलोतेस, शमौन जेलोतेस, शमौन पतरस, शमौन मक्काबी, शमौन, जेलोतेस, शम्मा, शम्मा, शम्मू, शम्मै, शम्मोत, शम्लाई, शम्हूत, शरणनगर, शरणनगर, शरणस्थान, शरायाह, शरीर, शरेसेर, शलीशा, शलूमीएल, शलोमी, शलोमीत, शलोमोत/शलोमीत, शल्मन, शल्मनेसेर, शल्मै, शल्य चिकित्सा, शल्लूम, शल्लूम, शल्लेकेत फाटक, शव का संरक्षण, शवा, शस्त्रागार, शहतूत, शहनाई, शहरैम, शहर्याह, शहसूमा, शाऊल, शाऊल, शाऊली, शागे, शान्ति, शाप, शापात, शापान, शापान, शापाम, शापामी, शापीर, शामा, शामीर (व्यक्ति), शामीर (स्थान), शामेद, शामेद, शारार, शारीरिक उपस्थिति, शारूहेन, शारै, शारैंम, शारैंम, शारोन, शारोनी, शार्याशूब, शाल, शालतीएल, शालब्बीन, शाल्बीम, शालबोनी, शालीम, शालेम, शावे किर्यातैम, शावे की तराई, शावे नामक तराई, शाशक, शाशगज, शाशै, शासक, शासक, शास्त्री, शिकार करना, शिकारी कुत्ता, शिक्करोन, शिक्करोन, शिक्षक, शिक्षक, शिक्षा, शिग्गायोन/ शिग्योनीत, शित्तीम (स्थान), शित्तीम की लकड़ी, शित्रै, शिनाब, शिनार, शिपी, शिप्तान, शिप्रा, शिबा, शिब्बोलेत, शिमआह, शिमशै, शिमशोन, शिमा, शिमा, शिमात, शिमाती, शिमाम, शिमी, शिमी, शिमी, शिमीवंशी, शिमोन, शिमोन, शिमोन (व्यक्ति), शिमोन, का गोत्र, शिमोनी, शिम्रात, शिम्रित, शिम्री, शिम्रोन (व्यक्ति), शिम्रोन (स्थान), शिम्रोनी, शिम्रोन्मरोन, शिलसा, शिलालेख, शिल्पकार, शिल्लेम, शिल्लेमियों, शिल्ही, शिल्हीम, शीओन, शीओल* (अधोलोक), शीजा, शीर्ष, शीलो, शीलोनी, शीलोवासी, शीलोह, शीलोह का कुण्ड, शीलोह का गुम्मट, शीलोह का गुम्मट, शीलोह की सुरंग, शीलोह शिलालेख, शीशक, शीशा, शीहोर, शीहोर्लिब्नात, शुतुर्मुर्गों, शुद्धिकरण, शुप्पीम, शुभलंगरबारी, शूआ, शूआ, शूआल (व्यक्ति), शूआल (स्थान), शूतेलह, शूतेलही, शूनी, शूनियों, शूनेम, शूनेमिन, शूबाएल, शूमाती, शूमेर, शूमेरी लोग, शूर, शूलेम्मिन, शूशन, शूशन, शूशनी, शूशनेदूत, शूह, शूहा, शूहाम, शूहामी, शूही, शेकिनाह, शेकेम (व्यक्ति), शेकेम (स्थान), शेकेम की मीनार, शेकेम के गुम्मट, शेकेमी, शेकेल, शेत, शेत, शेतार, शेन, शेनस्सर, शेनिर, शेपेर, शेपेर पर्वत, शेबना, शेबा, शेबा, शेबा (व्यक्ति), शेबा (स्थान), शेबा की रानी, शेबेर, शेम, शेमर्याह, शेमर्याह, शेमा (व्यक्ति), शेमा (सुनो), शेमा (स्थान), शेमिनिथ, शेमेबेर, शेमेर, शेमेर, शेरा, शेरा, शेरेब्याह, शेरेश, शेलह, शेलह, शेलह का कुण्ड, शेला, शेली, शेलेप, शेलेम्याह, शेलेश, शेशक, शेशबस्सर, शेशान, शेशै, शैतान, शोक, शोपक, शोफर, शोबक, शोबाब, शोबाल, शोबी, शोबेक, शोबै, शोमेर, शोया, शोरबा, शोशन्नीम, शोहम</w:t>
       </w:r>
       <w:r>
         <w:rPr>

--- a/hin/docx/066.content.docx
+++ b/hin/docx/066.content.docx
@@ -19,7 +19,7 @@
         <w:rPr>
           <w:lang w:val="hi_IN" w:bidi="hi_IN"/>
         </w:rPr>
-        <w:t>Resource: बाइबल कोश (टिंडेल)</w:t>
+        <w:t>Resource: Tyndale Open Bible Dictionary</w:t>
       </w:r>
       <w:r>
         <w:rPr>
@@ -112,7 +112,7 @@
         <w:rPr>
           <w:lang w:val="hi_IN" w:bidi="hi_IN"/>
         </w:rPr>
-        <w:t>बाइबल कोश (टिंडेल)</w:t>
+        <w:t>Tyndale Open Bible Dictionary</w:t>
       </w:r>
     </w:p>
     <w:p>

--- a/hin/docx/066.content.docx
+++ b/hin/docx/066.content.docx
@@ -8879,7 +8879,7 @@
         <w:rPr>
           <w:lang w:val="hi_IN" w:bidi="hi_IN"/>
         </w:rPr>
-        <w:t>शमौन पतरस</w:t>
+        <w:t>शमौन, जेलोतेस</w:t>
       </w:r>
       <w:r>
         <w:rPr>
@@ -8899,7 +8899,7 @@
           <w:i/>
           <w:lang w:val="hi_IN" w:bidi="hi_IN"/>
         </w:rPr>
-        <w:t>देखिए</w:t>
+        <w:t xml:space="preserve">देखें </w:t>
       </w:r>
       <w:r>
         <w:rPr>
@@ -8911,13 +8911,13 @@
         <w:rPr>
           <w:lang w:val="hi_IN" w:bidi="hi_IN"/>
         </w:rPr>
-        <w:t xml:space="preserve"> प्रेरित पतरस</w:t>
-      </w:r>
-      <w:r>
-        <w:rPr>
-          <w:lang w:val="hi_IN" w:bidi="hi_IN"/>
-        </w:rPr>
-        <w:t>।</w:t>
+        <w:t>शमौन #5</w:t>
+      </w:r>
+      <w:r>
+        <w:rPr>
+          <w:lang w:val="hi_IN" w:bidi="hi_IN"/>
+        </w:rPr>
+        <w:t xml:space="preserve">। </w:t>
       </w:r>
       <w:r>
         <w:rPr>
@@ -8946,8 +8946,59 @@
         <w:rPr>
           <w:lang w:val="hi_IN" w:bidi="hi_IN"/>
         </w:rPr>
-        <w:t>शमौन मक्काबी</w:t>
-      </w:r>
+        <w:t>शमौन पतरस</w:t>
+      </w:r>
+      <w:r>
+        <w:rPr>
+          <w:lang w:val="hi_IN" w:bidi="hi_IN"/>
+        </w:rPr>
+      </w:r>
+    </w:p>
+    <w:p>
+      <w:pPr/>
+      <w:r>
+        <w:rPr>
+          <w:lang w:val="hi_IN" w:bidi="hi_IN"/>
+        </w:rPr>
+      </w:r>
+      <w:r>
+        <w:rPr>
+          <w:i/>
+          <w:lang w:val="hi_IN" w:bidi="hi_IN"/>
+        </w:rPr>
+        <w:t>देखिए</w:t>
+      </w:r>
+      <w:r>
+        <w:rPr>
+          <w:lang w:val="hi_IN" w:bidi="hi_IN"/>
+        </w:rPr>
+        <w:t xml:space="preserve"> </w:t>
+      </w:r>
+      <w:r>
+        <w:rPr>
+          <w:lang w:val="hi_IN" w:bidi="hi_IN"/>
+        </w:rPr>
+        <w:t xml:space="preserve"> प्रेरित पतरस</w:t>
+      </w:r>
+      <w:r>
+        <w:rPr>
+          <w:lang w:val="hi_IN" w:bidi="hi_IN"/>
+        </w:rPr>
+        <w:t>।</w:t>
+      </w:r>
+      <w:r>
+        <w:rPr>
+          <w:lang w:val="hi_IN" w:bidi="hi_IN"/>
+        </w:rPr>
+      </w:r>
+      <w:r>
+        <w:rPr>
+          <w:lang w:val="hi_IN" w:bidi="hi_IN"/>
+        </w:rPr>
+      </w:r>
+    </w:p>
+    <w:p>
+      <w:pPr/>
       <w:r>
         <w:rPr>
           <w:lang w:val="hi_IN" w:bidi="hi_IN"/>
@@ -8962,90 +9013,8 @@
         <w:rPr>
           <w:lang w:val="hi_IN" w:bidi="hi_IN"/>
         </w:rPr>
-        <w:t xml:space="preserve">शमौन </w:t>
-      </w:r>
-      <w:r>
-        <w:rPr>
-          <w:b/>
-          <w:lang w:val="hi_IN" w:bidi="hi_IN"/>
-        </w:rPr>
-        <w:t>मक्काबी</w:t>
-      </w:r>
-    </w:p>
-    <w:p>
-      <w:pPr/>
-      <w:r>
-        <w:rPr>
-          <w:lang w:val="hi_IN" w:bidi="hi_IN"/>
-        </w:rPr>
-      </w:r>
-      <w:r>
-        <w:rPr>
-          <w:lang w:val="hi_IN" w:bidi="hi_IN"/>
-        </w:rPr>
-        <w:t>यह मत्तित्याह के दूसरे पुत्र थे जो अपने भाई योनातान के उत्तराधिकारी बने। 142 ई.पू. में शमौन (मृत्यु 135 ई.पू.) ने सीरिया के साथ एक संधि की, जिसमें उन्होंने दिमेत्रियुस II का समर्थन करके लुटेरे त्राइफो के विरुद्ध कदम उठाया। इस संधि के अनुसार, यहूदिया को राजनीतिक रूप से स्वतंत्र मान्यता मिली। अंततः सीरियाई लोगों को यरूशलेम के गढ़ से बाहर निकाल दिए गए और "अन्यजातियों का जूआ इस्राएल से हटा दिया गया" (</w:t>
-      </w:r>
-      <w:hyperlink r:id="rId212">
-        <w:r>
-          <w:rPr>
-            <w:lang w:val="hi_IN" w:bidi="hi_IN"/>
-          </w:rPr>
-          <w:rPr>
-            <w:color w:val="0000EE"/>
-            <w:u w:val="single"/>
-          </w:rPr>
-          <w:t>1 मक्का 13:41</w:t>
-        </w:r>
-      </w:hyperlink>
-      <w:r>
-        <w:rPr>
-          <w:lang w:val="hi_IN" w:bidi="hi_IN"/>
-        </w:rPr>
-        <w:t>)। 141 ई.पू. में "यहूदियों और उनके याजकों ने निर्णय लिया कि शमौन उनके अगुवा और महायाजक हमेशा के लिए रहेंगे जब तक कि कोई विश्वसनीय भविष्यद्वक्ता न आ जाए" (</w:t>
-      </w:r>
-      <w:hyperlink r:id="rId213">
-        <w:r>
-          <w:rPr>
-            <w:lang w:val="hi_IN" w:bidi="hi_IN"/>
-          </w:rPr>
-          <w:rPr>
-            <w:color w:val="0000EE"/>
-            <w:u w:val="single"/>
-          </w:rPr>
-          <w:t>14:41</w:t>
-        </w:r>
-      </w:hyperlink>
-      <w:r>
-        <w:rPr>
-          <w:lang w:val="hi_IN" w:bidi="hi_IN"/>
-        </w:rPr>
-        <w:t xml:space="preserve">)। इन दोनों पदों को हसमोनी परिवार में वंशानुगत बना दिया गया। शमौन मक्काबी को संभवतः इस्राएल के बँधुआई काल के सबसे अच्छे अगुवा के रूप में माना जाता है। 133 ई.पू. में अंतियोंखस VII ने इस्राएल पर आक्रमण किया और शमौन के पुत्रों, यहूदा और यूहन्ना द्वारा मोदिन में पराजित किया गया। यह </w:t>
-      </w:r>
-      <w:r>
-        <w:rPr>
-          <w:lang w:val="hi_IN" w:bidi="hi_IN"/>
-        </w:rPr>
-        <w:t xml:space="preserve">छ: </w:t>
-      </w:r>
-      <w:r>
-        <w:rPr>
-          <w:lang w:val="hi_IN" w:bidi="hi_IN"/>
-        </w:rPr>
-        <w:t>वर्षों के समृद्ध शासन में एकमात्र बाधा थी। शमौन और उनके पुत्रों की हत्या उनके दामाद और शक्ति के प्रमुख प्रतिद्वंद्वी, अबूब के पुत्र तोलेमी द्वारा की गई। यूहन्ना हाइर्केनुस (मृत्यु 104 ई.पू.), शमौन के सबसे छोटे पुत्र, बच निकले और अपने पिता के पद को संभाल लिया इससे पहले कि तोलेमी यरूशलेम पहुँच सके। यूहन्ना ने 134 से 104 ई.पू. तक शासन किया।</w:t>
-      </w:r>
-      <w:r>
-        <w:rPr>
-          <w:lang w:val="hi_IN" w:bidi="hi_IN"/>
-        </w:rPr>
-      </w:r>
-      <w:r>
-        <w:rPr>
-          <w:lang w:val="hi_IN" w:bidi="hi_IN"/>
-        </w:rPr>
-      </w:r>
-    </w:p>
-    <w:p>
-      <w:pPr/>
+        <w:t>शमौन मक्काबी</w:t>
+      </w:r>
       <w:r>
         <w:rPr>
           <w:lang w:val="hi_IN" w:bidi="hi_IN"/>
@@ -9060,45 +9029,76 @@
         <w:rPr>
           <w:lang w:val="hi_IN" w:bidi="hi_IN"/>
         </w:rPr>
-        <w:t>शमौन, जेलोतेस</w:t>
-      </w:r>
-      <w:r>
-        <w:rPr>
-          <w:lang w:val="hi_IN" w:bidi="hi_IN"/>
-        </w:rPr>
-      </w:r>
-    </w:p>
-    <w:p>
-      <w:pPr/>
-      <w:r>
-        <w:rPr>
-          <w:lang w:val="hi_IN" w:bidi="hi_IN"/>
-        </w:rPr>
-      </w:r>
-      <w:r>
-        <w:rPr>
-          <w:i/>
-          <w:lang w:val="hi_IN" w:bidi="hi_IN"/>
-        </w:rPr>
-        <w:t xml:space="preserve">देखें </w:t>
-      </w:r>
-      <w:r>
-        <w:rPr>
-          <w:lang w:val="hi_IN" w:bidi="hi_IN"/>
-        </w:rPr>
-        <w:t xml:space="preserve"> </w:t>
-      </w:r>
-      <w:r>
-        <w:rPr>
-          <w:lang w:val="hi_IN" w:bidi="hi_IN"/>
-        </w:rPr>
-        <w:t>शमौन #5</w:t>
-      </w:r>
-      <w:r>
-        <w:rPr>
-          <w:lang w:val="hi_IN" w:bidi="hi_IN"/>
-        </w:rPr>
-        <w:t xml:space="preserve">। </w:t>
+        <w:t xml:space="preserve">शमौन </w:t>
+      </w:r>
+      <w:r>
+        <w:rPr>
+          <w:b/>
+          <w:lang w:val="hi_IN" w:bidi="hi_IN"/>
+        </w:rPr>
+        <w:t>मक्काबी</w:t>
+      </w:r>
+    </w:p>
+    <w:p>
+      <w:pPr/>
+      <w:r>
+        <w:rPr>
+          <w:lang w:val="hi_IN" w:bidi="hi_IN"/>
+        </w:rPr>
+      </w:r>
+      <w:r>
+        <w:rPr>
+          <w:lang w:val="hi_IN" w:bidi="hi_IN"/>
+        </w:rPr>
+        <w:t>यह मत्तित्याह के दूसरे पुत्र थे जो अपने भाई योनातान के उत्तराधिकारी बने। 142 ई.पू. में शमौन (मृत्यु 135 ई.पू.) ने सीरिया के साथ एक संधि की, जिसमें उन्होंने दिमेत्रियुस II का समर्थन करके लुटेरे त्राइफो के विरुद्ध कदम उठाया। इस संधि के अनुसार, यहूदिया को राजनीतिक रूप से स्वतंत्र मान्यता मिली। अंततः सीरियाई लोगों को यरूशलेम के गढ़ से बाहर निकाल दिए गए और "अन्यजातियों का जूआ इस्राएल से हटा दिया गया" (</w:t>
+      </w:r>
+      <w:hyperlink r:id="rId212">
+        <w:r>
+          <w:rPr>
+            <w:lang w:val="hi_IN" w:bidi="hi_IN"/>
+          </w:rPr>
+          <w:rPr>
+            <w:color w:val="0000EE"/>
+            <w:u w:val="single"/>
+          </w:rPr>
+          <w:t>1 मक्का 13:41</w:t>
+        </w:r>
+      </w:hyperlink>
+      <w:r>
+        <w:rPr>
+          <w:lang w:val="hi_IN" w:bidi="hi_IN"/>
+        </w:rPr>
+        <w:t>)। 141 ई.पू. में "यहूदियों और उनके याजकों ने निर्णय लिया कि शमौन उनके अगुवा और महायाजक हमेशा के लिए रहेंगे जब तक कि कोई विश्वसनीय भविष्यद्वक्ता न आ जाए" (</w:t>
+      </w:r>
+      <w:hyperlink r:id="rId213">
+        <w:r>
+          <w:rPr>
+            <w:lang w:val="hi_IN" w:bidi="hi_IN"/>
+          </w:rPr>
+          <w:rPr>
+            <w:color w:val="0000EE"/>
+            <w:u w:val="single"/>
+          </w:rPr>
+          <w:t>14:41</w:t>
+        </w:r>
+      </w:hyperlink>
+      <w:r>
+        <w:rPr>
+          <w:lang w:val="hi_IN" w:bidi="hi_IN"/>
+        </w:rPr>
+        <w:t xml:space="preserve">)। इन दोनों पदों को हसमोनी परिवार में वंशानुगत बना दिया गया। शमौन मक्काबी को संभवतः इस्राएल के बँधुआई काल के सबसे अच्छे अगुवा के रूप में माना जाता है। 133 ई.पू. में अंतियोंखस VII ने इस्राएल पर आक्रमण किया और शमौन के पुत्रों, यहूदा और यूहन्ना द्वारा मोदिन में पराजित किया गया। यह </w:t>
+      </w:r>
+      <w:r>
+        <w:rPr>
+          <w:lang w:val="hi_IN" w:bidi="hi_IN"/>
+        </w:rPr>
+        <w:t xml:space="preserve">छ: </w:t>
+      </w:r>
+      <w:r>
+        <w:rPr>
+          <w:lang w:val="hi_IN" w:bidi="hi_IN"/>
+        </w:rPr>
+        <w:t>वर्षों के समृद्ध शासन में एकमात्र बाधा थी। शमौन और उनके पुत्रों की हत्या उनके दामाद और शक्ति के प्रमुख प्रतिद्वंद्वी, अबूब के पुत्र तोलेमी द्वारा की गई। यूहन्ना हाइर्केनुस (मृत्यु 104 ई.पू.), शमौन के सबसे छोटे पुत्र, बच निकले और अपने पिता के पद को संभाल लिया इससे पहले कि तोलेमी यरूशलेम पहुँच सके। यूहन्ना ने 134 से 104 ई.पू. तक शासन किया।</w:t>
       </w:r>
       <w:r>
         <w:rPr>
@@ -30426,288 +30426,57 @@
         <w:rPr>
           <w:lang w:val="hi_IN" w:bidi="hi_IN"/>
         </w:rPr>
-        <w:t>शित्तीम (स्थान)</w:t>
-      </w:r>
-      <w:r>
-        <w:rPr>
-          <w:lang w:val="hi_IN" w:bidi="hi_IN"/>
-        </w:rPr>
-      </w:r>
-    </w:p>
-    <w:p>
-      <w:pPr/>
-      <w:r>
-        <w:rPr>
-          <w:lang w:val="hi_IN" w:bidi="hi_IN"/>
-        </w:rPr>
-      </w:r>
-      <w:r>
-        <w:rPr>
-          <w:lang w:val="hi_IN" w:bidi="hi_IN"/>
-        </w:rPr>
-        <w:t>मोआब के मैदानों पर वह स्थान, जहाँ इस्राएलियों ने सीहोन और ओग को हराने के बाद अपना अन्तिम यरदन पूर्व शिविर लगाया था (</w:t>
-      </w:r>
-      <w:hyperlink r:id="rId785">
-        <w:r>
-          <w:rPr>
-            <w:lang w:val="hi_IN" w:bidi="hi_IN"/>
-          </w:rPr>
-          <w:rPr>
-            <w:color w:val="0000EE"/>
-            <w:u w:val="single"/>
-          </w:rPr>
-          <w:t>गिन 21:21–35</w:t>
-        </w:r>
-      </w:hyperlink>
-      <w:r>
-        <w:rPr>
-          <w:lang w:val="hi_IN" w:bidi="hi_IN"/>
-        </w:rPr>
-        <w:t>) और यरदन को पार करने से पहले (</w:t>
-      </w:r>
-      <w:hyperlink r:id="rId786">
-        <w:r>
-          <w:rPr>
-            <w:lang w:val="hi_IN" w:bidi="hi_IN"/>
-          </w:rPr>
-          <w:rPr>
-            <w:color w:val="0000EE"/>
-            <w:u w:val="single"/>
-          </w:rPr>
-          <w:t>25:1</w:t>
-        </w:r>
-      </w:hyperlink>
-      <w:r>
-        <w:rPr>
-          <w:lang w:val="hi_IN" w:bidi="hi_IN"/>
-        </w:rPr>
-        <w:t xml:space="preserve">)। </w:t>
-      </w:r>
-      <w:hyperlink r:id="rId787">
-        <w:r>
-          <w:rPr>
-            <w:lang w:val="hi_IN" w:bidi="hi_IN"/>
-          </w:rPr>
-          <w:rPr>
-            <w:color w:val="0000EE"/>
-            <w:u w:val="single"/>
-          </w:rPr>
-          <w:t>गिनती 33:49</w:t>
-        </w:r>
-      </w:hyperlink>
-      <w:r>
-        <w:rPr>
-          <w:lang w:val="hi_IN" w:bidi="hi_IN"/>
-        </w:rPr>
-        <w:t xml:space="preserve"> के अनुसार, यह शिविर यरदन के पास था, जो बेत्यशीमोत से लेकर आबेलशित्तीम तक फैला हुआ था। यहाँ आबेलशित्तीम उस स्थान का पूरा नाम प्रतीत होता है, जबकि शित्तीम अधिक सामान्य संक्षिप्त उपनाम है।</w:t>
-      </w:r>
-    </w:p>
-    <w:p>
-      <w:pPr/>
-      <w:r>
-        <w:rPr>
-          <w:lang w:val="hi_IN" w:bidi="hi_IN"/>
-        </w:rPr>
-      </w:r>
-      <w:r>
-        <w:rPr>
-          <w:lang w:val="hi_IN" w:bidi="hi_IN"/>
-        </w:rPr>
-        <w:t>शित्तीम में, मोआब के बालाक ने कनान में इस्राएलियों के प्रवेश को रोकने के लिए बिलाम को परमेश्वर के लोगों को श्राप देने के लिए नियुक्त किया (</w:t>
-      </w:r>
-      <w:hyperlink r:id="rId788">
-        <w:r>
-          <w:rPr>
-            <w:lang w:val="hi_IN" w:bidi="hi_IN"/>
-          </w:rPr>
-          <w:rPr>
-            <w:color w:val="0000EE"/>
-            <w:u w:val="single"/>
-          </w:rPr>
-          <w:t>गिन 22–24</w:t>
-        </w:r>
-      </w:hyperlink>
-      <w:r>
-        <w:rPr>
-          <w:lang w:val="hi_IN" w:bidi="hi_IN"/>
-        </w:rPr>
-        <w:t>) और बाद में, बिलाम की सलाह से प्रेरित होकर, इस्राएलियों ने मिद्यान और मोआब की महिलाओं के साथ "व्यभिचार" किया (</w:t>
-      </w:r>
-      <w:hyperlink r:id="rId789">
-        <w:r>
-          <w:rPr>
-            <w:lang w:val="hi_IN" w:bidi="hi_IN"/>
-          </w:rPr>
-          <w:rPr>
-            <w:color w:val="0000EE"/>
-            <w:u w:val="single"/>
-          </w:rPr>
-          <w:t>25:1–5</w:t>
-        </w:r>
-      </w:hyperlink>
-      <w:r>
-        <w:rPr>
-          <w:lang w:val="hi_IN" w:bidi="hi_IN"/>
-        </w:rPr>
-        <w:t xml:space="preserve">; पुष्टि करें </w:t>
-      </w:r>
-      <w:hyperlink r:id="rId790">
-        <w:r>
-          <w:rPr>
-            <w:lang w:val="hi_IN" w:bidi="hi_IN"/>
-          </w:rPr>
-          <w:rPr>
-            <w:color w:val="0000EE"/>
-            <w:u w:val="single"/>
-          </w:rPr>
-          <w:t>31:15–16</w:t>
-        </w:r>
-      </w:hyperlink>
-      <w:r>
-        <w:rPr>
-          <w:lang w:val="hi_IN" w:bidi="hi_IN"/>
-        </w:rPr>
-        <w:t>)। इस्राएलियों की धर्मत्याग, मूर्तिपूजक अनुष्ठानों में भाग लेना और अनुष्ठानिक वेश्यावृत्ति में संलग्न होने को यहोवा द्वारा पोर में मरी से दण्डित किया गया (</w:t>
-      </w:r>
-      <w:hyperlink r:id="rId791">
-        <w:r>
-          <w:rPr>
-            <w:lang w:val="hi_IN" w:bidi="hi_IN"/>
-          </w:rPr>
-          <w:rPr>
-            <w:color w:val="0000EE"/>
-            <w:u w:val="single"/>
-          </w:rPr>
-          <w:t>गिन 25:1–18</w:t>
-        </w:r>
-      </w:hyperlink>
-      <w:r>
-        <w:rPr>
-          <w:lang w:val="hi_IN" w:bidi="hi_IN"/>
-        </w:rPr>
-        <w:t xml:space="preserve">; पुष्टि करें </w:t>
-      </w:r>
-      <w:hyperlink r:id="rId792">
-        <w:r>
-          <w:rPr>
-            <w:lang w:val="hi_IN" w:bidi="hi_IN"/>
-          </w:rPr>
-          <w:rPr>
-            <w:color w:val="0000EE"/>
-            <w:u w:val="single"/>
-          </w:rPr>
-          <w:t>1 कुरि 10:6–8</w:t>
-        </w:r>
-      </w:hyperlink>
-      <w:r>
-        <w:rPr>
-          <w:lang w:val="hi_IN" w:bidi="hi_IN"/>
-        </w:rPr>
-        <w:t>)। मूसा और एलीआजर ने शित्तीम में शिविर के दौरान गोत्रों की जनगणना की और यहाँ यहोशू को मूसा के उत्तराधिकारी के रूप में सार्वजनिक रूप से घोषित किया गया (</w:t>
-      </w:r>
-      <w:hyperlink r:id="rId793">
-        <w:r>
-          <w:rPr>
-            <w:lang w:val="hi_IN" w:bidi="hi_IN"/>
-          </w:rPr>
-          <w:rPr>
-            <w:color w:val="0000EE"/>
-            <w:u w:val="single"/>
-          </w:rPr>
-          <w:t>गिन 27:18–22</w:t>
-        </w:r>
-      </w:hyperlink>
-      <w:r>
-        <w:rPr>
-          <w:lang w:val="hi_IN" w:bidi="hi_IN"/>
-        </w:rPr>
-        <w:t>)। यहोशू ने यरीहो की जासूसी करने के लिए शित्तीम से दो जासूस भेजे (</w:t>
-      </w:r>
-      <w:hyperlink r:id="rId794">
-        <w:r>
-          <w:rPr>
-            <w:lang w:val="hi_IN" w:bidi="hi_IN"/>
-          </w:rPr>
-          <w:rPr>
-            <w:color w:val="0000EE"/>
-            <w:u w:val="single"/>
-          </w:rPr>
-          <w:t>यहो 2:1</w:t>
-        </w:r>
-      </w:hyperlink>
-      <w:r>
-        <w:rPr>
-          <w:lang w:val="hi_IN" w:bidi="hi_IN"/>
-        </w:rPr>
-        <w:t>); बाद में इस्राएलियों ने नदी पार करने की तैयारी की और शित्तीम से शिविर हटाकर यरदन की ओर यात्रा की (</w:t>
-      </w:r>
-      <w:hyperlink r:id="rId795">
-        <w:r>
-          <w:rPr>
-            <w:lang w:val="hi_IN" w:bidi="hi_IN"/>
-          </w:rPr>
-          <w:rPr>
-            <w:color w:val="0000EE"/>
-            <w:u w:val="single"/>
-          </w:rPr>
-          <w:t>3:1</w:t>
-        </w:r>
-      </w:hyperlink>
-      <w:r>
-        <w:rPr>
-          <w:lang w:val="hi_IN" w:bidi="hi_IN"/>
-        </w:rPr>
-        <w:t>)।</w:t>
-      </w:r>
-    </w:p>
-    <w:p>
-      <w:pPr/>
-      <w:r>
-        <w:rPr>
-          <w:lang w:val="hi_IN" w:bidi="hi_IN"/>
-        </w:rPr>
-      </w:r>
-      <w:r>
-        <w:rPr>
-          <w:lang w:val="hi_IN" w:bidi="hi_IN"/>
-        </w:rPr>
-        <w:t xml:space="preserve">पुराने नियम की पहली छः पुस्तकों के अलावा, स्थान का नाम, शित्तीम केवल </w:t>
-      </w:r>
-      <w:hyperlink r:id="rId796">
-        <w:r>
-          <w:rPr>
-            <w:lang w:val="hi_IN" w:bidi="hi_IN"/>
-          </w:rPr>
-          <w:rPr>
-            <w:color w:val="0000EE"/>
-            <w:u w:val="single"/>
-          </w:rPr>
-          <w:t>योएल 3:18</w:t>
-        </w:r>
-      </w:hyperlink>
-      <w:r>
-        <w:rPr>
-          <w:lang w:val="hi_IN" w:bidi="hi_IN"/>
-        </w:rPr>
-        <w:t xml:space="preserve"> और </w:t>
-      </w:r>
-      <w:hyperlink r:id="rId797">
-        <w:r>
-          <w:rPr>
-            <w:lang w:val="hi_IN" w:bidi="hi_IN"/>
-          </w:rPr>
-          <w:rPr>
-            <w:color w:val="0000EE"/>
-            <w:u w:val="single"/>
-          </w:rPr>
-          <w:t>मीका 6:5</w:t>
-        </w:r>
-      </w:hyperlink>
-      <w:r>
-        <w:rPr>
-          <w:lang w:val="hi_IN" w:bidi="hi_IN"/>
-        </w:rPr>
-        <w:t xml:space="preserve"> में आता है। योएल में "शित्तीम की तराई" या "बबूल की वादी" का सन्दर्भ प्रतीकात्मक रूप से बन्जर सूखेपन को अच्छी तरह से सिंचित भूमि में बदलने का प्रतीक लगता है, जब यहोवा अपने लोगों को अन्त समय में पुनर्स्थापित करेंगे, न कि एक वास्तविक भौगोलिक स्थान। मीका लोगों को "जो शित्तीम से गिलगाल तक हुआ" याद करने का आदेश देते है, इसमें कोई शंका नहीं कि यह यरदन के पार करने और भूमि की वाचा की प्रतिज्ञा का सन्दर्भ है जो अन्ततः साकार हुआ, जैसा कि वह इस्राएल की ओर से यहोवा के "उद्धार कार्यों" का उल्लेख करते हैं।</w:t>
+        <w:t>शित्तीम की लकड़ी</w:t>
+      </w:r>
+      <w:r>
+        <w:rPr>
+          <w:lang w:val="hi_IN" w:bidi="hi_IN"/>
+        </w:rPr>
+      </w:r>
+    </w:p>
+    <w:p>
+      <w:pPr/>
+      <w:r>
+        <w:rPr>
+          <w:lang w:val="hi_IN" w:bidi="hi_IN"/>
+        </w:rPr>
+      </w:r>
+      <w:r>
+        <w:rPr>
+          <w:lang w:val="hi_IN" w:bidi="hi_IN"/>
+        </w:rPr>
+        <w:t xml:space="preserve">किंग्स जेम्स वर्शन </w:t>
+      </w:r>
+      <w:r>
+        <w:rPr>
+          <w:lang w:val="hi_IN" w:bidi="hi_IN"/>
+        </w:rPr>
+        <w:t xml:space="preserve">प्रस्तुति बबूल की लकड़ी से है। </w:t>
+      </w:r>
+      <w:r>
+        <w:rPr>
+          <w:i/>
+          <w:lang w:val="hi_IN" w:bidi="hi_IN"/>
+        </w:rPr>
+        <w:t>देखें</w:t>
+      </w:r>
+      <w:r>
+        <w:rPr>
+          <w:lang w:val="hi_IN" w:bidi="hi_IN"/>
+        </w:rPr>
+        <w:t xml:space="preserve"> </w:t>
+      </w:r>
+      <w:r>
+        <w:rPr>
+          <w:lang w:val="hi_IN" w:bidi="hi_IN"/>
+        </w:rPr>
+        <w:t>पौधे (बबूल)</w:t>
+      </w:r>
+      <w:r>
+        <w:rPr>
+          <w:lang w:val="hi_IN" w:bidi="hi_IN"/>
+        </w:rPr>
+        <w:t>।</w:t>
       </w:r>
       <w:r>
         <w:rPr>
@@ -30736,57 +30505,288 @@
         <w:rPr>
           <w:lang w:val="hi_IN" w:bidi="hi_IN"/>
         </w:rPr>
-        <w:t>शित्तीम की लकड़ी</w:t>
-      </w:r>
-      <w:r>
-        <w:rPr>
-          <w:lang w:val="hi_IN" w:bidi="hi_IN"/>
-        </w:rPr>
-      </w:r>
-    </w:p>
-    <w:p>
-      <w:pPr/>
-      <w:r>
-        <w:rPr>
-          <w:lang w:val="hi_IN" w:bidi="hi_IN"/>
-        </w:rPr>
-      </w:r>
-      <w:r>
-        <w:rPr>
-          <w:lang w:val="hi_IN" w:bidi="hi_IN"/>
-        </w:rPr>
-        <w:t xml:space="preserve">किंग्स जेम्स वर्शन </w:t>
-      </w:r>
-      <w:r>
-        <w:rPr>
-          <w:lang w:val="hi_IN" w:bidi="hi_IN"/>
-        </w:rPr>
-        <w:t xml:space="preserve">प्रस्तुति बबूल की लकड़ी से है। </w:t>
-      </w:r>
-      <w:r>
-        <w:rPr>
-          <w:i/>
-          <w:lang w:val="hi_IN" w:bidi="hi_IN"/>
-        </w:rPr>
-        <w:t>देखें</w:t>
-      </w:r>
-      <w:r>
-        <w:rPr>
-          <w:lang w:val="hi_IN" w:bidi="hi_IN"/>
-        </w:rPr>
-        <w:t xml:space="preserve"> </w:t>
-      </w:r>
-      <w:r>
-        <w:rPr>
-          <w:lang w:val="hi_IN" w:bidi="hi_IN"/>
-        </w:rPr>
-        <w:t>पौधे (बबूल)</w:t>
-      </w:r>
-      <w:r>
-        <w:rPr>
-          <w:lang w:val="hi_IN" w:bidi="hi_IN"/>
-        </w:rPr>
-        <w:t>।</w:t>
+        <w:t>शित्तीम (स्थान)</w:t>
+      </w:r>
+      <w:r>
+        <w:rPr>
+          <w:lang w:val="hi_IN" w:bidi="hi_IN"/>
+        </w:rPr>
+      </w:r>
+    </w:p>
+    <w:p>
+      <w:pPr/>
+      <w:r>
+        <w:rPr>
+          <w:lang w:val="hi_IN" w:bidi="hi_IN"/>
+        </w:rPr>
+      </w:r>
+      <w:r>
+        <w:rPr>
+          <w:lang w:val="hi_IN" w:bidi="hi_IN"/>
+        </w:rPr>
+        <w:t>मोआब के मैदानों पर वह स्थान, जहाँ इस्राएलियों ने सीहोन और ओग को हराने के बाद अपना अन्तिम यरदन पूर्व शिविर लगाया था (</w:t>
+      </w:r>
+      <w:hyperlink r:id="rId785">
+        <w:r>
+          <w:rPr>
+            <w:lang w:val="hi_IN" w:bidi="hi_IN"/>
+          </w:rPr>
+          <w:rPr>
+            <w:color w:val="0000EE"/>
+            <w:u w:val="single"/>
+          </w:rPr>
+          <w:t>गिन 21:21–35</w:t>
+        </w:r>
+      </w:hyperlink>
+      <w:r>
+        <w:rPr>
+          <w:lang w:val="hi_IN" w:bidi="hi_IN"/>
+        </w:rPr>
+        <w:t>) और यरदन को पार करने से पहले (</w:t>
+      </w:r>
+      <w:hyperlink r:id="rId786">
+        <w:r>
+          <w:rPr>
+            <w:lang w:val="hi_IN" w:bidi="hi_IN"/>
+          </w:rPr>
+          <w:rPr>
+            <w:color w:val="0000EE"/>
+            <w:u w:val="single"/>
+          </w:rPr>
+          <w:t>25:1</w:t>
+        </w:r>
+      </w:hyperlink>
+      <w:r>
+        <w:rPr>
+          <w:lang w:val="hi_IN" w:bidi="hi_IN"/>
+        </w:rPr>
+        <w:t xml:space="preserve">)। </w:t>
+      </w:r>
+      <w:hyperlink r:id="rId787">
+        <w:r>
+          <w:rPr>
+            <w:lang w:val="hi_IN" w:bidi="hi_IN"/>
+          </w:rPr>
+          <w:rPr>
+            <w:color w:val="0000EE"/>
+            <w:u w:val="single"/>
+          </w:rPr>
+          <w:t>गिनती 33:49</w:t>
+        </w:r>
+      </w:hyperlink>
+      <w:r>
+        <w:rPr>
+          <w:lang w:val="hi_IN" w:bidi="hi_IN"/>
+        </w:rPr>
+        <w:t xml:space="preserve"> के अनुसार, यह शिविर यरदन के पास था, जो बेत्यशीमोत से लेकर आबेलशित्तीम तक फैला हुआ था। यहाँ आबेलशित्तीम उस स्थान का पूरा नाम प्रतीत होता है, जबकि शित्तीम अधिक सामान्य संक्षिप्त उपनाम है।</w:t>
+      </w:r>
+    </w:p>
+    <w:p>
+      <w:pPr/>
+      <w:r>
+        <w:rPr>
+          <w:lang w:val="hi_IN" w:bidi="hi_IN"/>
+        </w:rPr>
+      </w:r>
+      <w:r>
+        <w:rPr>
+          <w:lang w:val="hi_IN" w:bidi="hi_IN"/>
+        </w:rPr>
+        <w:t>शित्तीम में, मोआब के बालाक ने कनान में इस्राएलियों के प्रवेश को रोकने के लिए बिलाम को परमेश्वर के लोगों को श्राप देने के लिए नियुक्त किया (</w:t>
+      </w:r>
+      <w:hyperlink r:id="rId788">
+        <w:r>
+          <w:rPr>
+            <w:lang w:val="hi_IN" w:bidi="hi_IN"/>
+          </w:rPr>
+          <w:rPr>
+            <w:color w:val="0000EE"/>
+            <w:u w:val="single"/>
+          </w:rPr>
+          <w:t>गिन 22–24</w:t>
+        </w:r>
+      </w:hyperlink>
+      <w:r>
+        <w:rPr>
+          <w:lang w:val="hi_IN" w:bidi="hi_IN"/>
+        </w:rPr>
+        <w:t>) और बाद में, बिलाम की सलाह से प्रेरित होकर, इस्राएलियों ने मिद्यान और मोआब की महिलाओं के साथ "व्यभिचार" किया (</w:t>
+      </w:r>
+      <w:hyperlink r:id="rId789">
+        <w:r>
+          <w:rPr>
+            <w:lang w:val="hi_IN" w:bidi="hi_IN"/>
+          </w:rPr>
+          <w:rPr>
+            <w:color w:val="0000EE"/>
+            <w:u w:val="single"/>
+          </w:rPr>
+          <w:t>25:1–5</w:t>
+        </w:r>
+      </w:hyperlink>
+      <w:r>
+        <w:rPr>
+          <w:lang w:val="hi_IN" w:bidi="hi_IN"/>
+        </w:rPr>
+        <w:t xml:space="preserve">; पुष्टि करें </w:t>
+      </w:r>
+      <w:hyperlink r:id="rId790">
+        <w:r>
+          <w:rPr>
+            <w:lang w:val="hi_IN" w:bidi="hi_IN"/>
+          </w:rPr>
+          <w:rPr>
+            <w:color w:val="0000EE"/>
+            <w:u w:val="single"/>
+          </w:rPr>
+          <w:t>31:15–16</w:t>
+        </w:r>
+      </w:hyperlink>
+      <w:r>
+        <w:rPr>
+          <w:lang w:val="hi_IN" w:bidi="hi_IN"/>
+        </w:rPr>
+        <w:t>)। इस्राएलियों की धर्मत्याग, मूर्तिपूजक अनुष्ठानों में भाग लेना और अनुष्ठानिक वेश्यावृत्ति में संलग्न होने को यहोवा द्वारा पोर में मरी से दण्डित किया गया (</w:t>
+      </w:r>
+      <w:hyperlink r:id="rId791">
+        <w:r>
+          <w:rPr>
+            <w:lang w:val="hi_IN" w:bidi="hi_IN"/>
+          </w:rPr>
+          <w:rPr>
+            <w:color w:val="0000EE"/>
+            <w:u w:val="single"/>
+          </w:rPr>
+          <w:t>गिन 25:1–18</w:t>
+        </w:r>
+      </w:hyperlink>
+      <w:r>
+        <w:rPr>
+          <w:lang w:val="hi_IN" w:bidi="hi_IN"/>
+        </w:rPr>
+        <w:t xml:space="preserve">; पुष्टि करें </w:t>
+      </w:r>
+      <w:hyperlink r:id="rId792">
+        <w:r>
+          <w:rPr>
+            <w:lang w:val="hi_IN" w:bidi="hi_IN"/>
+          </w:rPr>
+          <w:rPr>
+            <w:color w:val="0000EE"/>
+            <w:u w:val="single"/>
+          </w:rPr>
+          <w:t>1 कुरि 10:6–8</w:t>
+        </w:r>
+      </w:hyperlink>
+      <w:r>
+        <w:rPr>
+          <w:lang w:val="hi_IN" w:bidi="hi_IN"/>
+        </w:rPr>
+        <w:t>)। मूसा और एलीआजर ने शित्तीम में शिविर के दौरान गोत्रों की जनगणना की और यहाँ यहोशू को मूसा के उत्तराधिकारी के रूप में सार्वजनिक रूप से घोषित किया गया (</w:t>
+      </w:r>
+      <w:hyperlink r:id="rId793">
+        <w:r>
+          <w:rPr>
+            <w:lang w:val="hi_IN" w:bidi="hi_IN"/>
+          </w:rPr>
+          <w:rPr>
+            <w:color w:val="0000EE"/>
+            <w:u w:val="single"/>
+          </w:rPr>
+          <w:t>गिन 27:18–22</w:t>
+        </w:r>
+      </w:hyperlink>
+      <w:r>
+        <w:rPr>
+          <w:lang w:val="hi_IN" w:bidi="hi_IN"/>
+        </w:rPr>
+        <w:t>)। यहोशू ने यरीहो की जासूसी करने के लिए शित्तीम से दो जासूस भेजे (</w:t>
+      </w:r>
+      <w:hyperlink r:id="rId794">
+        <w:r>
+          <w:rPr>
+            <w:lang w:val="hi_IN" w:bidi="hi_IN"/>
+          </w:rPr>
+          <w:rPr>
+            <w:color w:val="0000EE"/>
+            <w:u w:val="single"/>
+          </w:rPr>
+          <w:t>यहो 2:1</w:t>
+        </w:r>
+      </w:hyperlink>
+      <w:r>
+        <w:rPr>
+          <w:lang w:val="hi_IN" w:bidi="hi_IN"/>
+        </w:rPr>
+        <w:t>); बाद में इस्राएलियों ने नदी पार करने की तैयारी की और शित्तीम से शिविर हटाकर यरदन की ओर यात्रा की (</w:t>
+      </w:r>
+      <w:hyperlink r:id="rId795">
+        <w:r>
+          <w:rPr>
+            <w:lang w:val="hi_IN" w:bidi="hi_IN"/>
+          </w:rPr>
+          <w:rPr>
+            <w:color w:val="0000EE"/>
+            <w:u w:val="single"/>
+          </w:rPr>
+          <w:t>3:1</w:t>
+        </w:r>
+      </w:hyperlink>
+      <w:r>
+        <w:rPr>
+          <w:lang w:val="hi_IN" w:bidi="hi_IN"/>
+        </w:rPr>
+        <w:t>)।</w:t>
+      </w:r>
+    </w:p>
+    <w:p>
+      <w:pPr/>
+      <w:r>
+        <w:rPr>
+          <w:lang w:val="hi_IN" w:bidi="hi_IN"/>
+        </w:rPr>
+      </w:r>
+      <w:r>
+        <w:rPr>
+          <w:lang w:val="hi_IN" w:bidi="hi_IN"/>
+        </w:rPr>
+        <w:t xml:space="preserve">पुराने नियम की पहली छः पुस्तकों के अलावा, स्थान का नाम, शित्तीम केवल </w:t>
+      </w:r>
+      <w:hyperlink r:id="rId796">
+        <w:r>
+          <w:rPr>
+            <w:lang w:val="hi_IN" w:bidi="hi_IN"/>
+          </w:rPr>
+          <w:rPr>
+            <w:color w:val="0000EE"/>
+            <w:u w:val="single"/>
+          </w:rPr>
+          <w:t>योएल 3:18</w:t>
+        </w:r>
+      </w:hyperlink>
+      <w:r>
+        <w:rPr>
+          <w:lang w:val="hi_IN" w:bidi="hi_IN"/>
+        </w:rPr>
+        <w:t xml:space="preserve"> और </w:t>
+      </w:r>
+      <w:hyperlink r:id="rId797">
+        <w:r>
+          <w:rPr>
+            <w:lang w:val="hi_IN" w:bidi="hi_IN"/>
+          </w:rPr>
+          <w:rPr>
+            <w:color w:val="0000EE"/>
+            <w:u w:val="single"/>
+          </w:rPr>
+          <w:t>मीका 6:5</w:t>
+        </w:r>
+      </w:hyperlink>
+      <w:r>
+        <w:rPr>
+          <w:lang w:val="hi_IN" w:bidi="hi_IN"/>
+        </w:rPr>
+        <w:t xml:space="preserve"> में आता है। योएल में "शित्तीम की तराई" या "बबूल की वादी" का सन्दर्भ प्रतीकात्मक रूप से बन्जर सूखेपन को अच्छी तरह से सिंचित भूमि में बदलने का प्रतीक लगता है, जब यहोवा अपने लोगों को अन्त समय में पुनर्स्थापित करेंगे, न कि एक वास्तविक भौगोलिक स्थान। मीका लोगों को "जो शित्तीम से गिलगाल तक हुआ" याद करने का आदेश देते है, इसमें कोई शंका नहीं कि यह यरदन के पार करने और भूमि की वाचा की प्रतिज्ञा का सन्दर्भ है जो अन्ततः साकार हुआ, जैसा कि वह इस्राएल की ओर से यहोवा के "उद्धार कार्यों" का उल्लेख करते हैं।</w:t>
       </w:r>
       <w:r>
         <w:rPr>
@@ -34461,6 +34461,589 @@
         <w:rPr>
           <w:lang w:val="hi_IN" w:bidi="hi_IN"/>
         </w:rPr>
+        <w:t>शिमोन, का गोत्र</w:t>
+      </w:r>
+      <w:r>
+        <w:rPr>
+          <w:lang w:val="hi_IN" w:bidi="hi_IN"/>
+        </w:rPr>
+      </w:r>
+    </w:p>
+    <w:p>
+      <w:pPr/>
+      <w:r>
+        <w:rPr>
+          <w:lang w:val="hi_IN" w:bidi="hi_IN"/>
+        </w:rPr>
+      </w:r>
+      <w:r>
+        <w:rPr>
+          <w:lang w:val="hi_IN" w:bidi="hi_IN"/>
+        </w:rPr>
+        <w:t>इस्राएल के 12 गोत्रों में से एक गोत्र याकूब के दूसरे बेटे शिमोन का वंशज था। शेकेम में शिमोन के बुरे काम की वजह से याकूब ने भविष्यवाणी की थी कि शिमोन के वंशज इस्राएल के दूसरे गोत्रों में फैल जाएँगे (</w:t>
+      </w:r>
+      <w:hyperlink r:id="rId855">
+        <w:r>
+          <w:rPr>
+            <w:lang w:val="hi_IN" w:bidi="hi_IN"/>
+          </w:rPr>
+          <w:rPr>
+            <w:color w:val="0000EE"/>
+            <w:u w:val="single"/>
+          </w:rPr>
+          <w:t>उत 49:7</w:t>
+        </w:r>
+      </w:hyperlink>
+      <w:r>
+        <w:rPr>
+          <w:lang w:val="hi_IN" w:bidi="hi_IN"/>
+        </w:rPr>
+        <w:t>)।</w:t>
+      </w:r>
+    </w:p>
+    <w:p>
+      <w:pPr>
+        <w:pStyle w:val="Heading3"/>
+      </w:pPr>
+      <w:r>
+        <w:rPr>
+          <w:lang w:val="hi_IN" w:bidi="hi_IN"/>
+        </w:rPr>
+        <w:t>शिमोन के गोत्र का क्षेत्र</w:t>
+      </w:r>
+    </w:p>
+    <w:p>
+      <w:pPr/>
+      <w:r>
+        <w:rPr>
+          <w:lang w:val="hi_IN" w:bidi="hi_IN"/>
+        </w:rPr>
+      </w:r>
+      <w:r>
+        <w:rPr>
+          <w:lang w:val="hi_IN" w:bidi="hi_IN"/>
+        </w:rPr>
+        <w:t>यहोशू की पुस्तक के अनुसार, शिमोन की विरासत यहूदा के क्षेत्र में शामिल थी (</w:t>
+      </w:r>
+      <w:hyperlink r:id="rId856">
+        <w:r>
+          <w:rPr>
+            <w:lang w:val="hi_IN" w:bidi="hi_IN"/>
+          </w:rPr>
+          <w:rPr>
+            <w:color w:val="0000EE"/>
+            <w:u w:val="single"/>
+          </w:rPr>
+          <w:t>यहो 19:1, 9</w:t>
+        </w:r>
+      </w:hyperlink>
+      <w:r>
+        <w:rPr>
+          <w:lang w:val="hi_IN" w:bidi="hi_IN"/>
+        </w:rPr>
+        <w:t xml:space="preserve">)। </w:t>
+      </w:r>
+      <w:hyperlink r:id="rId857">
+        <w:r>
+          <w:rPr>
+            <w:lang w:val="hi_IN" w:bidi="hi_IN"/>
+          </w:rPr>
+          <w:rPr>
+            <w:color w:val="0000EE"/>
+            <w:u w:val="single"/>
+          </w:rPr>
+          <w:t>न्यायियों 1:3</w:t>
+        </w:r>
+      </w:hyperlink>
+      <w:r>
+        <w:rPr>
+          <w:lang w:val="hi_IN" w:bidi="hi_IN"/>
+        </w:rPr>
+        <w:t xml:space="preserve"> शिमोन और यहूदा के गोत्रों के बीच घनिष्ठ संबंध का सुझाव देता है। कनान की विजय के दौरान दोनों गोत्र अक्सर सैन्य अभियानों में एक साथ काम करते थे। लेवीय नगर, जो लेवियों के लिए प्रदान किए गए थे, वे भी शिमोन और यहूदा के बीच साझा किए गए थे (</w:t>
+      </w:r>
+      <w:hyperlink r:id="rId858">
+        <w:r>
+          <w:rPr>
+            <w:lang w:val="hi_IN" w:bidi="hi_IN"/>
+          </w:rPr>
+          <w:rPr>
+            <w:color w:val="0000EE"/>
+            <w:u w:val="single"/>
+          </w:rPr>
+          <w:t>यहो 21:9–16</w:t>
+        </w:r>
+      </w:hyperlink>
+      <w:r>
+        <w:rPr>
+          <w:lang w:val="hi_IN" w:bidi="hi_IN"/>
+        </w:rPr>
+        <w:t>)।</w:t>
+      </w:r>
+    </w:p>
+    <w:p>
+      <w:pPr/>
+      <w:r>
+        <w:rPr>
+          <w:lang w:val="hi_IN" w:bidi="hi_IN"/>
+        </w:rPr>
+      </w:r>
+      <w:r>
+        <w:rPr>
+          <w:lang w:val="hi_IN" w:bidi="hi_IN"/>
+        </w:rPr>
+        <w:t>यहूदा की सीमाओं के भीतर उनकी सीमित विरासत तब भी जारी रही जब शिमोन यहूदा में शामिल हो गया जब इस्राएल का राज्य दो भागों में विभाजित हो गया। इसके बावजूद, शिमोनियों ने कुछ समय तक एक अलग गोत्र की पहचान बनाए रखने में कामयाबी हासिल की। ​​यहूदा के राजा हिजकिय्याह के शासनकाल तक संरक्षित परिवार सूचियों से इसका प्रमाण मिलता है (</w:t>
+      </w:r>
+      <w:hyperlink r:id="rId859">
+        <w:r>
+          <w:rPr>
+            <w:lang w:val="hi_IN" w:bidi="hi_IN"/>
+          </w:rPr>
+          <w:rPr>
+            <w:color w:val="0000EE"/>
+            <w:u w:val="single"/>
+          </w:rPr>
+          <w:t>1 इति 4:24–42</w:t>
+        </w:r>
+      </w:hyperlink>
+      <w:r>
+        <w:rPr>
+          <w:lang w:val="hi_IN" w:bidi="hi_IN"/>
+        </w:rPr>
+        <w:t>)।</w:t>
+      </w:r>
+    </w:p>
+    <w:p>
+      <w:pPr/>
+      <w:r>
+        <w:rPr>
+          <w:lang w:val="hi_IN" w:bidi="hi_IN"/>
+        </w:rPr>
+      </w:r>
+      <w:r>
+        <w:rPr>
+          <w:lang w:val="hi_IN" w:bidi="hi_IN"/>
+        </w:rPr>
+        <w:t>हिजकिय्याह के शासनकाल के दौरान, शिमोनियों ने सेईर के अरबी क्षेत्रों में बसकर अपनी भूमि का विस्तार किया (</w:t>
+      </w:r>
+      <w:hyperlink r:id="rId860">
+        <w:r>
+          <w:rPr>
+            <w:lang w:val="hi_IN" w:bidi="hi_IN"/>
+          </w:rPr>
+          <w:rPr>
+            <w:color w:val="0000EE"/>
+            <w:u w:val="single"/>
+          </w:rPr>
+          <w:t>1 इति 4:24–43</w:t>
+        </w:r>
+      </w:hyperlink>
+      <w:r>
+        <w:rPr>
+          <w:lang w:val="hi_IN" w:bidi="hi_IN"/>
+        </w:rPr>
+        <w:t>)। वे संभवतः एप्रैम के पहाड़ी देश में भी बसे थे (</w:t>
+      </w:r>
+      <w:hyperlink r:id="rId861">
+        <w:r>
+          <w:rPr>
+            <w:lang w:val="hi_IN" w:bidi="hi_IN"/>
+          </w:rPr>
+          <w:rPr>
+            <w:color w:val="0000EE"/>
+            <w:u w:val="single"/>
+          </w:rPr>
+          <w:t>2 इति 15:9</w:t>
+        </w:r>
+      </w:hyperlink>
+      <w:r>
+        <w:rPr>
+          <w:lang w:val="hi_IN" w:bidi="hi_IN"/>
+        </w:rPr>
+        <w:t xml:space="preserve">)। यद्यपि शिमोन याकूब के दूसरे सबसे बड़े पुत्र थे, शिमोन का गोत्र कभी महत्वपूर्ण नहीं रहा। कुछ अन्य गोत्रों के विपरीत, शिमोन ने कोई उल्लेखनीय न्यायी उत्पन्न नहीं किए, और यह दबोरा के गीत से स्पष्ट रूप से अनुपस्थित है (देखें </w:t>
+      </w:r>
+      <w:hyperlink r:id="rId862">
+        <w:r>
+          <w:rPr>
+            <w:lang w:val="hi_IN" w:bidi="hi_IN"/>
+          </w:rPr>
+          <w:rPr>
+            <w:color w:val="0000EE"/>
+            <w:u w:val="single"/>
+          </w:rPr>
+          <w:t>न्याय 5</w:t>
+        </w:r>
+      </w:hyperlink>
+      <w:r>
+        <w:rPr>
+          <w:lang w:val="hi_IN" w:bidi="hi_IN"/>
+        </w:rPr>
+        <w:t xml:space="preserve">)। </w:t>
+      </w:r>
+      <w:hyperlink r:id="rId863">
+        <w:r>
+          <w:rPr>
+            <w:lang w:val="hi_IN" w:bidi="hi_IN"/>
+          </w:rPr>
+          <w:rPr>
+            <w:color w:val="0000EE"/>
+            <w:u w:val="single"/>
+          </w:rPr>
+          <w:t>1 इतिहास 4:28–33</w:t>
+        </w:r>
+      </w:hyperlink>
+      <w:r>
+        <w:rPr>
+          <w:lang w:val="hi_IN" w:bidi="hi_IN"/>
+        </w:rPr>
+        <w:t xml:space="preserve"> के अनुसार, शिमोन का गोत्र कनान के सबसे दक्षिणी भाग में बसा, जिसे नेगेव के नाम से जाना जाता है। यह क्षेत्र, यद्यपि शुष्क और कठोर था, लेकिन वार्षिक वर्षा और सतत झरनों के कारण प्रारंभिक ग्रीष्म में पर्याप्त उपजाऊ था। यह क्षेत्र "यहूदा का नेगेव" के रूप में जाना गया, जो शिमोन को उस क्षेत्र में रहने वाले गैर-यहूदियों से अलग करता है (</w:t>
+      </w:r>
+      <w:hyperlink r:id="rId864">
+        <w:r>
+          <w:rPr>
+            <w:lang w:val="hi_IN" w:bidi="hi_IN"/>
+          </w:rPr>
+          <w:rPr>
+            <w:color w:val="0000EE"/>
+            <w:u w:val="single"/>
+          </w:rPr>
+          <w:t>1 शमूएल 27:10</w:t>
+        </w:r>
+      </w:hyperlink>
+      <w:r>
+        <w:rPr>
+          <w:lang w:val="hi_IN" w:bidi="hi_IN"/>
+        </w:rPr>
+        <w:t xml:space="preserve">; </w:t>
+      </w:r>
+      <w:hyperlink r:id="rId865">
+        <w:r>
+          <w:rPr>
+            <w:lang w:val="hi_IN" w:bidi="hi_IN"/>
+          </w:rPr>
+          <w:rPr>
+            <w:color w:val="0000EE"/>
+            <w:u w:val="single"/>
+          </w:rPr>
+          <w:t>30:14</w:t>
+        </w:r>
+      </w:hyperlink>
+      <w:r>
+        <w:rPr>
+          <w:lang w:val="hi_IN" w:bidi="hi_IN"/>
+        </w:rPr>
+        <w:t xml:space="preserve">; </w:t>
+      </w:r>
+      <w:hyperlink r:id="rId866">
+        <w:r>
+          <w:rPr>
+            <w:lang w:val="hi_IN" w:bidi="hi_IN"/>
+          </w:rPr>
+          <w:rPr>
+            <w:color w:val="0000EE"/>
+            <w:u w:val="single"/>
+          </w:rPr>
+          <w:t>2 शमूएल 24:7</w:t>
+        </w:r>
+      </w:hyperlink>
+      <w:r>
+        <w:rPr>
+          <w:lang w:val="hi_IN" w:bidi="hi_IN"/>
+        </w:rPr>
+        <w:t>)।</w:t>
+      </w:r>
+    </w:p>
+    <w:p>
+      <w:pPr>
+        <w:pStyle w:val="Heading3"/>
+      </w:pPr>
+      <w:r>
+        <w:rPr>
+          <w:lang w:val="hi_IN" w:bidi="hi_IN"/>
+        </w:rPr>
+        <w:t>शिमोन के गोत्र में अंतर्विवाह</w:t>
+      </w:r>
+    </w:p>
+    <w:p>
+      <w:pPr/>
+      <w:r>
+        <w:rPr>
+          <w:lang w:val="hi_IN" w:bidi="hi_IN"/>
+        </w:rPr>
+      </w:r>
+      <w:r>
+        <w:rPr>
+          <w:lang w:val="hi_IN" w:bidi="hi_IN"/>
+        </w:rPr>
+        <w:t>शिमोन की पारिवारिक सूची से पता चलता है कि अन्य इस्राएली जनजातियों और गैर-इस्राएलियों के साथ उनके बहुत से अंतर्विवाह हुए थे:</w:t>
+      </w:r>
+    </w:p>
+    <w:p>
+      <w:pPr>
+        <w:pStyle w:val="ListBullet"/>
+        <w:spacing w:line="240" w:lineRule="auto"/>
+        <w:ind w:left="720"/>
+      </w:pPr>
+      <w:r>
+        <w:rPr>
+          <w:lang w:val="hi_IN" w:bidi="hi_IN"/>
+        </w:rPr>
+      </w:r>
+      <w:r>
+        <w:rPr>
+          <w:lang w:val="hi_IN" w:bidi="hi_IN"/>
+        </w:rPr>
+        <w:t>शाऊल, शिमोन का पुत्र, एक कनानी स्त्री का पुत्र था (</w:t>
+      </w:r>
+      <w:hyperlink r:id="rId399">
+        <w:r>
+          <w:rPr>
+            <w:lang w:val="hi_IN" w:bidi="hi_IN"/>
+          </w:rPr>
+          <w:rPr>
+            <w:color w:val="0000EE"/>
+            <w:u w:val="single"/>
+          </w:rPr>
+          <w:t>उत 46:10</w:t>
+        </w:r>
+      </w:hyperlink>
+      <w:r>
+        <w:rPr>
+          <w:lang w:val="hi_IN" w:bidi="hi_IN"/>
+        </w:rPr>
+        <w:t xml:space="preserve">; </w:t>
+      </w:r>
+      <w:hyperlink r:id="rId400">
+        <w:r>
+          <w:rPr>
+            <w:lang w:val="hi_IN" w:bidi="hi_IN"/>
+          </w:rPr>
+          <w:rPr>
+            <w:color w:val="0000EE"/>
+            <w:u w:val="single"/>
+          </w:rPr>
+          <w:t>निर्ग 6:15</w:t>
+        </w:r>
+      </w:hyperlink>
+      <w:r>
+        <w:rPr>
+          <w:lang w:val="hi_IN" w:bidi="hi_IN"/>
+        </w:rPr>
+        <w:t xml:space="preserve">)। </w:t>
+      </w:r>
+    </w:p>
+    <w:p>
+      <w:pPr>
+        <w:pStyle w:val="ListBullet"/>
+        <w:spacing w:line="240" w:lineRule="auto"/>
+        <w:ind w:left="720"/>
+      </w:pPr>
+      <w:r>
+        <w:rPr>
+          <w:lang w:val="hi_IN" w:bidi="hi_IN"/>
+        </w:rPr>
+      </w:r>
+      <w:r>
+        <w:rPr>
+          <w:lang w:val="hi_IN" w:bidi="hi_IN"/>
+        </w:rPr>
+        <w:t>शिमोन के दो पुत्रों के नाम इश्माएल के पुत्रों के नामों से मेल खाते हैं (</w:t>
+      </w:r>
+      <w:hyperlink r:id="rId867">
+        <w:r>
+          <w:rPr>
+            <w:lang w:val="hi_IN" w:bidi="hi_IN"/>
+          </w:rPr>
+          <w:rPr>
+            <w:color w:val="0000EE"/>
+            <w:u w:val="single"/>
+          </w:rPr>
+          <w:t>उत 25:13–14</w:t>
+        </w:r>
+      </w:hyperlink>
+      <w:r>
+        <w:rPr>
+          <w:lang w:val="hi_IN" w:bidi="hi_IN"/>
+        </w:rPr>
+        <w:t xml:space="preserve">; </w:t>
+      </w:r>
+      <w:hyperlink r:id="rId868">
+        <w:r>
+          <w:rPr>
+            <w:lang w:val="hi_IN" w:bidi="hi_IN"/>
+          </w:rPr>
+          <w:rPr>
+            <w:color w:val="0000EE"/>
+            <w:u w:val="single"/>
+          </w:rPr>
+          <w:t>1 इति 1:29–30</w:t>
+        </w:r>
+      </w:hyperlink>
+      <w:r>
+        <w:rPr>
+          <w:lang w:val="hi_IN" w:bidi="hi_IN"/>
+        </w:rPr>
+        <w:t>;</w:t>
+      </w:r>
+      <w:hyperlink r:id="rId349">
+        <w:r>
+          <w:rPr>
+            <w:lang w:val="hi_IN" w:bidi="hi_IN"/>
+          </w:rPr>
+          <w:rPr>
+            <w:color w:val="0000EE"/>
+            <w:u w:val="single"/>
+          </w:rPr>
+          <w:t xml:space="preserve"> 4:25</w:t>
+        </w:r>
+      </w:hyperlink>
+      <w:r>
+        <w:rPr>
+          <w:lang w:val="hi_IN" w:bidi="hi_IN"/>
+        </w:rPr>
+        <w:t>)।</w:t>
+      </w:r>
+    </w:p>
+    <w:p>
+      <w:pPr>
+        <w:pStyle w:val="ListBullet"/>
+        <w:spacing w:line="240" w:lineRule="auto"/>
+        <w:ind w:left="720"/>
+      </w:pPr>
+      <w:r>
+        <w:rPr>
+          <w:lang w:val="hi_IN" w:bidi="hi_IN"/>
+        </w:rPr>
+      </w:r>
+      <w:r>
+        <w:rPr>
+          <w:lang w:val="hi_IN" w:bidi="hi_IN"/>
+        </w:rPr>
+        <w:t>यामीन, राम के वंशज थे (</w:t>
+      </w:r>
+      <w:hyperlink r:id="rId399">
+        <w:r>
+          <w:rPr>
+            <w:lang w:val="hi_IN" w:bidi="hi_IN"/>
+          </w:rPr>
+          <w:rPr>
+            <w:color w:val="0000EE"/>
+            <w:u w:val="single"/>
+          </w:rPr>
+          <w:t>उत 46:10</w:t>
+        </w:r>
+      </w:hyperlink>
+      <w:r>
+        <w:rPr>
+          <w:lang w:val="hi_IN" w:bidi="hi_IN"/>
+        </w:rPr>
+        <w:t xml:space="preserve">; </w:t>
+      </w:r>
+      <w:hyperlink r:id="rId400">
+        <w:r>
+          <w:rPr>
+            <w:lang w:val="hi_IN" w:bidi="hi_IN"/>
+          </w:rPr>
+          <w:rPr>
+            <w:color w:val="0000EE"/>
+            <w:u w:val="single"/>
+          </w:rPr>
+          <w:t>निर्ग 6:15</w:t>
+        </w:r>
+      </w:hyperlink>
+      <w:r>
+        <w:rPr>
+          <w:lang w:val="hi_IN" w:bidi="hi_IN"/>
+        </w:rPr>
+        <w:t xml:space="preserve">; </w:t>
+      </w:r>
+      <w:hyperlink r:id="rId869">
+        <w:r>
+          <w:rPr>
+            <w:lang w:val="hi_IN" w:bidi="hi_IN"/>
+          </w:rPr>
+          <w:rPr>
+            <w:color w:val="0000EE"/>
+            <w:u w:val="single"/>
+          </w:rPr>
+          <w:t>1 इति 2:27</w:t>
+        </w:r>
+      </w:hyperlink>
+      <w:r>
+        <w:rPr>
+          <w:lang w:val="hi_IN" w:bidi="hi_IN"/>
+        </w:rPr>
+        <w:t xml:space="preserve">)। </w:t>
+      </w:r>
+    </w:p>
+    <w:p>
+      <w:pPr>
+        <w:pStyle w:val="Heading3"/>
+      </w:pPr>
+      <w:r>
+        <w:rPr>
+          <w:lang w:val="hi_IN" w:bidi="hi_IN"/>
+        </w:rPr>
+        <w:t>नए नियम में शिमोन का गोत्र</w:t>
+      </w:r>
+    </w:p>
+    <w:p>
+      <w:pPr/>
+      <w:r>
+        <w:rPr>
+          <w:lang w:val="hi_IN" w:bidi="hi_IN"/>
+        </w:rPr>
+      </w:r>
+      <w:r>
+        <w:rPr>
+          <w:lang w:val="hi_IN" w:bidi="hi_IN"/>
+        </w:rPr>
+        <w:t>नए नियम में, शिमोन का गोत्र उन गोत्रों की सूची में सातवें स्थान पर आता है जिन्हें परमेश्वर द्वारा मुहरबंद किया गया है (</w:t>
+      </w:r>
+      <w:hyperlink r:id="rId870">
+        <w:r>
+          <w:rPr>
+            <w:lang w:val="hi_IN" w:bidi="hi_IN"/>
+          </w:rPr>
+          <w:rPr>
+            <w:color w:val="0000EE"/>
+            <w:u w:val="single"/>
+          </w:rPr>
+          <w:t>प्रका 7:7</w:t>
+        </w:r>
+      </w:hyperlink>
+      <w:r>
+        <w:rPr>
+          <w:lang w:val="hi_IN" w:bidi="hi_IN"/>
+        </w:rPr>
+        <w:t xml:space="preserve">)। </w:t>
+      </w:r>
+      <w:r>
+        <w:rPr>
+          <w:lang w:val="hi_IN" w:bidi="hi_IN"/>
+        </w:rPr>
+      </w:r>
+      <w:r>
+        <w:rPr>
+          <w:lang w:val="hi_IN" w:bidi="hi_IN"/>
+        </w:rPr>
+      </w:r>
+    </w:p>
+    <w:p>
+      <w:pPr/>
+      <w:r>
+        <w:rPr>
+          <w:lang w:val="hi_IN" w:bidi="hi_IN"/>
+        </w:rPr>
+      </w:r>
+    </w:p>
+    <w:p>
+      <w:pPr>
+        <w:pStyle w:val="Heading2"/>
+      </w:pPr>
+      <w:r>
+        <w:rPr>
+          <w:lang w:val="hi_IN" w:bidi="hi_IN"/>
+        </w:rPr>
         <w:t>शिमोन (व्यक्ति)</w:t>
       </w:r>
       <w:r>
@@ -34507,7 +35090,7 @@
         </w:rPr>
         <w:t>याकूब के 12 पुत्रों में से दूसरे (</w:t>
       </w:r>
-      <w:hyperlink r:id="rId855">
+      <w:hyperlink r:id="rId871">
         <w:r>
           <w:rPr>
             <w:lang w:val="hi_IN" w:bidi="hi_IN"/>
@@ -34525,7 +35108,7 @@
         </w:rPr>
         <w:t xml:space="preserve">; </w:t>
       </w:r>
-      <w:hyperlink r:id="rId856">
+      <w:hyperlink r:id="rId872">
         <w:r>
           <w:rPr>
             <w:lang w:val="hi_IN" w:bidi="hi_IN"/>
@@ -34543,7 +35126,7 @@
         </w:rPr>
         <w:t>)। वे लिआ से उत्पन्न उनके दूसरे पुत्र थे (</w:t>
       </w:r>
-      <w:hyperlink r:id="rId857">
+      <w:hyperlink r:id="rId873">
         <w:r>
           <w:rPr>
             <w:lang w:val="hi_IN" w:bidi="hi_IN"/>
@@ -34579,7 +35162,7 @@
         </w:rPr>
         <w:t>)। उन्होंने अपने परिवार को याकूब और उनके भाइयों के साथ मिस्र में बसाया (</w:t>
       </w:r>
-      <w:hyperlink r:id="rId858">
+      <w:hyperlink r:id="rId874">
         <w:r>
           <w:rPr>
             <w:lang w:val="hi_IN" w:bidi="hi_IN"/>
@@ -34597,7 +35180,7 @@
         </w:rPr>
         <w:t>)। वे शिमोनियों के संस्थापक थे (</w:t>
       </w:r>
-      <w:hyperlink r:id="rId859">
+      <w:hyperlink r:id="rId875">
         <w:r>
           <w:rPr>
             <w:lang w:val="hi_IN" w:bidi="hi_IN"/>
@@ -34615,7 +35198,7 @@
         </w:rPr>
         <w:t>)। उन्होंने इस्राएल के 12 गोत्रों में से एक की स्थापना की (</w:t>
       </w:r>
-      <w:hyperlink r:id="rId860">
+      <w:hyperlink r:id="rId876">
         <w:r>
           <w:rPr>
             <w:lang w:val="hi_IN" w:bidi="hi_IN"/>
@@ -34633,7 +35216,7 @@
         </w:rPr>
         <w:t>)। उन्हें सबसे अधिक दीना के बलात्कार के कारण शेकेम के पुरुषों से बदला लेने के लिए याद किया जाता है (</w:t>
       </w:r>
-      <w:hyperlink r:id="rId861">
+      <w:hyperlink r:id="rId877">
         <w:r>
           <w:rPr>
             <w:lang w:val="hi_IN" w:bidi="hi_IN"/>
@@ -34707,7 +35290,7 @@
         </w:rPr>
         <w:t xml:space="preserve"> की ओर प्रेरित किया। वहाँ, वह मरियम और यूसुफ से मुलाकात करते हैं। उन्होंने यीशु को गोद में लिया और मसीहा के सेवकाई के बारे में भविष्यद्वाणी की। (</w:t>
       </w:r>
-      <w:hyperlink r:id="rId862">
+      <w:hyperlink r:id="rId878">
         <w:r>
           <w:rPr>
             <w:lang w:val="hi_IN" w:bidi="hi_IN"/>
@@ -34762,7 +35345,7 @@
         </w:rPr>
         <w:t>में यीशु के पूर्वज (</w:t>
       </w:r>
-      <w:hyperlink r:id="rId863">
+      <w:hyperlink r:id="rId879">
         <w:r>
           <w:rPr>
             <w:lang w:val="hi_IN" w:bidi="hi_IN"/>
@@ -34866,7 +35449,7 @@
           <w:lang w:val="hi_IN" w:bidi="hi_IN"/>
         </w:rPr>
       </w:r>
-      <w:hyperlink r:id="rId864">
+      <w:hyperlink r:id="rId880">
         <w:r>
           <w:rPr>
             <w:lang w:val="hi_IN" w:bidi="hi_IN"/>
@@ -34921,589 +35504,6 @@
           <w:lang w:val="hi_IN" w:bidi="hi_IN"/>
         </w:rPr>
         <w:t>।</w:t>
-      </w:r>
-      <w:r>
-        <w:rPr>
-          <w:lang w:val="hi_IN" w:bidi="hi_IN"/>
-        </w:rPr>
-      </w:r>
-      <w:r>
-        <w:rPr>
-          <w:lang w:val="hi_IN" w:bidi="hi_IN"/>
-        </w:rPr>
-      </w:r>
-    </w:p>
-    <w:p>
-      <w:pPr/>
-      <w:r>
-        <w:rPr>
-          <w:lang w:val="hi_IN" w:bidi="hi_IN"/>
-        </w:rPr>
-      </w:r>
-    </w:p>
-    <w:p>
-      <w:pPr>
-        <w:pStyle w:val="Heading2"/>
-      </w:pPr>
-      <w:r>
-        <w:rPr>
-          <w:lang w:val="hi_IN" w:bidi="hi_IN"/>
-        </w:rPr>
-        <w:t>शिमोन, का गोत्र</w:t>
-      </w:r>
-      <w:r>
-        <w:rPr>
-          <w:lang w:val="hi_IN" w:bidi="hi_IN"/>
-        </w:rPr>
-      </w:r>
-    </w:p>
-    <w:p>
-      <w:pPr/>
-      <w:r>
-        <w:rPr>
-          <w:lang w:val="hi_IN" w:bidi="hi_IN"/>
-        </w:rPr>
-      </w:r>
-      <w:r>
-        <w:rPr>
-          <w:lang w:val="hi_IN" w:bidi="hi_IN"/>
-        </w:rPr>
-        <w:t>इस्राएल के 12 गोत्रों में से एक गोत्र याकूब के दूसरे बेटे शिमोन का वंशज था। शेकेम में शिमोन के बुरे काम की वजह से याकूब ने भविष्यवाणी की थी कि शिमोन के वंशज इस्राएल के दूसरे गोत्रों में फैल जाएँगे (</w:t>
-      </w:r>
-      <w:hyperlink r:id="rId865">
-        <w:r>
-          <w:rPr>
-            <w:lang w:val="hi_IN" w:bidi="hi_IN"/>
-          </w:rPr>
-          <w:rPr>
-            <w:color w:val="0000EE"/>
-            <w:u w:val="single"/>
-          </w:rPr>
-          <w:t>उत 49:7</w:t>
-        </w:r>
-      </w:hyperlink>
-      <w:r>
-        <w:rPr>
-          <w:lang w:val="hi_IN" w:bidi="hi_IN"/>
-        </w:rPr>
-        <w:t>)।</w:t>
-      </w:r>
-    </w:p>
-    <w:p>
-      <w:pPr>
-        <w:pStyle w:val="Heading3"/>
-      </w:pPr>
-      <w:r>
-        <w:rPr>
-          <w:lang w:val="hi_IN" w:bidi="hi_IN"/>
-        </w:rPr>
-        <w:t>शिमोन के गोत्र का क्षेत्र</w:t>
-      </w:r>
-    </w:p>
-    <w:p>
-      <w:pPr/>
-      <w:r>
-        <w:rPr>
-          <w:lang w:val="hi_IN" w:bidi="hi_IN"/>
-        </w:rPr>
-      </w:r>
-      <w:r>
-        <w:rPr>
-          <w:lang w:val="hi_IN" w:bidi="hi_IN"/>
-        </w:rPr>
-        <w:t>यहोशू की पुस्तक के अनुसार, शिमोन की विरासत यहूदा के क्षेत्र में शामिल थी (</w:t>
-      </w:r>
-      <w:hyperlink r:id="rId866">
-        <w:r>
-          <w:rPr>
-            <w:lang w:val="hi_IN" w:bidi="hi_IN"/>
-          </w:rPr>
-          <w:rPr>
-            <w:color w:val="0000EE"/>
-            <w:u w:val="single"/>
-          </w:rPr>
-          <w:t>यहो 19:1, 9</w:t>
-        </w:r>
-      </w:hyperlink>
-      <w:r>
-        <w:rPr>
-          <w:lang w:val="hi_IN" w:bidi="hi_IN"/>
-        </w:rPr>
-        <w:t xml:space="preserve">)। </w:t>
-      </w:r>
-      <w:hyperlink r:id="rId867">
-        <w:r>
-          <w:rPr>
-            <w:lang w:val="hi_IN" w:bidi="hi_IN"/>
-          </w:rPr>
-          <w:rPr>
-            <w:color w:val="0000EE"/>
-            <w:u w:val="single"/>
-          </w:rPr>
-          <w:t>न्यायियों 1:3</w:t>
-        </w:r>
-      </w:hyperlink>
-      <w:r>
-        <w:rPr>
-          <w:lang w:val="hi_IN" w:bidi="hi_IN"/>
-        </w:rPr>
-        <w:t xml:space="preserve"> शिमोन और यहूदा के गोत्रों के बीच घनिष्ठ संबंध का सुझाव देता है। कनान की विजय के दौरान दोनों गोत्र अक्सर सैन्य अभियानों में एक साथ काम करते थे। लेवीय नगर, जो लेवियों के लिए प्रदान किए गए थे, वे भी शिमोन और यहूदा के बीच साझा किए गए थे (</w:t>
-      </w:r>
-      <w:hyperlink r:id="rId868">
-        <w:r>
-          <w:rPr>
-            <w:lang w:val="hi_IN" w:bidi="hi_IN"/>
-          </w:rPr>
-          <w:rPr>
-            <w:color w:val="0000EE"/>
-            <w:u w:val="single"/>
-          </w:rPr>
-          <w:t>यहो 21:9–16</w:t>
-        </w:r>
-      </w:hyperlink>
-      <w:r>
-        <w:rPr>
-          <w:lang w:val="hi_IN" w:bidi="hi_IN"/>
-        </w:rPr>
-        <w:t>)।</w:t>
-      </w:r>
-    </w:p>
-    <w:p>
-      <w:pPr/>
-      <w:r>
-        <w:rPr>
-          <w:lang w:val="hi_IN" w:bidi="hi_IN"/>
-        </w:rPr>
-      </w:r>
-      <w:r>
-        <w:rPr>
-          <w:lang w:val="hi_IN" w:bidi="hi_IN"/>
-        </w:rPr>
-        <w:t>यहूदा की सीमाओं के भीतर उनकी सीमित विरासत तब भी जारी रही जब शिमोन यहूदा में शामिल हो गया जब इस्राएल का राज्य दो भागों में विभाजित हो गया। इसके बावजूद, शिमोनियों ने कुछ समय तक एक अलग गोत्र की पहचान बनाए रखने में कामयाबी हासिल की। ​​यहूदा के राजा हिजकिय्याह के शासनकाल तक संरक्षित परिवार सूचियों से इसका प्रमाण मिलता है (</w:t>
-      </w:r>
-      <w:hyperlink r:id="rId869">
-        <w:r>
-          <w:rPr>
-            <w:lang w:val="hi_IN" w:bidi="hi_IN"/>
-          </w:rPr>
-          <w:rPr>
-            <w:color w:val="0000EE"/>
-            <w:u w:val="single"/>
-          </w:rPr>
-          <w:t>1 इति 4:24–42</w:t>
-        </w:r>
-      </w:hyperlink>
-      <w:r>
-        <w:rPr>
-          <w:lang w:val="hi_IN" w:bidi="hi_IN"/>
-        </w:rPr>
-        <w:t>)।</w:t>
-      </w:r>
-    </w:p>
-    <w:p>
-      <w:pPr/>
-      <w:r>
-        <w:rPr>
-          <w:lang w:val="hi_IN" w:bidi="hi_IN"/>
-        </w:rPr>
-      </w:r>
-      <w:r>
-        <w:rPr>
-          <w:lang w:val="hi_IN" w:bidi="hi_IN"/>
-        </w:rPr>
-        <w:t>हिजकिय्याह के शासनकाल के दौरान, शिमोनियों ने सेईर के अरबी क्षेत्रों में बसकर अपनी भूमि का विस्तार किया (</w:t>
-      </w:r>
-      <w:hyperlink r:id="rId870">
-        <w:r>
-          <w:rPr>
-            <w:lang w:val="hi_IN" w:bidi="hi_IN"/>
-          </w:rPr>
-          <w:rPr>
-            <w:color w:val="0000EE"/>
-            <w:u w:val="single"/>
-          </w:rPr>
-          <w:t>1 इति 4:24–43</w:t>
-        </w:r>
-      </w:hyperlink>
-      <w:r>
-        <w:rPr>
-          <w:lang w:val="hi_IN" w:bidi="hi_IN"/>
-        </w:rPr>
-        <w:t>)। वे संभवतः एप्रैम के पहाड़ी देश में भी बसे थे (</w:t>
-      </w:r>
-      <w:hyperlink r:id="rId871">
-        <w:r>
-          <w:rPr>
-            <w:lang w:val="hi_IN" w:bidi="hi_IN"/>
-          </w:rPr>
-          <w:rPr>
-            <w:color w:val="0000EE"/>
-            <w:u w:val="single"/>
-          </w:rPr>
-          <w:t>2 इति 15:9</w:t>
-        </w:r>
-      </w:hyperlink>
-      <w:r>
-        <w:rPr>
-          <w:lang w:val="hi_IN" w:bidi="hi_IN"/>
-        </w:rPr>
-        <w:t xml:space="preserve">)। यद्यपि शिमोन याकूब के दूसरे सबसे बड़े पुत्र थे, शिमोन का गोत्र कभी महत्वपूर्ण नहीं रहा। कुछ अन्य गोत्रों के विपरीत, शिमोन ने कोई उल्लेखनीय न्यायी उत्पन्न नहीं किए, और यह दबोरा के गीत से स्पष्ट रूप से अनुपस्थित है (देखें </w:t>
-      </w:r>
-      <w:hyperlink r:id="rId872">
-        <w:r>
-          <w:rPr>
-            <w:lang w:val="hi_IN" w:bidi="hi_IN"/>
-          </w:rPr>
-          <w:rPr>
-            <w:color w:val="0000EE"/>
-            <w:u w:val="single"/>
-          </w:rPr>
-          <w:t>न्याय 5</w:t>
-        </w:r>
-      </w:hyperlink>
-      <w:r>
-        <w:rPr>
-          <w:lang w:val="hi_IN" w:bidi="hi_IN"/>
-        </w:rPr>
-        <w:t xml:space="preserve">)। </w:t>
-      </w:r>
-      <w:hyperlink r:id="rId873">
-        <w:r>
-          <w:rPr>
-            <w:lang w:val="hi_IN" w:bidi="hi_IN"/>
-          </w:rPr>
-          <w:rPr>
-            <w:color w:val="0000EE"/>
-            <w:u w:val="single"/>
-          </w:rPr>
-          <w:t>1 इतिहास 4:28–33</w:t>
-        </w:r>
-      </w:hyperlink>
-      <w:r>
-        <w:rPr>
-          <w:lang w:val="hi_IN" w:bidi="hi_IN"/>
-        </w:rPr>
-        <w:t xml:space="preserve"> के अनुसार, शिमोन का गोत्र कनान के सबसे दक्षिणी भाग में बसा, जिसे नेगेव के नाम से जाना जाता है। यह क्षेत्र, यद्यपि शुष्क और कठोर था, लेकिन वार्षिक वर्षा और सतत झरनों के कारण प्रारंभिक ग्रीष्म में पर्याप्त उपजाऊ था। यह क्षेत्र "यहूदा का नेगेव" के रूप में जाना गया, जो शिमोन को उस क्षेत्र में रहने वाले गैर-यहूदियों से अलग करता है (</w:t>
-      </w:r>
-      <w:hyperlink r:id="rId874">
-        <w:r>
-          <w:rPr>
-            <w:lang w:val="hi_IN" w:bidi="hi_IN"/>
-          </w:rPr>
-          <w:rPr>
-            <w:color w:val="0000EE"/>
-            <w:u w:val="single"/>
-          </w:rPr>
-          <w:t>1 शमूएल 27:10</w:t>
-        </w:r>
-      </w:hyperlink>
-      <w:r>
-        <w:rPr>
-          <w:lang w:val="hi_IN" w:bidi="hi_IN"/>
-        </w:rPr>
-        <w:t xml:space="preserve">; </w:t>
-      </w:r>
-      <w:hyperlink r:id="rId875">
-        <w:r>
-          <w:rPr>
-            <w:lang w:val="hi_IN" w:bidi="hi_IN"/>
-          </w:rPr>
-          <w:rPr>
-            <w:color w:val="0000EE"/>
-            <w:u w:val="single"/>
-          </w:rPr>
-          <w:t>30:14</w:t>
-        </w:r>
-      </w:hyperlink>
-      <w:r>
-        <w:rPr>
-          <w:lang w:val="hi_IN" w:bidi="hi_IN"/>
-        </w:rPr>
-        <w:t xml:space="preserve">; </w:t>
-      </w:r>
-      <w:hyperlink r:id="rId876">
-        <w:r>
-          <w:rPr>
-            <w:lang w:val="hi_IN" w:bidi="hi_IN"/>
-          </w:rPr>
-          <w:rPr>
-            <w:color w:val="0000EE"/>
-            <w:u w:val="single"/>
-          </w:rPr>
-          <w:t>2 शमूएल 24:7</w:t>
-        </w:r>
-      </w:hyperlink>
-      <w:r>
-        <w:rPr>
-          <w:lang w:val="hi_IN" w:bidi="hi_IN"/>
-        </w:rPr>
-        <w:t>)।</w:t>
-      </w:r>
-    </w:p>
-    <w:p>
-      <w:pPr>
-        <w:pStyle w:val="Heading3"/>
-      </w:pPr>
-      <w:r>
-        <w:rPr>
-          <w:lang w:val="hi_IN" w:bidi="hi_IN"/>
-        </w:rPr>
-        <w:t>शिमोन के गोत्र में अंतर्विवाह</w:t>
-      </w:r>
-    </w:p>
-    <w:p>
-      <w:pPr/>
-      <w:r>
-        <w:rPr>
-          <w:lang w:val="hi_IN" w:bidi="hi_IN"/>
-        </w:rPr>
-      </w:r>
-      <w:r>
-        <w:rPr>
-          <w:lang w:val="hi_IN" w:bidi="hi_IN"/>
-        </w:rPr>
-        <w:t>शिमोन की पारिवारिक सूची से पता चलता है कि अन्य इस्राएली जनजातियों और गैर-इस्राएलियों के साथ उनके बहुत से अंतर्विवाह हुए थे:</w:t>
-      </w:r>
-    </w:p>
-    <w:p>
-      <w:pPr>
-        <w:pStyle w:val="ListBullet"/>
-        <w:spacing w:line="240" w:lineRule="auto"/>
-        <w:ind w:left="720"/>
-      </w:pPr>
-      <w:r>
-        <w:rPr>
-          <w:lang w:val="hi_IN" w:bidi="hi_IN"/>
-        </w:rPr>
-      </w:r>
-      <w:r>
-        <w:rPr>
-          <w:lang w:val="hi_IN" w:bidi="hi_IN"/>
-        </w:rPr>
-        <w:t>शाऊल, शिमोन का पुत्र, एक कनानी स्त्री का पुत्र था (</w:t>
-      </w:r>
-      <w:hyperlink r:id="rId399">
-        <w:r>
-          <w:rPr>
-            <w:lang w:val="hi_IN" w:bidi="hi_IN"/>
-          </w:rPr>
-          <w:rPr>
-            <w:color w:val="0000EE"/>
-            <w:u w:val="single"/>
-          </w:rPr>
-          <w:t>उत 46:10</w:t>
-        </w:r>
-      </w:hyperlink>
-      <w:r>
-        <w:rPr>
-          <w:lang w:val="hi_IN" w:bidi="hi_IN"/>
-        </w:rPr>
-        <w:t xml:space="preserve">; </w:t>
-      </w:r>
-      <w:hyperlink r:id="rId400">
-        <w:r>
-          <w:rPr>
-            <w:lang w:val="hi_IN" w:bidi="hi_IN"/>
-          </w:rPr>
-          <w:rPr>
-            <w:color w:val="0000EE"/>
-            <w:u w:val="single"/>
-          </w:rPr>
-          <w:t>निर्ग 6:15</w:t>
-        </w:r>
-      </w:hyperlink>
-      <w:r>
-        <w:rPr>
-          <w:lang w:val="hi_IN" w:bidi="hi_IN"/>
-        </w:rPr>
-        <w:t xml:space="preserve">)। </w:t>
-      </w:r>
-    </w:p>
-    <w:p>
-      <w:pPr>
-        <w:pStyle w:val="ListBullet"/>
-        <w:spacing w:line="240" w:lineRule="auto"/>
-        <w:ind w:left="720"/>
-      </w:pPr>
-      <w:r>
-        <w:rPr>
-          <w:lang w:val="hi_IN" w:bidi="hi_IN"/>
-        </w:rPr>
-      </w:r>
-      <w:r>
-        <w:rPr>
-          <w:lang w:val="hi_IN" w:bidi="hi_IN"/>
-        </w:rPr>
-        <w:t>शिमोन के दो पुत्रों के नाम इश्माएल के पुत्रों के नामों से मेल खाते हैं (</w:t>
-      </w:r>
-      <w:hyperlink r:id="rId877">
-        <w:r>
-          <w:rPr>
-            <w:lang w:val="hi_IN" w:bidi="hi_IN"/>
-          </w:rPr>
-          <w:rPr>
-            <w:color w:val="0000EE"/>
-            <w:u w:val="single"/>
-          </w:rPr>
-          <w:t>उत 25:13–14</w:t>
-        </w:r>
-      </w:hyperlink>
-      <w:r>
-        <w:rPr>
-          <w:lang w:val="hi_IN" w:bidi="hi_IN"/>
-        </w:rPr>
-        <w:t xml:space="preserve">; </w:t>
-      </w:r>
-      <w:hyperlink r:id="rId878">
-        <w:r>
-          <w:rPr>
-            <w:lang w:val="hi_IN" w:bidi="hi_IN"/>
-          </w:rPr>
-          <w:rPr>
-            <w:color w:val="0000EE"/>
-            <w:u w:val="single"/>
-          </w:rPr>
-          <w:t>1 इति 1:29–30</w:t>
-        </w:r>
-      </w:hyperlink>
-      <w:r>
-        <w:rPr>
-          <w:lang w:val="hi_IN" w:bidi="hi_IN"/>
-        </w:rPr>
-        <w:t>;</w:t>
-      </w:r>
-      <w:hyperlink r:id="rId349">
-        <w:r>
-          <w:rPr>
-            <w:lang w:val="hi_IN" w:bidi="hi_IN"/>
-          </w:rPr>
-          <w:rPr>
-            <w:color w:val="0000EE"/>
-            <w:u w:val="single"/>
-          </w:rPr>
-          <w:t xml:space="preserve"> 4:25</w:t>
-        </w:r>
-      </w:hyperlink>
-      <w:r>
-        <w:rPr>
-          <w:lang w:val="hi_IN" w:bidi="hi_IN"/>
-        </w:rPr>
-        <w:t>)।</w:t>
-      </w:r>
-    </w:p>
-    <w:p>
-      <w:pPr>
-        <w:pStyle w:val="ListBullet"/>
-        <w:spacing w:line="240" w:lineRule="auto"/>
-        <w:ind w:left="720"/>
-      </w:pPr>
-      <w:r>
-        <w:rPr>
-          <w:lang w:val="hi_IN" w:bidi="hi_IN"/>
-        </w:rPr>
-      </w:r>
-      <w:r>
-        <w:rPr>
-          <w:lang w:val="hi_IN" w:bidi="hi_IN"/>
-        </w:rPr>
-        <w:t>यामीन, राम के वंशज थे (</w:t>
-      </w:r>
-      <w:hyperlink r:id="rId399">
-        <w:r>
-          <w:rPr>
-            <w:lang w:val="hi_IN" w:bidi="hi_IN"/>
-          </w:rPr>
-          <w:rPr>
-            <w:color w:val="0000EE"/>
-            <w:u w:val="single"/>
-          </w:rPr>
-          <w:t>उत 46:10</w:t>
-        </w:r>
-      </w:hyperlink>
-      <w:r>
-        <w:rPr>
-          <w:lang w:val="hi_IN" w:bidi="hi_IN"/>
-        </w:rPr>
-        <w:t xml:space="preserve">; </w:t>
-      </w:r>
-      <w:hyperlink r:id="rId400">
-        <w:r>
-          <w:rPr>
-            <w:lang w:val="hi_IN" w:bidi="hi_IN"/>
-          </w:rPr>
-          <w:rPr>
-            <w:color w:val="0000EE"/>
-            <w:u w:val="single"/>
-          </w:rPr>
-          <w:t>निर्ग 6:15</w:t>
-        </w:r>
-      </w:hyperlink>
-      <w:r>
-        <w:rPr>
-          <w:lang w:val="hi_IN" w:bidi="hi_IN"/>
-        </w:rPr>
-        <w:t xml:space="preserve">; </w:t>
-      </w:r>
-      <w:hyperlink r:id="rId879">
-        <w:r>
-          <w:rPr>
-            <w:lang w:val="hi_IN" w:bidi="hi_IN"/>
-          </w:rPr>
-          <w:rPr>
-            <w:color w:val="0000EE"/>
-            <w:u w:val="single"/>
-          </w:rPr>
-          <w:t>1 इति 2:27</w:t>
-        </w:r>
-      </w:hyperlink>
-      <w:r>
-        <w:rPr>
-          <w:lang w:val="hi_IN" w:bidi="hi_IN"/>
-        </w:rPr>
-        <w:t xml:space="preserve">)। </w:t>
-      </w:r>
-    </w:p>
-    <w:p>
-      <w:pPr>
-        <w:pStyle w:val="Heading3"/>
-      </w:pPr>
-      <w:r>
-        <w:rPr>
-          <w:lang w:val="hi_IN" w:bidi="hi_IN"/>
-        </w:rPr>
-        <w:t>नए नियम में शिमोन का गोत्र</w:t>
-      </w:r>
-    </w:p>
-    <w:p>
-      <w:pPr/>
-      <w:r>
-        <w:rPr>
-          <w:lang w:val="hi_IN" w:bidi="hi_IN"/>
-        </w:rPr>
-      </w:r>
-      <w:r>
-        <w:rPr>
-          <w:lang w:val="hi_IN" w:bidi="hi_IN"/>
-        </w:rPr>
-        <w:t>नए नियम में, शिमोन का गोत्र उन गोत्रों की सूची में सातवें स्थान पर आता है जिन्हें परमेश्वर द्वारा मुहरबंद किया गया है (</w:t>
-      </w:r>
-      <w:hyperlink r:id="rId880">
-        <w:r>
-          <w:rPr>
-            <w:lang w:val="hi_IN" w:bidi="hi_IN"/>
-          </w:rPr>
-          <w:rPr>
-            <w:color w:val="0000EE"/>
-            <w:u w:val="single"/>
-          </w:rPr>
-          <w:t>प्रका 7:7</w:t>
-        </w:r>
-      </w:hyperlink>
-      <w:r>
-        <w:rPr>
-          <w:lang w:val="hi_IN" w:bidi="hi_IN"/>
-        </w:rPr>
-        <w:t xml:space="preserve">)। </w:t>
       </w:r>
       <w:r>
         <w:rPr>
@@ -45183,26 +45183,40 @@
         <w:rPr>
           <w:lang w:val="hi_IN" w:bidi="hi_IN"/>
         </w:rPr>
-        <w:t>शेकेम (व्यक्ति)</w:t>
-      </w:r>
-      <w:r>
-        <w:rPr>
-          <w:lang w:val="hi_IN" w:bidi="hi_IN"/>
-        </w:rPr>
-      </w:r>
-    </w:p>
-    <w:p>
-      <w:pPr/>
-      <w:r>
-        <w:rPr>
-          <w:lang w:val="hi_IN" w:bidi="hi_IN"/>
-        </w:rPr>
-      </w:r>
-      <w:r>
-        <w:rPr>
-          <w:lang w:val="hi_IN" w:bidi="hi_IN"/>
-        </w:rPr>
-        <w:t>1. हमोर का पुत्र, हिब्बी। उसने याकूब की पुत्री दीना के साथ दुष्कर्म किया, और बाद में शिमोन और लेवी द्वारा उनके पिता और उनके नगर के सभी पुरुषों के साथ मारा गया (</w:t>
+        <w:t>शेकेम की मीनार</w:t>
+      </w:r>
+      <w:r>
+        <w:rPr>
+          <w:lang w:val="hi_IN" w:bidi="hi_IN"/>
+        </w:rPr>
+      </w:r>
+    </w:p>
+    <w:p>
+      <w:pPr/>
+      <w:r>
+        <w:rPr>
+          <w:lang w:val="hi_IN" w:bidi="hi_IN"/>
+        </w:rPr>
+      </w:r>
+      <w:r>
+        <w:rPr>
+          <w:lang w:val="hi_IN" w:bidi="hi_IN"/>
+        </w:rPr>
+        <w:t>शेकेम के एक्रोपोलिस पर निर्मित गढ़, जिसके भीतर बाल-बरीत का मंदिर स्थित था और शहरपनाह के अंदर स्थित था। शेकेम का शहर एप्रैम के गोत्र के पहाड़ी देश में गिरिज्जीम पर्वत के निकट स्थित था।</w:t>
+      </w:r>
+    </w:p>
+    <w:p>
+      <w:pPr/>
+      <w:r>
+        <w:rPr>
+          <w:lang w:val="hi_IN" w:bidi="hi_IN"/>
+        </w:rPr>
+      </w:r>
+      <w:r>
+        <w:rPr>
+          <w:lang w:val="hi_IN" w:bidi="hi_IN"/>
+        </w:rPr>
+        <w:t>शेकेम की मीनार उस गढ़ के रूप में कार्य करती थी, जहाँ शेकेम के नेता, अबीमेलेक के हमले से बचने के लिए भागे थे। उन्होंने बाल-बरीत के मंदिर के आंतरिक कक्ष में शरण ली। हालांकि, अबीमेलेक ने आंतरिक कक्ष के ऊपरी हिस्सों में आग लगा दी, जिससे भीतर रह रहे सभी पुरुषों और महिलाओं की मृत्यु हो गई (</w:t>
       </w:r>
       <w:hyperlink r:id="rId1052">
         <w:r>
@@ -45213,126 +45227,28 @@
             <w:color w:val="0000EE"/>
             <w:u w:val="single"/>
           </w:rPr>
-          <w:t>उत 34</w:t>
-        </w:r>
-      </w:hyperlink>
-      <w:r>
-        <w:rPr>
-          <w:lang w:val="hi_IN" w:bidi="hi_IN"/>
-        </w:rPr>
-        <w:t xml:space="preserve">; </w:t>
-      </w:r>
-      <w:hyperlink r:id="rId1053">
-        <w:r>
-          <w:rPr>
-            <w:lang w:val="hi_IN" w:bidi="hi_IN"/>
-          </w:rPr>
-          <w:rPr>
-            <w:color w:val="0000EE"/>
-            <w:u w:val="single"/>
-          </w:rPr>
-          <w:t>यहो 24:32</w:t>
-        </w:r>
-      </w:hyperlink>
-      <w:r>
-        <w:rPr>
-          <w:lang w:val="hi_IN" w:bidi="hi_IN"/>
-        </w:rPr>
-        <w:t>)।</w:t>
-      </w:r>
-    </w:p>
-    <w:p>
-      <w:pPr/>
-      <w:r>
-        <w:rPr>
-          <w:lang w:val="hi_IN" w:bidi="hi_IN"/>
-        </w:rPr>
-      </w:r>
-      <w:r>
-        <w:rPr>
-          <w:lang w:val="hi_IN" w:bidi="hi_IN"/>
-        </w:rPr>
-        <w:t>2. गिलाद के छह पुत्रों में से एक, जो मनश्शे की वंशावली के माध्यम से यूसुफ का वंशज था, और शेकेमियों परिवार का संस्थापक (</w:t>
-      </w:r>
-      <w:hyperlink r:id="rId1054">
-        <w:r>
-          <w:rPr>
-            <w:lang w:val="hi_IN" w:bidi="hi_IN"/>
-          </w:rPr>
-          <w:rPr>
-            <w:color w:val="0000EE"/>
-            <w:u w:val="single"/>
-          </w:rPr>
-          <w:t>गिन 26:31</w:t>
-        </w:r>
-      </w:hyperlink>
-      <w:r>
-        <w:rPr>
-          <w:lang w:val="hi_IN" w:bidi="hi_IN"/>
-        </w:rPr>
-        <w:t xml:space="preserve">; </w:t>
-      </w:r>
-      <w:hyperlink r:id="rId135">
-        <w:r>
-          <w:rPr>
-            <w:lang w:val="hi_IN" w:bidi="hi_IN"/>
-          </w:rPr>
-          <w:rPr>
-            <w:color w:val="0000EE"/>
-            <w:u w:val="single"/>
-          </w:rPr>
-          <w:t>यहो 17:2</w:t>
-        </w:r>
-      </w:hyperlink>
-      <w:r>
-        <w:rPr>
-          <w:lang w:val="hi_IN" w:bidi="hi_IN"/>
-        </w:rPr>
-        <w:t>)</w:t>
-      </w:r>
-      <w:r>
-        <w:rPr>
-          <w:lang w:val="hi_IN" w:bidi="hi_IN"/>
-        </w:rPr>
-        <w:t>।</w:t>
-      </w:r>
-    </w:p>
-    <w:p>
-      <w:pPr/>
-      <w:r>
-        <w:rPr>
-          <w:lang w:val="hi_IN" w:bidi="hi_IN"/>
-        </w:rPr>
-      </w:r>
-      <w:r>
-        <w:rPr>
-          <w:lang w:val="hi_IN" w:bidi="hi_IN"/>
-        </w:rPr>
-        <w:t>3. शमीदा के चार पुत्रों में से एक, जो मनश्शे के गोत्र से था (</w:t>
-      </w:r>
-      <w:hyperlink r:id="rId136">
-        <w:r>
-          <w:rPr>
-            <w:lang w:val="hi_IN" w:bidi="hi_IN"/>
-          </w:rPr>
-          <w:rPr>
-            <w:color w:val="0000EE"/>
-            <w:u w:val="single"/>
-          </w:rPr>
-          <w:t>1 इति 7:19</w:t>
-        </w:r>
-      </w:hyperlink>
-      <w:r>
-        <w:rPr>
-          <w:lang w:val="hi_IN" w:bidi="hi_IN"/>
-        </w:rPr>
-        <w:t>)</w:t>
-      </w:r>
-      <w:r>
-        <w:rPr>
-          <w:lang w:val="hi_IN" w:bidi="hi_IN"/>
-        </w:rPr>
-        <w:t>।</w:t>
+          <w:t>न्या 9:46–49</w:t>
+        </w:r>
+      </w:hyperlink>
+      <w:r>
+        <w:rPr>
+          <w:lang w:val="hi_IN" w:bidi="hi_IN"/>
+        </w:rPr>
+        <w:t>) ।</w:t>
+      </w:r>
+    </w:p>
+    <w:p>
+      <w:pPr/>
+      <w:r>
+        <w:rPr>
+          <w:lang w:val="hi_IN" w:bidi="hi_IN"/>
+        </w:rPr>
+      </w:r>
+      <w:r>
+        <w:rPr>
+          <w:lang w:val="hi_IN" w:bidi="hi_IN"/>
+        </w:rPr>
+        <w:t>शेकेम की मीनार के अवशेष प्राचीन शेकेम नगर के भीतर टेल बाला’ता में पाए गए है, जो मध्य फिलिस्तीन में आधुनिक नब्लूस के उत्तर-पूर्व में थोड़ी दूरी पर स्थित है। आधुनिक खुदाई से पता चलता है कि शेकेम की मीनार का उपयोग एक मंदिर और एक किले के रूप में किया जाता था।</w:t>
       </w:r>
       <w:r>
         <w:rPr>
@@ -45361,6 +45277,245 @@
         <w:rPr>
           <w:lang w:val="hi_IN" w:bidi="hi_IN"/>
         </w:rPr>
+        <w:t>शेकेम के गुम्मट</w:t>
+      </w:r>
+      <w:r>
+        <w:rPr>
+          <w:lang w:val="hi_IN" w:bidi="hi_IN"/>
+        </w:rPr>
+      </w:r>
+    </w:p>
+    <w:p>
+      <w:pPr/>
+      <w:r>
+        <w:rPr>
+          <w:lang w:val="hi_IN" w:bidi="hi_IN"/>
+        </w:rPr>
+      </w:r>
+      <w:r>
+        <w:rPr>
+          <w:i/>
+          <w:lang w:val="hi_IN" w:bidi="hi_IN"/>
+        </w:rPr>
+        <w:t xml:space="preserve">देखें </w:t>
+      </w:r>
+      <w:r>
+        <w:rPr>
+          <w:lang w:val="hi_IN" w:bidi="hi_IN"/>
+        </w:rPr>
+        <w:t>शेकेम के गुम्मट</w:t>
+      </w:r>
+      <w:r>
+        <w:rPr>
+          <w:lang w:val="hi_IN" w:bidi="hi_IN"/>
+        </w:rPr>
+        <w:t>।</w:t>
+      </w:r>
+      <w:r>
+        <w:rPr>
+          <w:lang w:val="hi_IN" w:bidi="hi_IN"/>
+        </w:rPr>
+      </w:r>
+      <w:r>
+        <w:rPr>
+          <w:lang w:val="hi_IN" w:bidi="hi_IN"/>
+        </w:rPr>
+      </w:r>
+    </w:p>
+    <w:p>
+      <w:pPr/>
+      <w:r>
+        <w:rPr>
+          <w:lang w:val="hi_IN" w:bidi="hi_IN"/>
+        </w:rPr>
+      </w:r>
+    </w:p>
+    <w:p>
+      <w:pPr>
+        <w:pStyle w:val="Heading2"/>
+      </w:pPr>
+      <w:r>
+        <w:rPr>
+          <w:lang w:val="hi_IN" w:bidi="hi_IN"/>
+        </w:rPr>
+        <w:t>शेकेम (व्यक्ति)</w:t>
+      </w:r>
+      <w:r>
+        <w:rPr>
+          <w:lang w:val="hi_IN" w:bidi="hi_IN"/>
+        </w:rPr>
+      </w:r>
+    </w:p>
+    <w:p>
+      <w:pPr/>
+      <w:r>
+        <w:rPr>
+          <w:lang w:val="hi_IN" w:bidi="hi_IN"/>
+        </w:rPr>
+      </w:r>
+      <w:r>
+        <w:rPr>
+          <w:lang w:val="hi_IN" w:bidi="hi_IN"/>
+        </w:rPr>
+        <w:t>1. हमोर का पुत्र, हिब्बी। उसने याकूब की पुत्री दीना के साथ दुष्कर्म किया, और बाद में शिमोन और लेवी द्वारा उनके पिता और उनके नगर के सभी पुरुषों के साथ मारा गया (</w:t>
+      </w:r>
+      <w:hyperlink r:id="rId1053">
+        <w:r>
+          <w:rPr>
+            <w:lang w:val="hi_IN" w:bidi="hi_IN"/>
+          </w:rPr>
+          <w:rPr>
+            <w:color w:val="0000EE"/>
+            <w:u w:val="single"/>
+          </w:rPr>
+          <w:t>उत 34</w:t>
+        </w:r>
+      </w:hyperlink>
+      <w:r>
+        <w:rPr>
+          <w:lang w:val="hi_IN" w:bidi="hi_IN"/>
+        </w:rPr>
+        <w:t xml:space="preserve">; </w:t>
+      </w:r>
+      <w:hyperlink r:id="rId1054">
+        <w:r>
+          <w:rPr>
+            <w:lang w:val="hi_IN" w:bidi="hi_IN"/>
+          </w:rPr>
+          <w:rPr>
+            <w:color w:val="0000EE"/>
+            <w:u w:val="single"/>
+          </w:rPr>
+          <w:t>यहो 24:32</w:t>
+        </w:r>
+      </w:hyperlink>
+      <w:r>
+        <w:rPr>
+          <w:lang w:val="hi_IN" w:bidi="hi_IN"/>
+        </w:rPr>
+        <w:t>)।</w:t>
+      </w:r>
+    </w:p>
+    <w:p>
+      <w:pPr/>
+      <w:r>
+        <w:rPr>
+          <w:lang w:val="hi_IN" w:bidi="hi_IN"/>
+        </w:rPr>
+      </w:r>
+      <w:r>
+        <w:rPr>
+          <w:lang w:val="hi_IN" w:bidi="hi_IN"/>
+        </w:rPr>
+        <w:t>2. गिलाद के छह पुत्रों में से एक, जो मनश्शे की वंशावली के माध्यम से यूसुफ का वंशज था, और शेकेमियों परिवार का संस्थापक (</w:t>
+      </w:r>
+      <w:hyperlink r:id="rId1055">
+        <w:r>
+          <w:rPr>
+            <w:lang w:val="hi_IN" w:bidi="hi_IN"/>
+          </w:rPr>
+          <w:rPr>
+            <w:color w:val="0000EE"/>
+            <w:u w:val="single"/>
+          </w:rPr>
+          <w:t>गिन 26:31</w:t>
+        </w:r>
+      </w:hyperlink>
+      <w:r>
+        <w:rPr>
+          <w:lang w:val="hi_IN" w:bidi="hi_IN"/>
+        </w:rPr>
+        <w:t xml:space="preserve">; </w:t>
+      </w:r>
+      <w:hyperlink r:id="rId135">
+        <w:r>
+          <w:rPr>
+            <w:lang w:val="hi_IN" w:bidi="hi_IN"/>
+          </w:rPr>
+          <w:rPr>
+            <w:color w:val="0000EE"/>
+            <w:u w:val="single"/>
+          </w:rPr>
+          <w:t>यहो 17:2</w:t>
+        </w:r>
+      </w:hyperlink>
+      <w:r>
+        <w:rPr>
+          <w:lang w:val="hi_IN" w:bidi="hi_IN"/>
+        </w:rPr>
+        <w:t>)</w:t>
+      </w:r>
+      <w:r>
+        <w:rPr>
+          <w:lang w:val="hi_IN" w:bidi="hi_IN"/>
+        </w:rPr>
+        <w:t>।</w:t>
+      </w:r>
+    </w:p>
+    <w:p>
+      <w:pPr/>
+      <w:r>
+        <w:rPr>
+          <w:lang w:val="hi_IN" w:bidi="hi_IN"/>
+        </w:rPr>
+      </w:r>
+      <w:r>
+        <w:rPr>
+          <w:lang w:val="hi_IN" w:bidi="hi_IN"/>
+        </w:rPr>
+        <w:t>3. शमीदा के चार पुत्रों में से एक, जो मनश्शे के गोत्र से था (</w:t>
+      </w:r>
+      <w:hyperlink r:id="rId136">
+        <w:r>
+          <w:rPr>
+            <w:lang w:val="hi_IN" w:bidi="hi_IN"/>
+          </w:rPr>
+          <w:rPr>
+            <w:color w:val="0000EE"/>
+            <w:u w:val="single"/>
+          </w:rPr>
+          <w:t>1 इति 7:19</w:t>
+        </w:r>
+      </w:hyperlink>
+      <w:r>
+        <w:rPr>
+          <w:lang w:val="hi_IN" w:bidi="hi_IN"/>
+        </w:rPr>
+        <w:t>)</w:t>
+      </w:r>
+      <w:r>
+        <w:rPr>
+          <w:lang w:val="hi_IN" w:bidi="hi_IN"/>
+        </w:rPr>
+        <w:t>।</w:t>
+      </w:r>
+      <w:r>
+        <w:rPr>
+          <w:lang w:val="hi_IN" w:bidi="hi_IN"/>
+        </w:rPr>
+      </w:r>
+      <w:r>
+        <w:rPr>
+          <w:lang w:val="hi_IN" w:bidi="hi_IN"/>
+        </w:rPr>
+      </w:r>
+    </w:p>
+    <w:p>
+      <w:pPr/>
+      <w:r>
+        <w:rPr>
+          <w:lang w:val="hi_IN" w:bidi="hi_IN"/>
+        </w:rPr>
+      </w:r>
+    </w:p>
+    <w:p>
+      <w:pPr>
+        <w:pStyle w:val="Heading2"/>
+      </w:pPr>
+      <w:r>
+        <w:rPr>
+          <w:lang w:val="hi_IN" w:bidi="hi_IN"/>
+        </w:rPr>
         <w:t>शेकेम (स्थान)</w:t>
       </w:r>
       <w:r>
@@ -45407,7 +45562,7 @@
         </w:rPr>
         <w:t>शेकेम बाइबल में पहली बार अब्राम के प्रारम्भिक शिविर स्थल के रूप में प्रकट होता है जब वे मेसोपोटामिया से कनान में प्रवेश करते हैं। वहाँ परमेश्वर ने उन्हें कनान की भूमि का वादा किया, और वहाँ अब्राम ने भूमि में अपनी पहली वेदी बनाई (</w:t>
       </w:r>
-      <w:hyperlink r:id="rId1055">
+      <w:hyperlink r:id="rId1056">
         <w:r>
           <w:rPr>
             <w:lang w:val="hi_IN" w:bidi="hi_IN"/>
@@ -45425,7 +45580,7 @@
         </w:rPr>
         <w:t>)। जब याकूब ने उत्तरी मेसोपोटामिया में पद्दनराम में 20 वर्षों का प्रवास किया, तो वे शेकेम लौट आए और भूमि का एक टुकड़ा खरीदा। तब तक, यह स्थान पहले से ही एक दीवारों वाला नगर था जिसमें एक फाटक था (</w:t>
       </w:r>
-      <w:hyperlink r:id="rId1056">
+      <w:hyperlink r:id="rId1057">
         <w:r>
           <w:rPr>
             <w:lang w:val="hi_IN" w:bidi="hi_IN"/>
@@ -45443,7 +45598,7 @@
         </w:rPr>
         <w:t>)। अपनी बहन दीना की अशुद्धता के बाद, शिमोन और लेवी ने बदला लेने के लिए शेकेम की पुरुष जनसंख्या का संहार किया। वर्षों बाद, जब पितृसत्तात्मक परिवार हेब्रोन क्षेत्र में रह रहा था, यूसुफ अपने भाइयों को खोजने के लिए शेकेम गए (</w:t>
       </w:r>
-      <w:hyperlink r:id="rId1057">
+      <w:hyperlink r:id="rId1058">
         <w:r>
           <w:rPr>
             <w:lang w:val="hi_IN" w:bidi="hi_IN"/>
@@ -45475,7 +45630,7 @@
         </w:rPr>
         <w:t>विजय के बाद, गिरिज्जीम पहाड़ और एबाल पहाड़ पर क्रमशः प्रतिध्वनि आशीष और शाप की विधि शेकेम के निकट पूरी हुई (</w:t>
       </w:r>
-      <w:hyperlink r:id="rId1058">
+      <w:hyperlink r:id="rId1059">
         <w:r>
           <w:rPr>
             <w:lang w:val="hi_IN" w:bidi="hi_IN"/>
@@ -45511,7 +45666,7 @@
         </w:rPr>
         <w:t xml:space="preserve">; </w:t>
       </w:r>
-      <w:hyperlink r:id="rId1059">
+      <w:hyperlink r:id="rId1060">
         <w:r>
           <w:rPr>
             <w:lang w:val="hi_IN" w:bidi="hi_IN"/>
@@ -45529,7 +45684,7 @@
         </w:rPr>
         <w:t>) और 48 लेवीय नगरों में से एक था (</w:t>
       </w:r>
-      <w:hyperlink r:id="rId1059">
+      <w:hyperlink r:id="rId1060">
         <w:r>
           <w:rPr>
             <w:lang w:val="hi_IN" w:bidi="hi_IN"/>
@@ -45547,7 +45702,7 @@
         </w:rPr>
         <w:t>) । वहीं यहोशू ने अपना विदाई भाषण दिया (</w:t>
       </w:r>
-      <w:hyperlink r:id="rId1060">
+      <w:hyperlink r:id="rId1061">
         <w:r>
           <w:rPr>
             <w:lang w:val="hi_IN" w:bidi="hi_IN"/>
@@ -45565,7 +45720,7 @@
         </w:rPr>
         <w:t xml:space="preserve">), और यूसुफ की हड्डियाँ उस भूमि पर दफनाई गईं जो याकूब ने वहाँ खरीदी थी (वचन </w:t>
       </w:r>
-      <w:hyperlink r:id="rId1053">
+      <w:hyperlink r:id="rId1054">
         <w:r>
           <w:rPr>
             <w:lang w:val="hi_IN" w:bidi="hi_IN"/>
@@ -45597,7 +45752,7 @@
         </w:rPr>
         <w:t>न्यायियों के अस्थिर दिनों के दौरान, गिदोन के पुत्र अबीमेलेक ने खुद को इस्राएल का राजा घोषित किया, पहले वहां के निवासियों के समर्थन से। परन्तु बाद में उनके खिलाफ विद्रोह नगर के विनाश का कारण बना (</w:t>
       </w:r>
-      <w:hyperlink r:id="rId1061">
+      <w:hyperlink r:id="rId1062">
         <w:r>
           <w:rPr>
             <w:lang w:val="hi_IN" w:bidi="hi_IN"/>
@@ -45615,7 +45770,7 @@
         </w:rPr>
         <w:t>)। रहबाम को वहां निर्दोष रूप से राज्य के विभाजन से पहले ताज पहनाया गया था (</w:t>
       </w:r>
-      <w:hyperlink r:id="rId1062">
+      <w:hyperlink r:id="rId1063">
         <w:r>
           <w:rPr>
             <w:lang w:val="hi_IN" w:bidi="hi_IN"/>
@@ -45684,7 +45839,7 @@
         </w:rPr>
         <w:t>लगभग एक सदी बाद, कनानी लोगों ने छोटे पैमाने पर शेकेम का पुनर्निर्माण किया। पुराने गढ़ मन्दिर के खंडहरों पर एक नया गढ़ मन्दिर बनाया गया, जिसका माप 53 फीट (16.2 मीटर) चौड़ा और 41 फीट (12.5 मीटर) गहरा था, जिसमें लम्बी तरफ एक प्रवेश द्वार था। इसमें खुले कचहरी में एक वेदी के पास तीन पवित्र खड़े पत्थर थे। यह मन्दिर बाल-बरीत का घर माना जाता है जिसे अबीमेलेक ने लगभग 1150 ई. पू. में नष्ट कर दिया था (</w:t>
       </w:r>
-      <w:hyperlink r:id="rId1063">
+      <w:hyperlink r:id="rId1064">
         <w:r>
           <w:rPr>
             <w:lang w:val="hi_IN" w:bidi="hi_IN"/>
@@ -45775,72 +45930,77 @@
         <w:rPr>
           <w:lang w:val="hi_IN" w:bidi="hi_IN"/>
         </w:rPr>
-        <w:t>शेकेम की मीनार</w:t>
-      </w:r>
-      <w:r>
-        <w:rPr>
-          <w:lang w:val="hi_IN" w:bidi="hi_IN"/>
-        </w:rPr>
-      </w:r>
-    </w:p>
-    <w:p>
-      <w:pPr/>
-      <w:r>
-        <w:rPr>
-          <w:lang w:val="hi_IN" w:bidi="hi_IN"/>
-        </w:rPr>
-      </w:r>
-      <w:r>
-        <w:rPr>
-          <w:lang w:val="hi_IN" w:bidi="hi_IN"/>
-        </w:rPr>
-        <w:t>शेकेम के एक्रोपोलिस पर निर्मित गढ़, जिसके भीतर बाल-बरीत का मंदिर स्थित था और शहरपनाह के अंदर स्थित था। शेकेम का शहर एप्रैम के गोत्र के पहाड़ी देश में गिरिज्जीम पर्वत के निकट स्थित था।</w:t>
-      </w:r>
-    </w:p>
-    <w:p>
-      <w:pPr/>
-      <w:r>
-        <w:rPr>
-          <w:lang w:val="hi_IN" w:bidi="hi_IN"/>
-        </w:rPr>
-      </w:r>
-      <w:r>
-        <w:rPr>
-          <w:lang w:val="hi_IN" w:bidi="hi_IN"/>
-        </w:rPr>
-        <w:t>शेकेम की मीनार उस गढ़ के रूप में कार्य करती थी, जहाँ शेकेम के नेता, अबीमेलेक के हमले से बचने के लिए भागे थे। उन्होंने बाल-बरीत के मंदिर के आंतरिक कक्ष में शरण ली। हालांकि, अबीमेलेक ने आंतरिक कक्ष के ऊपरी हिस्सों में आग लगा दी, जिससे भीतर रह रहे सभी पुरुषों और महिलाओं की मृत्यु हो गई (</w:t>
-      </w:r>
-      <w:hyperlink r:id="rId1064">
-        <w:r>
-          <w:rPr>
-            <w:lang w:val="hi_IN" w:bidi="hi_IN"/>
-          </w:rPr>
-          <w:rPr>
-            <w:color w:val="0000EE"/>
-            <w:u w:val="single"/>
-          </w:rPr>
-          <w:t>न्या 9:46–49</w:t>
-        </w:r>
-      </w:hyperlink>
-      <w:r>
-        <w:rPr>
-          <w:lang w:val="hi_IN" w:bidi="hi_IN"/>
-        </w:rPr>
-        <w:t>) ।</w:t>
-      </w:r>
-    </w:p>
-    <w:p>
-      <w:pPr/>
-      <w:r>
-        <w:rPr>
-          <w:lang w:val="hi_IN" w:bidi="hi_IN"/>
-        </w:rPr>
-      </w:r>
-      <w:r>
-        <w:rPr>
-          <w:lang w:val="hi_IN" w:bidi="hi_IN"/>
-        </w:rPr>
-        <w:t>शेकेम की मीनार के अवशेष प्राचीन शेकेम नगर के भीतर टेल बाला’ता में पाए गए है, जो मध्य फिलिस्तीन में आधुनिक नब्लूस के उत्तर-पूर्व में थोड़ी दूरी पर स्थित है। आधुनिक खुदाई से पता चलता है कि शेकेम की मीनार का उपयोग एक मंदिर और एक किले के रूप में किया जाता था।</w:t>
+        <w:t>शेकेमी</w:t>
+      </w:r>
+      <w:r>
+        <w:rPr>
+          <w:lang w:val="hi_IN" w:bidi="hi_IN"/>
+        </w:rPr>
+      </w:r>
+    </w:p>
+    <w:p>
+      <w:pPr/>
+      <w:r>
+        <w:rPr>
+          <w:lang w:val="hi_IN" w:bidi="hi_IN"/>
+        </w:rPr>
+      </w:r>
+      <w:r>
+        <w:rPr>
+          <w:lang w:val="hi_IN" w:bidi="hi_IN"/>
+        </w:rPr>
+        <w:t>मनश्शे के गोत्र से गिलाद के पुत्र, शेकेम के वंशज (</w:t>
+      </w:r>
+      <w:hyperlink r:id="rId1055">
+        <w:r>
+          <w:rPr>
+            <w:lang w:val="hi_IN" w:bidi="hi_IN"/>
+          </w:rPr>
+          <w:rPr>
+            <w:color w:val="0000EE"/>
+            <w:u w:val="single"/>
+          </w:rPr>
+          <w:t>गिन 26:31</w:t>
+        </w:r>
+      </w:hyperlink>
+      <w:r>
+        <w:rPr>
+          <w:lang w:val="hi_IN" w:bidi="hi_IN"/>
+        </w:rPr>
+        <w:t xml:space="preserve">)। </w:t>
+      </w:r>
+    </w:p>
+    <w:p>
+      <w:pPr/>
+      <w:r>
+        <w:rPr>
+          <w:lang w:val="hi_IN" w:bidi="hi_IN"/>
+        </w:rPr>
+      </w:r>
+      <w:r>
+        <w:rPr>
+          <w:i/>
+          <w:lang w:val="hi_IN" w:bidi="hi_IN"/>
+        </w:rPr>
+        <w:t>देखें</w:t>
+      </w:r>
+      <w:r>
+        <w:rPr>
+          <w:lang w:val="hi_IN" w:bidi="hi_IN"/>
+        </w:rPr>
+        <w:t xml:space="preserve"> </w:t>
+      </w:r>
+      <w:r>
+        <w:rPr>
+          <w:lang w:val="hi_IN" w:bidi="hi_IN"/>
+        </w:rPr>
+        <w:t>शेकेम (व्यक्ति) #2</w:t>
+      </w:r>
+      <w:r>
+        <w:rPr>
+          <w:lang w:val="hi_IN" w:bidi="hi_IN"/>
+        </w:rPr>
+        <w:t>।</w:t>
       </w:r>
       <w:r>
         <w:rPr>
@@ -45869,53 +46029,8 @@
         <w:rPr>
           <w:lang w:val="hi_IN" w:bidi="hi_IN"/>
         </w:rPr>
-        <w:t>शेकेम के गुम्मट</w:t>
-      </w:r>
-      <w:r>
-        <w:rPr>
-          <w:lang w:val="hi_IN" w:bidi="hi_IN"/>
-        </w:rPr>
-      </w:r>
-    </w:p>
-    <w:p>
-      <w:pPr/>
-      <w:r>
-        <w:rPr>
-          <w:lang w:val="hi_IN" w:bidi="hi_IN"/>
-        </w:rPr>
-      </w:r>
-      <w:r>
-        <w:rPr>
-          <w:i/>
-          <w:lang w:val="hi_IN" w:bidi="hi_IN"/>
-        </w:rPr>
-        <w:t xml:space="preserve">देखें </w:t>
-      </w:r>
-      <w:r>
-        <w:rPr>
-          <w:lang w:val="hi_IN" w:bidi="hi_IN"/>
-        </w:rPr>
-        <w:t>शेकेम के गुम्मट</w:t>
-      </w:r>
-      <w:r>
-        <w:rPr>
-          <w:lang w:val="hi_IN" w:bidi="hi_IN"/>
-        </w:rPr>
-        <w:t>।</w:t>
-      </w:r>
-      <w:r>
-        <w:rPr>
-          <w:lang w:val="hi_IN" w:bidi="hi_IN"/>
-        </w:rPr>
-      </w:r>
-      <w:r>
-        <w:rPr>
-          <w:lang w:val="hi_IN" w:bidi="hi_IN"/>
-        </w:rPr>
-      </w:r>
-    </w:p>
-    <w:p>
-      <w:pPr/>
+        <w:t>शेकेल</w:t>
+      </w:r>
       <w:r>
         <w:rPr>
           <w:lang w:val="hi_IN" w:bidi="hi_IN"/>
@@ -45930,52 +46045,21 @@
         <w:rPr>
           <w:lang w:val="hi_IN" w:bidi="hi_IN"/>
         </w:rPr>
-        <w:t>शेकेमी</w:t>
-      </w:r>
-      <w:r>
-        <w:rPr>
-          <w:lang w:val="hi_IN" w:bidi="hi_IN"/>
-        </w:rPr>
-      </w:r>
-    </w:p>
-    <w:p>
-      <w:pPr/>
-      <w:r>
-        <w:rPr>
-          <w:lang w:val="hi_IN" w:bidi="hi_IN"/>
-        </w:rPr>
-      </w:r>
-      <w:r>
-        <w:rPr>
-          <w:lang w:val="hi_IN" w:bidi="hi_IN"/>
-        </w:rPr>
-        <w:t>मनश्शे के गोत्र से गिलाद के पुत्र, शेकेम के वंशज (</w:t>
-      </w:r>
-      <w:hyperlink r:id="rId1054">
-        <w:r>
-          <w:rPr>
-            <w:lang w:val="hi_IN" w:bidi="hi_IN"/>
-          </w:rPr>
-          <w:rPr>
-            <w:color w:val="0000EE"/>
-            <w:u w:val="single"/>
-          </w:rPr>
-          <w:t>गिन 26:31</w:t>
-        </w:r>
-      </w:hyperlink>
-      <w:r>
-        <w:rPr>
-          <w:lang w:val="hi_IN" w:bidi="hi_IN"/>
-        </w:rPr>
-        <w:t xml:space="preserve">)। </w:t>
-      </w:r>
-    </w:p>
-    <w:p>
-      <w:pPr/>
-      <w:r>
-        <w:rPr>
-          <w:lang w:val="hi_IN" w:bidi="hi_IN"/>
-        </w:rPr>
+        <w:t>शेकेल</w:t>
+      </w:r>
+    </w:p>
+    <w:p>
+      <w:pPr/>
+      <w:r>
+        <w:rPr>
+          <w:lang w:val="hi_IN" w:bidi="hi_IN"/>
+        </w:rPr>
+      </w:r>
+      <w:r>
+        <w:rPr>
+          <w:lang w:val="hi_IN" w:bidi="hi_IN"/>
+        </w:rPr>
+        <w:t xml:space="preserve">वजन, और बाद में एक सिक्का भी। </w:t>
       </w:r>
       <w:r>
         <w:rPr>
@@ -45994,7 +46078,19 @@
         <w:rPr>
           <w:lang w:val="hi_IN" w:bidi="hi_IN"/>
         </w:rPr>
-        <w:t>शेकेम (व्यक्ति) #2</w:t>
+        <w:t>सिक्के</w:t>
+      </w:r>
+      <w:r>
+        <w:rPr>
+          <w:lang w:val="hi_IN" w:bidi="hi_IN"/>
+        </w:rPr>
+        <w:t xml:space="preserve">; </w:t>
+      </w:r>
+      <w:r>
+        <w:rPr>
+          <w:lang w:val="hi_IN" w:bidi="hi_IN"/>
+        </w:rPr>
+        <w:t>वजन और माप</w:t>
       </w:r>
       <w:r>
         <w:rPr>
@@ -46029,8 +46125,145 @@
         <w:rPr>
           <w:lang w:val="hi_IN" w:bidi="hi_IN"/>
         </w:rPr>
-        <w:t>शेकेल</w:t>
-      </w:r>
+        <w:t>शेत</w:t>
+      </w:r>
+      <w:r>
+        <w:rPr>
+          <w:lang w:val="hi_IN" w:bidi="hi_IN"/>
+        </w:rPr>
+      </w:r>
+    </w:p>
+    <w:p>
+      <w:pPr/>
+      <w:r>
+        <w:rPr>
+          <w:lang w:val="hi_IN" w:bidi="hi_IN"/>
+        </w:rPr>
+      </w:r>
+      <w:r>
+        <w:rPr>
+          <w:lang w:val="hi_IN" w:bidi="hi_IN"/>
+        </w:rPr>
+        <w:t>आदम और हव्वा के तीसरे पुत्र। वे हाबिल के स्थान पर आए, जिन्हें कैन ने मार डाला था (</w:t>
+      </w:r>
+      <w:hyperlink r:id="rId1065">
+        <w:r>
+          <w:rPr>
+            <w:lang w:val="hi_IN" w:bidi="hi_IN"/>
+          </w:rPr>
+          <w:rPr>
+            <w:color w:val="0000EE"/>
+            <w:u w:val="single"/>
+          </w:rPr>
+          <w:t>उत 4:25</w:t>
+        </w:r>
+      </w:hyperlink>
+      <w:r>
+        <w:rPr>
+          <w:lang w:val="hi_IN" w:bidi="hi_IN"/>
+        </w:rPr>
+        <w:t xml:space="preserve">)। शेत आदम के पहलौठे पुत्र के रूप में पारिवारिक सूचियों में प्रकट होते हैं </w:t>
+      </w:r>
+      <w:hyperlink r:id="rId1066">
+        <w:r>
+          <w:rPr>
+            <w:lang w:val="hi_IN" w:bidi="hi_IN"/>
+          </w:rPr>
+          <w:rPr>
+            <w:color w:val="0000EE"/>
+            <w:u w:val="single"/>
+          </w:rPr>
+          <w:t>उत 5:3–8</w:t>
+        </w:r>
+      </w:hyperlink>
+      <w:r>
+        <w:rPr>
+          <w:lang w:val="hi_IN" w:bidi="hi_IN"/>
+        </w:rPr>
+        <w:t xml:space="preserve">, </w:t>
+      </w:r>
+      <w:hyperlink r:id="rId1067">
+        <w:r>
+          <w:rPr>
+            <w:lang w:val="hi_IN" w:bidi="hi_IN"/>
+          </w:rPr>
+          <w:rPr>
+            <w:color w:val="0000EE"/>
+            <w:u w:val="single"/>
+          </w:rPr>
+          <w:t>1 इति 1:1</w:t>
+        </w:r>
+      </w:hyperlink>
+      <w:r>
+        <w:rPr>
+          <w:lang w:val="hi_IN" w:bidi="hi_IN"/>
+        </w:rPr>
+        <w:t xml:space="preserve"> (“शेत”), और </w:t>
+      </w:r>
+      <w:hyperlink r:id="rId1068">
+        <w:r>
+          <w:rPr>
+            <w:lang w:val="hi_IN" w:bidi="hi_IN"/>
+          </w:rPr>
+          <w:rPr>
+            <w:color w:val="0000EE"/>
+            <w:u w:val="single"/>
+          </w:rPr>
+          <w:t>लूका 3:38</w:t>
+        </w:r>
+      </w:hyperlink>
+      <w:r>
+        <w:rPr>
+          <w:lang w:val="hi_IN" w:bidi="hi_IN"/>
+        </w:rPr>
+        <w:t>। शेत की वंशावली से ही यीशु का जन्म हुआ। शेत एनोश के पिता थे और 912 वर्ष तक जीवित रहे।</w:t>
+      </w:r>
+    </w:p>
+    <w:p>
+      <w:pPr/>
+      <w:r>
+        <w:rPr>
+          <w:lang w:val="hi_IN" w:bidi="hi_IN"/>
+        </w:rPr>
+      </w:r>
+      <w:r>
+        <w:rPr>
+          <w:i/>
+          <w:lang w:val="hi_IN" w:bidi="hi_IN"/>
+        </w:rPr>
+        <w:t>यह भी देखें</w:t>
+      </w:r>
+      <w:r>
+        <w:rPr>
+          <w:lang w:val="hi_IN" w:bidi="hi_IN"/>
+        </w:rPr>
+        <w:t xml:space="preserve"> </w:t>
+      </w:r>
+      <w:r>
+        <w:rPr>
+          <w:lang w:val="hi_IN" w:bidi="hi_IN"/>
+        </w:rPr>
+        <w:t>यीशु मसीह की वंशावली</w:t>
+      </w:r>
+      <w:r>
+        <w:rPr>
+          <w:lang w:val="hi_IN" w:bidi="hi_IN"/>
+        </w:rPr>
+        <w:t xml:space="preserve">। </w:t>
+      </w:r>
+      <w:r>
+        <w:rPr>
+          <w:lang w:val="hi_IN" w:bidi="hi_IN"/>
+        </w:rPr>
+      </w:r>
+      <w:r>
+        <w:rPr>
+          <w:lang w:val="hi_IN" w:bidi="hi_IN"/>
+        </w:rPr>
+      </w:r>
+    </w:p>
+    <w:p>
+      <w:pPr/>
       <w:r>
         <w:rPr>
           <w:lang w:val="hi_IN" w:bidi="hi_IN"/>
@@ -46045,21 +46278,84 @@
         <w:rPr>
           <w:lang w:val="hi_IN" w:bidi="hi_IN"/>
         </w:rPr>
-        <w:t>शेकेल</w:t>
-      </w:r>
-    </w:p>
-    <w:p>
-      <w:pPr/>
-      <w:r>
-        <w:rPr>
-          <w:lang w:val="hi_IN" w:bidi="hi_IN"/>
-        </w:rPr>
-      </w:r>
-      <w:r>
-        <w:rPr>
-          <w:lang w:val="hi_IN" w:bidi="hi_IN"/>
-        </w:rPr>
-        <w:t xml:space="preserve">वजन, और बाद में एक सिक्का भी। </w:t>
+        <w:t>शेत</w:t>
+      </w:r>
+      <w:r>
+        <w:rPr>
+          <w:lang w:val="hi_IN" w:bidi="hi_IN"/>
+        </w:rPr>
+      </w:r>
+    </w:p>
+    <w:p>
+      <w:pPr/>
+      <w:r>
+        <w:rPr>
+          <w:lang w:val="hi_IN" w:bidi="hi_IN"/>
+        </w:rPr>
+      </w:r>
+      <w:r>
+        <w:rPr>
+          <w:lang w:val="hi_IN" w:bidi="hi_IN"/>
+        </w:rPr>
+        <w:t>1. मोआब के पुत्रों का सन्दर्भ, जो इस्राएल के लिए अशान्ति और युद्ध का कारण बने (</w:t>
+      </w:r>
+      <w:hyperlink r:id="rId1069">
+        <w:r>
+          <w:rPr>
+            <w:lang w:val="hi_IN" w:bidi="hi_IN"/>
+          </w:rPr>
+          <w:rPr>
+            <w:color w:val="0000EE"/>
+            <w:u w:val="single"/>
+          </w:rPr>
+          <w:t>गिन 24:17</w:t>
+        </w:r>
+      </w:hyperlink>
+      <w:r>
+        <w:rPr>
+          <w:lang w:val="hi_IN" w:bidi="hi_IN"/>
+        </w:rPr>
+        <w:t>)।</w:t>
+      </w:r>
+    </w:p>
+    <w:p>
+      <w:pPr/>
+      <w:r>
+        <w:rPr>
+          <w:lang w:val="hi_IN" w:bidi="hi_IN"/>
+        </w:rPr>
+      </w:r>
+      <w:r>
+        <w:rPr>
+          <w:lang w:val="hi_IN" w:bidi="hi_IN"/>
+        </w:rPr>
+        <w:t xml:space="preserve">2. </w:t>
+      </w:r>
+      <w:hyperlink r:id="rId1067">
+        <w:r>
+          <w:rPr>
+            <w:lang w:val="hi_IN" w:bidi="hi_IN"/>
+          </w:rPr>
+          <w:rPr>
+            <w:color w:val="0000EE"/>
+            <w:u w:val="single"/>
+          </w:rPr>
+          <w:t>1 इतिहास 1:1</w:t>
+        </w:r>
+      </w:hyperlink>
+      <w:r>
+        <w:rPr>
+          <w:lang w:val="hi_IN" w:bidi="hi_IN"/>
+        </w:rPr>
+        <w:t xml:space="preserve"> में आदम के पुत्र, शेत की केजेवी वर्तनी। </w:t>
+      </w:r>
+    </w:p>
+    <w:p>
+      <w:pPr/>
+      <w:r>
+        <w:rPr>
+          <w:lang w:val="hi_IN" w:bidi="hi_IN"/>
+        </w:rPr>
       </w:r>
       <w:r>
         <w:rPr>
@@ -46078,19 +46374,7 @@
         <w:rPr>
           <w:lang w:val="hi_IN" w:bidi="hi_IN"/>
         </w:rPr>
-        <w:t>सिक्के</w:t>
-      </w:r>
-      <w:r>
-        <w:rPr>
-          <w:lang w:val="hi_IN" w:bidi="hi_IN"/>
-        </w:rPr>
-        <w:t xml:space="preserve">; </w:t>
-      </w:r>
-      <w:r>
-        <w:rPr>
-          <w:lang w:val="hi_IN" w:bidi="hi_IN"/>
-        </w:rPr>
-        <w:t>वजन और माप</w:t>
+        <w:t>शेत</w:t>
       </w:r>
       <w:r>
         <w:rPr>
@@ -46125,131 +46409,44 @@
         <w:rPr>
           <w:lang w:val="hi_IN" w:bidi="hi_IN"/>
         </w:rPr>
-        <w:t>शेत</w:t>
-      </w:r>
-      <w:r>
-        <w:rPr>
-          <w:lang w:val="hi_IN" w:bidi="hi_IN"/>
-        </w:rPr>
-      </w:r>
-    </w:p>
-    <w:p>
-      <w:pPr/>
-      <w:r>
-        <w:rPr>
-          <w:lang w:val="hi_IN" w:bidi="hi_IN"/>
-        </w:rPr>
-      </w:r>
-      <w:r>
-        <w:rPr>
-          <w:lang w:val="hi_IN" w:bidi="hi_IN"/>
-        </w:rPr>
-        <w:t>आदम और हव्वा के तीसरे पुत्र। वे हाबिल के स्थान पर आए, जिन्हें कैन ने मार डाला था (</w:t>
-      </w:r>
-      <w:hyperlink r:id="rId1065">
-        <w:r>
-          <w:rPr>
-            <w:lang w:val="hi_IN" w:bidi="hi_IN"/>
-          </w:rPr>
-          <w:rPr>
-            <w:color w:val="0000EE"/>
-            <w:u w:val="single"/>
-          </w:rPr>
-          <w:t>उत 4:25</w:t>
-        </w:r>
-      </w:hyperlink>
-      <w:r>
-        <w:rPr>
-          <w:lang w:val="hi_IN" w:bidi="hi_IN"/>
-        </w:rPr>
-        <w:t xml:space="preserve">)। शेत आदम के पहलौठे पुत्र के रूप में पारिवारिक सूचियों में प्रकट होते हैं </w:t>
-      </w:r>
-      <w:hyperlink r:id="rId1066">
-        <w:r>
-          <w:rPr>
-            <w:lang w:val="hi_IN" w:bidi="hi_IN"/>
-          </w:rPr>
-          <w:rPr>
-            <w:color w:val="0000EE"/>
-            <w:u w:val="single"/>
-          </w:rPr>
-          <w:t>उत 5:3–8</w:t>
-        </w:r>
-      </w:hyperlink>
-      <w:r>
-        <w:rPr>
-          <w:lang w:val="hi_IN" w:bidi="hi_IN"/>
-        </w:rPr>
-        <w:t xml:space="preserve">, </w:t>
-      </w:r>
-      <w:hyperlink r:id="rId1067">
-        <w:r>
-          <w:rPr>
-            <w:lang w:val="hi_IN" w:bidi="hi_IN"/>
-          </w:rPr>
-          <w:rPr>
-            <w:color w:val="0000EE"/>
-            <w:u w:val="single"/>
-          </w:rPr>
-          <w:t>1 इति 1:1</w:t>
-        </w:r>
-      </w:hyperlink>
-      <w:r>
-        <w:rPr>
-          <w:lang w:val="hi_IN" w:bidi="hi_IN"/>
-        </w:rPr>
-        <w:t xml:space="preserve"> (“शेत”), और </w:t>
-      </w:r>
-      <w:hyperlink r:id="rId1068">
-        <w:r>
-          <w:rPr>
-            <w:lang w:val="hi_IN" w:bidi="hi_IN"/>
-          </w:rPr>
-          <w:rPr>
-            <w:color w:val="0000EE"/>
-            <w:u w:val="single"/>
-          </w:rPr>
-          <w:t>लूका 3:38</w:t>
-        </w:r>
-      </w:hyperlink>
-      <w:r>
-        <w:rPr>
-          <w:lang w:val="hi_IN" w:bidi="hi_IN"/>
-        </w:rPr>
-        <w:t>। शेत की वंशावली से ही यीशु का जन्म हुआ। शेत एनोश के पिता थे और 912 वर्ष तक जीवित रहे।</w:t>
-      </w:r>
-    </w:p>
-    <w:p>
-      <w:pPr/>
-      <w:r>
-        <w:rPr>
-          <w:lang w:val="hi_IN" w:bidi="hi_IN"/>
-        </w:rPr>
-      </w:r>
-      <w:r>
-        <w:rPr>
-          <w:i/>
-          <w:lang w:val="hi_IN" w:bidi="hi_IN"/>
-        </w:rPr>
-        <w:t>यह भी देखें</w:t>
-      </w:r>
-      <w:r>
-        <w:rPr>
-          <w:lang w:val="hi_IN" w:bidi="hi_IN"/>
-        </w:rPr>
-        <w:t xml:space="preserve"> </w:t>
-      </w:r>
-      <w:r>
-        <w:rPr>
-          <w:lang w:val="hi_IN" w:bidi="hi_IN"/>
-        </w:rPr>
-        <w:t>यीशु मसीह की वंशावली</w:t>
-      </w:r>
-      <w:r>
-        <w:rPr>
-          <w:lang w:val="hi_IN" w:bidi="hi_IN"/>
-        </w:rPr>
-        <w:t xml:space="preserve">। </w:t>
+        <w:t>शेतार</w:t>
+      </w:r>
+      <w:r>
+        <w:rPr>
+          <w:lang w:val="hi_IN" w:bidi="hi_IN"/>
+        </w:rPr>
+      </w:r>
+    </w:p>
+    <w:p>
+      <w:pPr/>
+      <w:r>
+        <w:rPr>
+          <w:lang w:val="hi_IN" w:bidi="hi_IN"/>
+        </w:rPr>
+      </w:r>
+      <w:r>
+        <w:rPr>
+          <w:lang w:val="hi_IN" w:bidi="hi_IN"/>
+        </w:rPr>
+        <w:t>राजा क्षयर्ष के सात सलाहकारों में से एक। जब रानी वशती ने राजा की आज्ञा मानने से इनकार कर दिया, तो शेतार ने राजा को सलाह दी कि वह उसे रानी के पद से हटा दें और एक नई रानी की तलाश करें, ताकि घर में अनुशासन का उदाहरण प्रस्तुत किया जा सके (</w:t>
+      </w:r>
+      <w:hyperlink r:id="rId1070">
+        <w:r>
+          <w:rPr>
+            <w:lang w:val="hi_IN" w:bidi="hi_IN"/>
+          </w:rPr>
+          <w:rPr>
+            <w:color w:val="0000EE"/>
+            <w:u w:val="single"/>
+          </w:rPr>
+          <w:t>एस्त 1:14</w:t>
+        </w:r>
+      </w:hyperlink>
+      <w:r>
+        <w:rPr>
+          <w:lang w:val="hi_IN" w:bidi="hi_IN"/>
+        </w:rPr>
+        <w:t>)।</w:t>
       </w:r>
       <w:r>
         <w:rPr>
@@ -46278,84 +46475,44 @@
         <w:rPr>
           <w:lang w:val="hi_IN" w:bidi="hi_IN"/>
         </w:rPr>
-        <w:t>शेत</w:t>
-      </w:r>
-      <w:r>
-        <w:rPr>
-          <w:lang w:val="hi_IN" w:bidi="hi_IN"/>
-        </w:rPr>
-      </w:r>
-    </w:p>
-    <w:p>
-      <w:pPr/>
-      <w:r>
-        <w:rPr>
-          <w:lang w:val="hi_IN" w:bidi="hi_IN"/>
-        </w:rPr>
-      </w:r>
-      <w:r>
-        <w:rPr>
-          <w:lang w:val="hi_IN" w:bidi="hi_IN"/>
-        </w:rPr>
-        <w:t>1. मोआब के पुत्रों का सन्दर्भ, जो इस्राएल के लिए अशान्ति और युद्ध का कारण बने (</w:t>
-      </w:r>
-      <w:hyperlink r:id="rId1069">
-        <w:r>
-          <w:rPr>
-            <w:lang w:val="hi_IN" w:bidi="hi_IN"/>
-          </w:rPr>
-          <w:rPr>
-            <w:color w:val="0000EE"/>
-            <w:u w:val="single"/>
-          </w:rPr>
-          <w:t>गिन 24:17</w:t>
-        </w:r>
-      </w:hyperlink>
-      <w:r>
-        <w:rPr>
-          <w:lang w:val="hi_IN" w:bidi="hi_IN"/>
-        </w:rPr>
-        <w:t>)।</w:t>
-      </w:r>
-    </w:p>
-    <w:p>
-      <w:pPr/>
-      <w:r>
-        <w:rPr>
-          <w:lang w:val="hi_IN" w:bidi="hi_IN"/>
-        </w:rPr>
-      </w:r>
-      <w:r>
-        <w:rPr>
-          <w:lang w:val="hi_IN" w:bidi="hi_IN"/>
-        </w:rPr>
-        <w:t xml:space="preserve">2. </w:t>
-      </w:r>
-      <w:hyperlink r:id="rId1067">
-        <w:r>
-          <w:rPr>
-            <w:lang w:val="hi_IN" w:bidi="hi_IN"/>
-          </w:rPr>
-          <w:rPr>
-            <w:color w:val="0000EE"/>
-            <w:u w:val="single"/>
-          </w:rPr>
-          <w:t>1 इतिहास 1:1</w:t>
-        </w:r>
-      </w:hyperlink>
-      <w:r>
-        <w:rPr>
-          <w:lang w:val="hi_IN" w:bidi="hi_IN"/>
-        </w:rPr>
-        <w:t xml:space="preserve"> में आदम के पुत्र, शेत की केजेवी वर्तनी। </w:t>
-      </w:r>
-    </w:p>
-    <w:p>
-      <w:pPr/>
-      <w:r>
-        <w:rPr>
-          <w:lang w:val="hi_IN" w:bidi="hi_IN"/>
-        </w:rPr>
+        <w:t>शेन</w:t>
+      </w:r>
+      <w:r>
+        <w:rPr>
+          <w:lang w:val="hi_IN" w:bidi="hi_IN"/>
+        </w:rPr>
+      </w:r>
+    </w:p>
+    <w:p>
+      <w:pPr/>
+      <w:r>
+        <w:rPr>
+          <w:lang w:val="hi_IN" w:bidi="hi_IN"/>
+        </w:rPr>
+      </w:r>
+      <w:r>
+        <w:rPr>
+          <w:lang w:val="hi_IN" w:bidi="hi_IN"/>
+        </w:rPr>
+        <w:t xml:space="preserve">यशाना का एक अन्य रूप, वह शहर जहाँ भविष्यद्वक्ता शमूएल ने एबेनेजेर पत्थर स्थापित किया था, जो </w:t>
+      </w:r>
+      <w:hyperlink r:id="rId168">
+        <w:r>
+          <w:rPr>
+            <w:lang w:val="hi_IN" w:bidi="hi_IN"/>
+          </w:rPr>
+          <w:rPr>
+            <w:color w:val="0000EE"/>
+            <w:u w:val="single"/>
+          </w:rPr>
+          <w:t>1 शमूएल 7:12</w:t>
+        </w:r>
+      </w:hyperlink>
+      <w:r>
+        <w:rPr>
+          <w:lang w:val="hi_IN" w:bidi="hi_IN"/>
+        </w:rPr>
+        <w:t xml:space="preserve"> में वर्णित है। </w:t>
       </w:r>
       <w:r>
         <w:rPr>
@@ -46374,7 +46531,7 @@
         <w:rPr>
           <w:lang w:val="hi_IN" w:bidi="hi_IN"/>
         </w:rPr>
-        <w:t>शेत</w:t>
+        <w:t>यशाना</w:t>
       </w:r>
       <w:r>
         <w:rPr>
@@ -46409,58 +46566,8 @@
         <w:rPr>
           <w:lang w:val="hi_IN" w:bidi="hi_IN"/>
         </w:rPr>
-        <w:t>शेतार</w:t>
-      </w:r>
-      <w:r>
-        <w:rPr>
-          <w:lang w:val="hi_IN" w:bidi="hi_IN"/>
-        </w:rPr>
-      </w:r>
-    </w:p>
-    <w:p>
-      <w:pPr/>
-      <w:r>
-        <w:rPr>
-          <w:lang w:val="hi_IN" w:bidi="hi_IN"/>
-        </w:rPr>
-      </w:r>
-      <w:r>
-        <w:rPr>
-          <w:lang w:val="hi_IN" w:bidi="hi_IN"/>
-        </w:rPr>
-        <w:t>राजा क्षयर्ष के सात सलाहकारों में से एक। जब रानी वशती ने राजा की आज्ञा मानने से इनकार कर दिया, तो शेतार ने राजा को सलाह दी कि वह उसे रानी के पद से हटा दें और एक नई रानी की तलाश करें, ताकि घर में अनुशासन का उदाहरण प्रस्तुत किया जा सके (</w:t>
-      </w:r>
-      <w:hyperlink r:id="rId1070">
-        <w:r>
-          <w:rPr>
-            <w:lang w:val="hi_IN" w:bidi="hi_IN"/>
-          </w:rPr>
-          <w:rPr>
-            <w:color w:val="0000EE"/>
-            <w:u w:val="single"/>
-          </w:rPr>
-          <w:t>एस्त 1:14</w:t>
-        </w:r>
-      </w:hyperlink>
-      <w:r>
-        <w:rPr>
-          <w:lang w:val="hi_IN" w:bidi="hi_IN"/>
-        </w:rPr>
-        <w:t>)।</w:t>
-      </w:r>
-      <w:r>
-        <w:rPr>
-          <w:lang w:val="hi_IN" w:bidi="hi_IN"/>
-        </w:rPr>
-      </w:r>
-      <w:r>
-        <w:rPr>
-          <w:lang w:val="hi_IN" w:bidi="hi_IN"/>
-        </w:rPr>
-      </w:r>
-    </w:p>
-    <w:p>
-      <w:pPr/>
+        <w:t>शेनस्सर</w:t>
+      </w:r>
       <w:r>
         <w:rPr>
           <w:lang w:val="hi_IN" w:bidi="hi_IN"/>
@@ -46475,69 +46582,39 @@
         <w:rPr>
           <w:lang w:val="hi_IN" w:bidi="hi_IN"/>
         </w:rPr>
-        <w:t>शेन</w:t>
-      </w:r>
-      <w:r>
-        <w:rPr>
-          <w:lang w:val="hi_IN" w:bidi="hi_IN"/>
-        </w:rPr>
-      </w:r>
-    </w:p>
-    <w:p>
-      <w:pPr/>
-      <w:r>
-        <w:rPr>
-          <w:lang w:val="hi_IN" w:bidi="hi_IN"/>
-        </w:rPr>
-      </w:r>
-      <w:r>
-        <w:rPr>
-          <w:lang w:val="hi_IN" w:bidi="hi_IN"/>
-        </w:rPr>
-        <w:t xml:space="preserve">यशाना का एक अन्य रूप, वह शहर जहाँ भविष्यद्वक्ता शमूएल ने एबेनेजेर पत्थर स्थापित किया था, जो </w:t>
-      </w:r>
-      <w:hyperlink r:id="rId168">
-        <w:r>
-          <w:rPr>
-            <w:lang w:val="hi_IN" w:bidi="hi_IN"/>
-          </w:rPr>
-          <w:rPr>
-            <w:color w:val="0000EE"/>
-            <w:u w:val="single"/>
-          </w:rPr>
-          <w:t>1 शमूएल 7:12</w:t>
-        </w:r>
-      </w:hyperlink>
-      <w:r>
-        <w:rPr>
-          <w:lang w:val="hi_IN" w:bidi="hi_IN"/>
-        </w:rPr>
-        <w:t xml:space="preserve"> में वर्णित है। </w:t>
-      </w:r>
-      <w:r>
-        <w:rPr>
-          <w:i/>
-          <w:lang w:val="hi_IN" w:bidi="hi_IN"/>
-        </w:rPr>
-        <w:t>देखें</w:t>
-      </w:r>
-      <w:r>
-        <w:rPr>
-          <w:lang w:val="hi_IN" w:bidi="hi_IN"/>
-        </w:rPr>
-        <w:t xml:space="preserve"> </w:t>
-      </w:r>
-      <w:r>
-        <w:rPr>
-          <w:lang w:val="hi_IN" w:bidi="hi_IN"/>
-        </w:rPr>
-        <w:t>यशाना</w:t>
-      </w:r>
-      <w:r>
-        <w:rPr>
-          <w:lang w:val="hi_IN" w:bidi="hi_IN"/>
-        </w:rPr>
-        <w:t>।</w:t>
+        <w:t>शेनस्सर</w:t>
+      </w:r>
+    </w:p>
+    <w:p>
+      <w:pPr/>
+      <w:r>
+        <w:rPr>
+          <w:lang w:val="hi_IN" w:bidi="hi_IN"/>
+        </w:rPr>
+      </w:r>
+      <w:r>
+        <w:rPr>
+          <w:lang w:val="hi_IN" w:bidi="hi_IN"/>
+        </w:rPr>
+        <w:t>यहूदा के बंदी राजा यकोन्याह (यहोयाकीन) के चौथे पुत्र (</w:t>
+      </w:r>
+      <w:hyperlink r:id="rId1071">
+        <w:r>
+          <w:rPr>
+            <w:lang w:val="hi_IN" w:bidi="hi_IN"/>
+          </w:rPr>
+          <w:rPr>
+            <w:color w:val="0000EE"/>
+            <w:u w:val="single"/>
+          </w:rPr>
+          <w:t>1 इति 3:18</w:t>
+        </w:r>
+      </w:hyperlink>
+      <w:r>
+        <w:rPr>
+          <w:lang w:val="hi_IN" w:bidi="hi_IN"/>
+        </w:rPr>
+        <w:t>) थे।</w:t>
       </w:r>
       <w:r>
         <w:rPr>
@@ -46566,8 +46643,109 @@
         <w:rPr>
           <w:lang w:val="hi_IN" w:bidi="hi_IN"/>
         </w:rPr>
-        <w:t>शेनस्सर</w:t>
-      </w:r>
+        <w:t>शेनिर</w:t>
+      </w:r>
+      <w:r>
+        <w:rPr>
+          <w:lang w:val="hi_IN" w:bidi="hi_IN"/>
+        </w:rPr>
+      </w:r>
+    </w:p>
+    <w:p>
+      <w:pPr/>
+      <w:r>
+        <w:rPr>
+          <w:lang w:val="hi_IN" w:bidi="hi_IN"/>
+        </w:rPr>
+      </w:r>
+      <w:r>
+        <w:rPr>
+          <w:lang w:val="hi_IN" w:bidi="hi_IN"/>
+        </w:rPr>
+        <w:t xml:space="preserve">केजेवी में सनीर की एक और वर्तनी है। यह हेर्मोन पर्वत के लिए एमोरी नाम है, जैसा कि </w:t>
+      </w:r>
+      <w:hyperlink r:id="rId1072">
+        <w:r>
+          <w:rPr>
+            <w:lang w:val="hi_IN" w:bidi="hi_IN"/>
+          </w:rPr>
+          <w:rPr>
+            <w:color w:val="0000EE"/>
+            <w:u w:val="single"/>
+          </w:rPr>
+          <w:t>व्यवस्थाविवरण 3:9</w:t>
+        </w:r>
+      </w:hyperlink>
+      <w:r>
+        <w:rPr>
+          <w:lang w:val="hi_IN" w:bidi="hi_IN"/>
+        </w:rPr>
+        <w:t xml:space="preserve"> और </w:t>
+      </w:r>
+      <w:hyperlink r:id="rId1073">
+        <w:r>
+          <w:rPr>
+            <w:lang w:val="hi_IN" w:bidi="hi_IN"/>
+          </w:rPr>
+          <w:rPr>
+            <w:color w:val="0000EE"/>
+            <w:u w:val="single"/>
+          </w:rPr>
+          <w:t>श्रेष्ठगीत 4:8</w:t>
+        </w:r>
+      </w:hyperlink>
+      <w:r>
+        <w:rPr>
+          <w:lang w:val="hi_IN" w:bidi="hi_IN"/>
+        </w:rPr>
+        <w:t xml:space="preserve"> में उल्लेखित है।</w:t>
+      </w:r>
+    </w:p>
+    <w:p>
+      <w:pPr/>
+      <w:r>
+        <w:rPr>
+          <w:lang w:val="hi_IN" w:bidi="hi_IN"/>
+        </w:rPr>
+      </w:r>
+      <w:r>
+        <w:rPr>
+          <w:i/>
+          <w:lang w:val="hi_IN" w:bidi="hi_IN"/>
+        </w:rPr>
+        <w:t xml:space="preserve">देखिए </w:t>
+      </w:r>
+      <w:r>
+        <w:rPr>
+          <w:lang w:val="hi_IN" w:bidi="hi_IN"/>
+        </w:rPr>
+        <w:t xml:space="preserve"> </w:t>
+      </w:r>
+      <w:r>
+        <w:rPr>
+          <w:lang w:val="hi_IN" w:bidi="hi_IN"/>
+        </w:rPr>
+        <w:t>हेर्मोन पर्वत</w:t>
+      </w:r>
+      <w:r>
+        <w:rPr>
+          <w:lang w:val="hi_IN" w:bidi="hi_IN"/>
+        </w:rPr>
+        <w:t>।</w:t>
+      </w:r>
+      <w:r>
+        <w:rPr>
+          <w:lang w:val="hi_IN" w:bidi="hi_IN"/>
+        </w:rPr>
+      </w:r>
+      <w:r>
+        <w:rPr>
+          <w:lang w:val="hi_IN" w:bidi="hi_IN"/>
+        </w:rPr>
+      </w:r>
+    </w:p>
+    <w:p>
+      <w:pPr/>
       <w:r>
         <w:rPr>
           <w:lang w:val="hi_IN" w:bidi="hi_IN"/>
@@ -46582,53 +46760,8 @@
         <w:rPr>
           <w:lang w:val="hi_IN" w:bidi="hi_IN"/>
         </w:rPr>
-        <w:t>शेनस्सर</w:t>
-      </w:r>
-    </w:p>
-    <w:p>
-      <w:pPr/>
-      <w:r>
-        <w:rPr>
-          <w:lang w:val="hi_IN" w:bidi="hi_IN"/>
-        </w:rPr>
-      </w:r>
-      <w:r>
-        <w:rPr>
-          <w:lang w:val="hi_IN" w:bidi="hi_IN"/>
-        </w:rPr>
-        <w:t>यहूदा के बंदी राजा यकोन्याह (यहोयाकीन) के चौथे पुत्र (</w:t>
-      </w:r>
-      <w:hyperlink r:id="rId1071">
-        <w:r>
-          <w:rPr>
-            <w:lang w:val="hi_IN" w:bidi="hi_IN"/>
-          </w:rPr>
-          <w:rPr>
-            <w:color w:val="0000EE"/>
-            <w:u w:val="single"/>
-          </w:rPr>
-          <w:t>1 इति 3:18</w:t>
-        </w:r>
-      </w:hyperlink>
-      <w:r>
-        <w:rPr>
-          <w:lang w:val="hi_IN" w:bidi="hi_IN"/>
-        </w:rPr>
-        <w:t>) थे।</w:t>
-      </w:r>
-      <w:r>
-        <w:rPr>
-          <w:lang w:val="hi_IN" w:bidi="hi_IN"/>
-        </w:rPr>
-      </w:r>
-      <w:r>
-        <w:rPr>
-          <w:lang w:val="hi_IN" w:bidi="hi_IN"/>
-        </w:rPr>
-      </w:r>
-    </w:p>
-    <w:p>
-      <w:pPr/>
+        <w:t>शेपेर</w:t>
+      </w:r>
       <w:r>
         <w:rPr>
           <w:lang w:val="hi_IN" w:bidi="hi_IN"/>
@@ -46643,62 +46776,33 @@
         <w:rPr>
           <w:lang w:val="hi_IN" w:bidi="hi_IN"/>
         </w:rPr>
-        <w:t>शेनिर</w:t>
-      </w:r>
-      <w:r>
-        <w:rPr>
-          <w:lang w:val="hi_IN" w:bidi="hi_IN"/>
-        </w:rPr>
-      </w:r>
-    </w:p>
-    <w:p>
-      <w:pPr/>
-      <w:r>
-        <w:rPr>
-          <w:lang w:val="hi_IN" w:bidi="hi_IN"/>
-        </w:rPr>
-      </w:r>
-      <w:r>
-        <w:rPr>
-          <w:lang w:val="hi_IN" w:bidi="hi_IN"/>
-        </w:rPr>
-        <w:t xml:space="preserve">केजेवी में सनीर की एक और वर्तनी है। यह हेर्मोन पर्वत के लिए एमोरी नाम है, जैसा कि </w:t>
-      </w:r>
-      <w:hyperlink r:id="rId1072">
-        <w:r>
-          <w:rPr>
-            <w:lang w:val="hi_IN" w:bidi="hi_IN"/>
-          </w:rPr>
-          <w:rPr>
-            <w:color w:val="0000EE"/>
-            <w:u w:val="single"/>
-          </w:rPr>
-          <w:t>व्यवस्थाविवरण 3:9</w:t>
-        </w:r>
-      </w:hyperlink>
-      <w:r>
-        <w:rPr>
-          <w:lang w:val="hi_IN" w:bidi="hi_IN"/>
-        </w:rPr>
-        <w:t xml:space="preserve"> और </w:t>
-      </w:r>
-      <w:hyperlink r:id="rId1073">
-        <w:r>
-          <w:rPr>
-            <w:lang w:val="hi_IN" w:bidi="hi_IN"/>
-          </w:rPr>
-          <w:rPr>
-            <w:color w:val="0000EE"/>
-            <w:u w:val="single"/>
-          </w:rPr>
-          <w:t>श्रेष्ठगीत 4:8</w:t>
-        </w:r>
-      </w:hyperlink>
-      <w:r>
-        <w:rPr>
-          <w:lang w:val="hi_IN" w:bidi="hi_IN"/>
-        </w:rPr>
-        <w:t xml:space="preserve"> में उल्लेखित है।</w:t>
+        <w:t>शेपेर</w:t>
+      </w:r>
+    </w:p>
+    <w:p>
+      <w:pPr/>
+      <w:r>
+        <w:rPr>
+          <w:lang w:val="hi_IN" w:bidi="hi_IN"/>
+        </w:rPr>
+      </w:r>
+      <w:hyperlink r:id="rId1074">
+        <w:r>
+          <w:rPr>
+            <w:lang w:val="hi_IN" w:bidi="hi_IN"/>
+          </w:rPr>
+          <w:rPr>
+            <w:color w:val="0000EE"/>
+            <w:u w:val="single"/>
+          </w:rPr>
+          <w:t xml:space="preserve">गिनती 33:23–24 </w:t>
+        </w:r>
+      </w:hyperlink>
+      <w:r>
+        <w:rPr>
+          <w:lang w:val="hi_IN" w:bidi="hi_IN"/>
+        </w:rPr>
+        <w:t xml:space="preserve">में उल्लेखित एक अज्ञात पर्वत का नाम है। </w:t>
       </w:r>
     </w:p>
     <w:p>
@@ -46713,7 +46817,7 @@
           <w:i/>
           <w:lang w:val="hi_IN" w:bidi="hi_IN"/>
         </w:rPr>
-        <w:t xml:space="preserve">देखिए </w:t>
+        <w:t>देखें</w:t>
       </w:r>
       <w:r>
         <w:rPr>
@@ -46725,7 +46829,7 @@
         <w:rPr>
           <w:lang w:val="hi_IN" w:bidi="hi_IN"/>
         </w:rPr>
-        <w:t>हेर्मोन पर्वत</w:t>
+        <w:t>शेपेर पर्वत</w:t>
       </w:r>
       <w:r>
         <w:rPr>
@@ -46760,7 +46864,7 @@
         <w:rPr>
           <w:lang w:val="hi_IN" w:bidi="hi_IN"/>
         </w:rPr>
-        <w:t>शेपेर</w:t>
+        <w:t>शेपेर पर्वत</w:t>
       </w:r>
       <w:r>
         <w:rPr>
@@ -46776,15 +46880,33 @@
         <w:rPr>
           <w:lang w:val="hi_IN" w:bidi="hi_IN"/>
         </w:rPr>
-        <w:t>शेपेर</w:t>
-      </w:r>
-    </w:p>
-    <w:p>
-      <w:pPr/>
-      <w:r>
-        <w:rPr>
-          <w:lang w:val="hi_IN" w:bidi="hi_IN"/>
-        </w:rPr>
+        <w:t>शेपेर पर्वत</w:t>
+      </w:r>
+    </w:p>
+    <w:p>
+      <w:pPr/>
+      <w:r>
+        <w:rPr>
+          <w:lang w:val="hi_IN" w:bidi="hi_IN"/>
+        </w:rPr>
+      </w:r>
+      <w:r>
+        <w:rPr>
+          <w:lang w:val="hi_IN" w:bidi="hi_IN"/>
+        </w:rPr>
+        <w:t xml:space="preserve">इस्राएलियों के जंगल में भटकने के दौरान अस्थायी शिविर स्थल। शेपेर पर्वत </w:t>
+      </w:r>
+      <w:r>
+        <w:rPr>
+          <w:lang w:val="hi_IN" w:bidi="hi_IN"/>
+        </w:rPr>
+        <w:t>कहेलाता</w:t>
+      </w:r>
+      <w:r>
+        <w:rPr>
+          <w:lang w:val="hi_IN" w:bidi="hi_IN"/>
+        </w:rPr>
+        <w:t xml:space="preserve"> और हरादा के बीच स्थित था (</w:t>
       </w:r>
       <w:hyperlink r:id="rId1074">
         <w:r>
@@ -46795,14 +46917,14 @@
             <w:color w:val="0000EE"/>
             <w:u w:val="single"/>
           </w:rPr>
-          <w:t xml:space="preserve">गिनती 33:23–24 </w:t>
-        </w:r>
-      </w:hyperlink>
-      <w:r>
-        <w:rPr>
-          <w:lang w:val="hi_IN" w:bidi="hi_IN"/>
-        </w:rPr>
-        <w:t xml:space="preserve">में उल्लेखित एक अज्ञात पर्वत का नाम है। </w:t>
+          <w:t>गिन 33:23–24</w:t>
+        </w:r>
+      </w:hyperlink>
+      <w:r>
+        <w:rPr>
+          <w:lang w:val="hi_IN" w:bidi="hi_IN"/>
+        </w:rPr>
+        <w:t>)।</w:t>
       </w:r>
     </w:p>
     <w:p>
@@ -46817,7 +46939,7 @@
           <w:i/>
           <w:lang w:val="hi_IN" w:bidi="hi_IN"/>
         </w:rPr>
-        <w:t>देखें</w:t>
+        <w:t>यह भी देखें</w:t>
       </w:r>
       <w:r>
         <w:rPr>
@@ -46829,7 +46951,7 @@
         <w:rPr>
           <w:lang w:val="hi_IN" w:bidi="hi_IN"/>
         </w:rPr>
-        <w:t>शेपेर पर्वत</w:t>
+        <w:t>जंगल में भटकना</w:t>
       </w:r>
       <w:r>
         <w:rPr>
@@ -46864,8 +46986,190 @@
         <w:rPr>
           <w:lang w:val="hi_IN" w:bidi="hi_IN"/>
         </w:rPr>
-        <w:t>शेपेर पर्वत</w:t>
-      </w:r>
+        <w:t>शेबना</w:t>
+      </w:r>
+      <w:r>
+        <w:rPr>
+          <w:lang w:val="hi_IN" w:bidi="hi_IN"/>
+        </w:rPr>
+      </w:r>
+    </w:p>
+    <w:p>
+      <w:pPr/>
+      <w:r>
+        <w:rPr>
+          <w:lang w:val="hi_IN" w:bidi="hi_IN"/>
+        </w:rPr>
+      </w:r>
+      <w:r>
+        <w:rPr>
+          <w:lang w:val="hi_IN" w:bidi="hi_IN"/>
+        </w:rPr>
+        <w:t>आठवीं शताब्दी के यहूदा राज्य का अधिकारी। नाम शेबना अरामी रूप में है और इसकी "[हे प्रभु], कृपया वापस आओ" के रूप में व्याख्या की गई है, यह या तो एक पूर्ण वर्तनी (शबन्याह) या एक सामी मूल से सम्बंधित है जिसका अर्थ "युवा" है। अरामी वर्तनी के कारण, कुछ ने तर्क दिया है कि शेबना विदेशी जन्म के थे। हालांकि, नाम का समकालीन फिलिस्तीनी शिलालेखों (जैसे, लाकीश से) पर प्रकट होना इस दृष्टिकोण को अनावश्यक बना सकता है।</w:t>
+      </w:r>
+    </w:p>
+    <w:p>
+      <w:pPr/>
+      <w:r>
+        <w:rPr>
+          <w:lang w:val="hi_IN" w:bidi="hi_IN"/>
+        </w:rPr>
+      </w:r>
+      <w:r>
+        <w:rPr>
+          <w:lang w:val="hi_IN" w:bidi="hi_IN"/>
+        </w:rPr>
+        <w:t xml:space="preserve">दो प्रमुख अनुच्छेद शेबना नाम का उल्लेख करते हैं: </w:t>
+      </w:r>
+      <w:hyperlink r:id="rId1075">
+        <w:r>
+          <w:rPr>
+            <w:lang w:val="hi_IN" w:bidi="hi_IN"/>
+          </w:rPr>
+          <w:rPr>
+            <w:color w:val="0000EE"/>
+            <w:u w:val="single"/>
+          </w:rPr>
+          <w:t>यशायाह 22:15–25</w:t>
+        </w:r>
+      </w:hyperlink>
+      <w:r>
+        <w:rPr>
+          <w:lang w:val="hi_IN" w:bidi="hi_IN"/>
+        </w:rPr>
+        <w:t xml:space="preserve"> और </w:t>
+      </w:r>
+      <w:hyperlink r:id="rId1076">
+        <w:r>
+          <w:rPr>
+            <w:lang w:val="hi_IN" w:bidi="hi_IN"/>
+          </w:rPr>
+          <w:rPr>
+            <w:color w:val="0000EE"/>
+            <w:u w:val="single"/>
+          </w:rPr>
+          <w:t>2 राजाओं 18:17–19:7</w:t>
+        </w:r>
+      </w:hyperlink>
+      <w:r>
+        <w:rPr>
+          <w:lang w:val="hi_IN" w:bidi="hi_IN"/>
+        </w:rPr>
+        <w:t>। यह संभावना नहीं है कि दो व्यक्तियों का एक ही नाम हो, दोनों यहूदा सरकार में उच्च पदों पर हो और एक ही समय अवधि में सेनापति हो। इसने अधिकांश विद्वानों को यह तर्क देने के लिए प्रेरित किया है कि यशायाह और 2 राजाओं में दोनों अनुच्छेद एक ही व्यक्ति का उल्लेख करते हैं।</w:t>
+      </w:r>
+    </w:p>
+    <w:p>
+      <w:pPr/>
+      <w:r>
+        <w:rPr>
+          <w:lang w:val="hi_IN" w:bidi="hi_IN"/>
+        </w:rPr>
+      </w:r>
+      <w:r>
+        <w:rPr>
+          <w:lang w:val="hi_IN" w:bidi="hi_IN"/>
+        </w:rPr>
+        <w:t>अपने अहंकार में स्वयं के लिए एक भव्य मकबरा बनाने और अपनी स्थिति और महत्व पर अत्यधिक गर्व के कारण, शेबना की यशायाह भविष्यद्वक्ता के द्वारा निंदा की गई थी। वास्तव में, भविष्यद्वक्ता ने यहाँ तक भविष्यवाणी की थी कि शेबना बँधुआई में जाएगा और एक विदेशी देश में मरेगा (</w:t>
+      </w:r>
+      <w:hyperlink r:id="rId1077">
+        <w:r>
+          <w:rPr>
+            <w:lang w:val="hi_IN" w:bidi="hi_IN"/>
+          </w:rPr>
+          <w:rPr>
+            <w:color w:val="0000EE"/>
+            <w:u w:val="single"/>
+          </w:rPr>
+          <w:t>यशा 22:18</w:t>
+        </w:r>
+      </w:hyperlink>
+      <w:r>
+        <w:rPr>
+          <w:lang w:val="hi_IN" w:bidi="hi_IN"/>
+        </w:rPr>
+        <w:t xml:space="preserve">)। </w:t>
+      </w:r>
+      <w:hyperlink r:id="rId1076">
+        <w:r>
+          <w:rPr>
+            <w:lang w:val="hi_IN" w:bidi="hi_IN"/>
+          </w:rPr>
+          <w:rPr>
+            <w:color w:val="0000EE"/>
+            <w:u w:val="single"/>
+          </w:rPr>
+          <w:t>2 राजाओं 18:17–19:7</w:t>
+        </w:r>
+      </w:hyperlink>
+      <w:r>
+        <w:rPr>
+          <w:lang w:val="hi_IN" w:bidi="hi_IN"/>
+        </w:rPr>
+        <w:t xml:space="preserve"> में वर्णित घटनाएँ (पुष्टि करें समानांतर विवरण </w:t>
+      </w:r>
+      <w:hyperlink r:id="rId1078">
+        <w:r>
+          <w:rPr>
+            <w:lang w:val="hi_IN" w:bidi="hi_IN"/>
+          </w:rPr>
+          <w:rPr>
+            <w:color w:val="0000EE"/>
+            <w:u w:val="single"/>
+          </w:rPr>
+          <w:t>यशा 37</w:t>
+        </w:r>
+      </w:hyperlink>
+      <w:r>
+        <w:rPr>
+          <w:lang w:val="hi_IN" w:bidi="hi_IN"/>
+        </w:rPr>
+        <w:t xml:space="preserve"> में) स्पष्ट रूप से 701 ईसा पूर्व और सन्हेरीब के आक्रमण से संबंधित है। यदि इस कहानी में वर्णित शेबना वही व्यक्ति है जिसकी यशायाह द्वारा अभी व्यक्त चर्चा में निंदा की थी, जैसा कि संभव लगता है, तो इस निंदा की भविष्यवाणी की तिथि 701 ई.पू. से पहले की होनी चाहिए।</w:t>
+      </w:r>
+    </w:p>
+    <w:p>
+      <w:pPr/>
+      <w:r>
+        <w:rPr>
+          <w:lang w:val="hi_IN" w:bidi="hi_IN"/>
+        </w:rPr>
+      </w:r>
+      <w:r>
+        <w:rPr>
+          <w:lang w:val="hi_IN" w:bidi="hi_IN"/>
+        </w:rPr>
+        <w:t>701 ईसा पूर्व में अश्शूरी शासक सन्हेरीब ने यहूदा के लगभग सभी शहरों पर कब्जा कर लिया और स्पष्ट रूप से उसका इरादा यरूशलेम पर कब्जा करने का था। यहूदा के राजा हिजकिय्याह ने आक्रमणकारी अश्शूरियों के साथ बातचीत करने के लिए तीन आधिकारिक प्रतिनिधियों को भेजा। इस समय, एलयाकीम को "[राजा के] घराने" का प्रभारी कहा गया (</w:t>
+      </w:r>
+      <w:hyperlink r:id="rId592">
+        <w:r>
+          <w:rPr>
+            <w:lang w:val="hi_IN" w:bidi="hi_IN"/>
+          </w:rPr>
+          <w:rPr>
+            <w:color w:val="0000EE"/>
+            <w:u w:val="single"/>
+          </w:rPr>
+          <w:t>2 रा 18:18</w:t>
+        </w:r>
+      </w:hyperlink>
+      <w:r>
+        <w:rPr>
+          <w:lang w:val="hi_IN" w:bidi="hi_IN"/>
+        </w:rPr>
+        <w:t>) और शेबना को सोफेर का पद प्राप्त था, जो एक महत्वपूर्ण पद था, शायद राज्य के सचिव के बराबर।</w:t>
+      </w:r>
+      <w:r>
+        <w:rPr>
+          <w:lang w:val="hi_IN" w:bidi="hi_IN"/>
+        </w:rPr>
+      </w:r>
+      <w:r>
+        <w:rPr>
+          <w:lang w:val="hi_IN" w:bidi="hi_IN"/>
+        </w:rPr>
+      </w:r>
+    </w:p>
+    <w:p>
+      <w:pPr/>
       <w:r>
         <w:rPr>
           <w:lang w:val="hi_IN" w:bidi="hi_IN"/>
@@ -46880,98 +47184,8 @@
         <w:rPr>
           <w:lang w:val="hi_IN" w:bidi="hi_IN"/>
         </w:rPr>
-        <w:t>शेपेर पर्वत</w:t>
-      </w:r>
-    </w:p>
-    <w:p>
-      <w:pPr/>
-      <w:r>
-        <w:rPr>
-          <w:lang w:val="hi_IN" w:bidi="hi_IN"/>
-        </w:rPr>
-      </w:r>
-      <w:r>
-        <w:rPr>
-          <w:lang w:val="hi_IN" w:bidi="hi_IN"/>
-        </w:rPr>
-        <w:t xml:space="preserve">इस्राएलियों के जंगल में भटकने के दौरान अस्थायी शिविर स्थल। शेपेर पर्वत </w:t>
-      </w:r>
-      <w:r>
-        <w:rPr>
-          <w:lang w:val="hi_IN" w:bidi="hi_IN"/>
-        </w:rPr>
-        <w:t>कहेलाता</w:t>
-      </w:r>
-      <w:r>
-        <w:rPr>
-          <w:lang w:val="hi_IN" w:bidi="hi_IN"/>
-        </w:rPr>
-        <w:t xml:space="preserve"> और हरादा के बीच स्थित था (</w:t>
-      </w:r>
-      <w:hyperlink r:id="rId1074">
-        <w:r>
-          <w:rPr>
-            <w:lang w:val="hi_IN" w:bidi="hi_IN"/>
-          </w:rPr>
-          <w:rPr>
-            <w:color w:val="0000EE"/>
-            <w:u w:val="single"/>
-          </w:rPr>
-          <w:t>गिन 33:23–24</w:t>
-        </w:r>
-      </w:hyperlink>
-      <w:r>
-        <w:rPr>
-          <w:lang w:val="hi_IN" w:bidi="hi_IN"/>
-        </w:rPr>
-        <w:t>)।</w:t>
-      </w:r>
-    </w:p>
-    <w:p>
-      <w:pPr/>
-      <w:r>
-        <w:rPr>
-          <w:lang w:val="hi_IN" w:bidi="hi_IN"/>
-        </w:rPr>
-      </w:r>
-      <w:r>
-        <w:rPr>
-          <w:i/>
-          <w:lang w:val="hi_IN" w:bidi="hi_IN"/>
-        </w:rPr>
-        <w:t>यह भी देखें</w:t>
-      </w:r>
-      <w:r>
-        <w:rPr>
-          <w:lang w:val="hi_IN" w:bidi="hi_IN"/>
-        </w:rPr>
-        <w:t xml:space="preserve"> </w:t>
-      </w:r>
-      <w:r>
-        <w:rPr>
-          <w:lang w:val="hi_IN" w:bidi="hi_IN"/>
-        </w:rPr>
-        <w:t>जंगल में भटकना</w:t>
-      </w:r>
-      <w:r>
-        <w:rPr>
-          <w:lang w:val="hi_IN" w:bidi="hi_IN"/>
-        </w:rPr>
-        <w:t>।</w:t>
-      </w:r>
-      <w:r>
-        <w:rPr>
-          <w:lang w:val="hi_IN" w:bidi="hi_IN"/>
-        </w:rPr>
-      </w:r>
-      <w:r>
-        <w:rPr>
-          <w:lang w:val="hi_IN" w:bidi="hi_IN"/>
-        </w:rPr>
-      </w:r>
-    </w:p>
-    <w:p>
-      <w:pPr/>
+        <w:t>शेबा</w:t>
+      </w:r>
       <w:r>
         <w:rPr>
           <w:lang w:val="hi_IN" w:bidi="hi_IN"/>
@@ -46986,176 +47200,100 @@
         <w:rPr>
           <w:lang w:val="hi_IN" w:bidi="hi_IN"/>
         </w:rPr>
-        <w:t>शेबना</w:t>
-      </w:r>
-      <w:r>
-        <w:rPr>
-          <w:lang w:val="hi_IN" w:bidi="hi_IN"/>
-        </w:rPr>
-      </w:r>
-    </w:p>
-    <w:p>
-      <w:pPr/>
-      <w:r>
-        <w:rPr>
-          <w:lang w:val="hi_IN" w:bidi="hi_IN"/>
-        </w:rPr>
-      </w:r>
-      <w:r>
-        <w:rPr>
-          <w:lang w:val="hi_IN" w:bidi="hi_IN"/>
-        </w:rPr>
-        <w:t>आठवीं शताब्दी के यहूदा राज्य का अधिकारी। नाम शेबना अरामी रूप में है और इसकी "[हे प्रभु], कृपया वापस आओ" के रूप में व्याख्या की गई है, यह या तो एक पूर्ण वर्तनी (शबन्याह) या एक सामी मूल से सम्बंधित है जिसका अर्थ "युवा" है। अरामी वर्तनी के कारण, कुछ ने तर्क दिया है कि शेबना विदेशी जन्म के थे। हालांकि, नाम का समकालीन फिलिस्तीनी शिलालेखों (जैसे, लाकीश से) पर प्रकट होना इस दृष्टिकोण को अनावश्यक बना सकता है।</w:t>
-      </w:r>
-    </w:p>
-    <w:p>
-      <w:pPr/>
-      <w:r>
-        <w:rPr>
-          <w:lang w:val="hi_IN" w:bidi="hi_IN"/>
-        </w:rPr>
-      </w:r>
-      <w:r>
-        <w:rPr>
-          <w:lang w:val="hi_IN" w:bidi="hi_IN"/>
-        </w:rPr>
-        <w:t xml:space="preserve">दो प्रमुख अनुच्छेद शेबना नाम का उल्लेख करते हैं: </w:t>
-      </w:r>
-      <w:hyperlink r:id="rId1075">
-        <w:r>
-          <w:rPr>
-            <w:lang w:val="hi_IN" w:bidi="hi_IN"/>
-          </w:rPr>
-          <w:rPr>
-            <w:color w:val="0000EE"/>
-            <w:u w:val="single"/>
-          </w:rPr>
-          <w:t>यशायाह 22:15–25</w:t>
-        </w:r>
-      </w:hyperlink>
-      <w:r>
-        <w:rPr>
-          <w:lang w:val="hi_IN" w:bidi="hi_IN"/>
-        </w:rPr>
-        <w:t xml:space="preserve"> और </w:t>
-      </w:r>
-      <w:hyperlink r:id="rId1076">
-        <w:r>
-          <w:rPr>
-            <w:lang w:val="hi_IN" w:bidi="hi_IN"/>
-          </w:rPr>
-          <w:rPr>
-            <w:color w:val="0000EE"/>
-            <w:u w:val="single"/>
-          </w:rPr>
-          <w:t>2 राजाओं 18:17–19:7</w:t>
-        </w:r>
-      </w:hyperlink>
-      <w:r>
-        <w:rPr>
-          <w:lang w:val="hi_IN" w:bidi="hi_IN"/>
-        </w:rPr>
-        <w:t>। यह संभावना नहीं है कि दो व्यक्तियों का एक ही नाम हो, दोनों यहूदा सरकार में उच्च पदों पर हो और एक ही समय अवधि में सेनापति हो। इसने अधिकांश विद्वानों को यह तर्क देने के लिए प्रेरित किया है कि यशायाह और 2 राजाओं में दोनों अनुच्छेद एक ही व्यक्ति का उल्लेख करते हैं।</w:t>
-      </w:r>
-    </w:p>
-    <w:p>
-      <w:pPr/>
-      <w:r>
-        <w:rPr>
-          <w:lang w:val="hi_IN" w:bidi="hi_IN"/>
-        </w:rPr>
-      </w:r>
-      <w:r>
-        <w:rPr>
-          <w:lang w:val="hi_IN" w:bidi="hi_IN"/>
-        </w:rPr>
-        <w:t>अपने अहंकार में स्वयं के लिए एक भव्य मकबरा बनाने और अपनी स्थिति और महत्व पर अत्यधिक गर्व के कारण, शेबना की यशायाह भविष्यद्वक्ता के द्वारा निंदा की गई थी। वास्तव में, भविष्यद्वक्ता ने यहाँ तक भविष्यवाणी की थी कि शेबना बँधुआई में जाएगा और एक विदेशी देश में मरेगा (</w:t>
-      </w:r>
-      <w:hyperlink r:id="rId1077">
-        <w:r>
-          <w:rPr>
-            <w:lang w:val="hi_IN" w:bidi="hi_IN"/>
-          </w:rPr>
-          <w:rPr>
-            <w:color w:val="0000EE"/>
-            <w:u w:val="single"/>
-          </w:rPr>
-          <w:t>यशा 22:18</w:t>
-        </w:r>
-      </w:hyperlink>
-      <w:r>
-        <w:rPr>
-          <w:lang w:val="hi_IN" w:bidi="hi_IN"/>
-        </w:rPr>
-        <w:t xml:space="preserve">)। </w:t>
-      </w:r>
-      <w:hyperlink r:id="rId1076">
-        <w:r>
-          <w:rPr>
-            <w:lang w:val="hi_IN" w:bidi="hi_IN"/>
-          </w:rPr>
-          <w:rPr>
-            <w:color w:val="0000EE"/>
-            <w:u w:val="single"/>
-          </w:rPr>
-          <w:t>2 राजाओं 18:17–19:7</w:t>
-        </w:r>
-      </w:hyperlink>
-      <w:r>
-        <w:rPr>
-          <w:lang w:val="hi_IN" w:bidi="hi_IN"/>
-        </w:rPr>
-        <w:t xml:space="preserve"> में वर्णित घटनाएँ (पुष्टि करें समानांतर विवरण </w:t>
-      </w:r>
-      <w:hyperlink r:id="rId1078">
-        <w:r>
-          <w:rPr>
-            <w:lang w:val="hi_IN" w:bidi="hi_IN"/>
-          </w:rPr>
-          <w:rPr>
-            <w:color w:val="0000EE"/>
-            <w:u w:val="single"/>
-          </w:rPr>
-          <w:t>यशा 37</w:t>
-        </w:r>
-      </w:hyperlink>
-      <w:r>
-        <w:rPr>
-          <w:lang w:val="hi_IN" w:bidi="hi_IN"/>
-        </w:rPr>
-        <w:t xml:space="preserve"> में) स्पष्ट रूप से 701 ईसा पूर्व और सन्हेरीब के आक्रमण से संबंधित है। यदि इस कहानी में वर्णित शेबना वही व्यक्ति है जिसकी यशायाह द्वारा अभी व्यक्त चर्चा में निंदा की थी, जैसा कि संभव लगता है, तो इस निंदा की भविष्यवाणी की तिथि 701 ई.पू. से पहले की होनी चाहिए।</w:t>
-      </w:r>
-    </w:p>
-    <w:p>
-      <w:pPr/>
-      <w:r>
-        <w:rPr>
-          <w:lang w:val="hi_IN" w:bidi="hi_IN"/>
-        </w:rPr>
-      </w:r>
-      <w:r>
-        <w:rPr>
-          <w:lang w:val="hi_IN" w:bidi="hi_IN"/>
-        </w:rPr>
-        <w:t>701 ईसा पूर्व में अश्शूरी शासक सन्हेरीब ने यहूदा के लगभग सभी शहरों पर कब्जा कर लिया और स्पष्ट रूप से उसका इरादा यरूशलेम पर कब्जा करने का था। यहूदा के राजा हिजकिय्याह ने आक्रमणकारी अश्शूरियों के साथ बातचीत करने के लिए तीन आधिकारिक प्रतिनिधियों को भेजा। इस समय, एलयाकीम को "[राजा के] घराने" का प्रभारी कहा गया (</w:t>
-      </w:r>
-      <w:hyperlink r:id="rId592">
-        <w:r>
-          <w:rPr>
-            <w:lang w:val="hi_IN" w:bidi="hi_IN"/>
-          </w:rPr>
-          <w:rPr>
-            <w:color w:val="0000EE"/>
-            <w:u w:val="single"/>
-          </w:rPr>
-          <w:t>2 रा 18:18</w:t>
-        </w:r>
-      </w:hyperlink>
-      <w:r>
-        <w:rPr>
-          <w:lang w:val="hi_IN" w:bidi="hi_IN"/>
-        </w:rPr>
-        <w:t>) और शेबना को सोफेर का पद प्राप्त था, जो एक महत्वपूर्ण पद था, शायद राज्य के सचिव के बराबर।</w:t>
+        <w:t>शेबा</w:t>
+      </w:r>
+    </w:p>
+    <w:p>
+      <w:pPr/>
+      <w:r>
+        <w:rPr>
+          <w:lang w:val="hi_IN" w:bidi="hi_IN"/>
+        </w:rPr>
+      </w:r>
+      <w:r>
+        <w:rPr>
+          <w:lang w:val="hi_IN" w:bidi="hi_IN"/>
+        </w:rPr>
+        <w:t>यहूदी लोग कूश के वंशज थे (</w:t>
+      </w:r>
+      <w:hyperlink r:id="rId1079">
+        <w:r>
+          <w:rPr>
+            <w:lang w:val="hi_IN" w:bidi="hi_IN"/>
+          </w:rPr>
+          <w:rPr>
+            <w:color w:val="0000EE"/>
+            <w:u w:val="single"/>
+          </w:rPr>
+          <w:t>उत 10:7</w:t>
+        </w:r>
+      </w:hyperlink>
+      <w:r>
+        <w:rPr>
+          <w:lang w:val="hi_IN" w:bidi="hi_IN"/>
+        </w:rPr>
+        <w:t xml:space="preserve">; </w:t>
+      </w:r>
+      <w:hyperlink r:id="rId1080">
+        <w:r>
+          <w:rPr>
+            <w:lang w:val="hi_IN" w:bidi="hi_IN"/>
+          </w:rPr>
+          <w:rPr>
+            <w:color w:val="0000EE"/>
+            <w:u w:val="single"/>
+          </w:rPr>
+          <w:t>1 इति 1:9</w:t>
+        </w:r>
+      </w:hyperlink>
+      <w:r>
+        <w:rPr>
+          <w:lang w:val="hi_IN" w:bidi="hi_IN"/>
+        </w:rPr>
+        <w:t xml:space="preserve">; </w:t>
+      </w:r>
+      <w:hyperlink r:id="rId1081">
+        <w:r>
+          <w:rPr>
+            <w:lang w:val="hi_IN" w:bidi="hi_IN"/>
+          </w:rPr>
+          <w:rPr>
+            <w:color w:val="0000EE"/>
+            <w:u w:val="single"/>
+          </w:rPr>
+          <w:t>यशा 43:3</w:t>
+        </w:r>
+      </w:hyperlink>
+      <w:r>
+        <w:rPr>
+          <w:lang w:val="hi_IN" w:bidi="hi_IN"/>
+        </w:rPr>
+        <w:t xml:space="preserve">) और सम्भवतः शेबा के लोगों के साथ पहचाने जा सकते हैं। </w:t>
+      </w:r>
+      <w:r>
+        <w:rPr>
+          <w:i/>
+          <w:lang w:val="hi_IN" w:bidi="hi_IN"/>
+        </w:rPr>
+        <w:t>देखें</w:t>
+      </w:r>
+      <w:r>
+        <w:rPr>
+          <w:lang w:val="hi_IN" w:bidi="hi_IN"/>
+        </w:rPr>
+        <w:t xml:space="preserve"> </w:t>
+      </w:r>
+      <w:r>
+        <w:rPr>
+          <w:lang w:val="hi_IN" w:bidi="hi_IN"/>
+        </w:rPr>
+        <w:t>शेबा (व्यक्ति) #2</w:t>
+      </w:r>
+      <w:r>
+        <w:rPr>
+          <w:lang w:val="hi_IN" w:bidi="hi_IN"/>
+        </w:rPr>
+        <w:t>।</w:t>
       </w:r>
       <w:r>
         <w:rPr>
@@ -47193,6 +47331,81 @@
       </w:r>
     </w:p>
     <w:p>
+      <w:pPr/>
+      <w:r>
+        <w:rPr>
+          <w:lang w:val="hi_IN" w:bidi="hi_IN"/>
+        </w:rPr>
+      </w:r>
+      <w:r>
+        <w:rPr>
+          <w:lang w:val="hi_IN" w:bidi="hi_IN"/>
+        </w:rPr>
+        <w:t xml:space="preserve">आई आर वी में शिबा का अनुवाद, </w:t>
+      </w:r>
+      <w:hyperlink r:id="rId808">
+        <w:r>
+          <w:rPr>
+            <w:lang w:val="hi_IN" w:bidi="hi_IN"/>
+          </w:rPr>
+          <w:rPr>
+            <w:color w:val="0000EE"/>
+            <w:u w:val="single"/>
+          </w:rPr>
+          <w:t>उत 26:33</w:t>
+        </w:r>
+      </w:hyperlink>
+      <w:r>
+        <w:rPr>
+          <w:lang w:val="hi_IN" w:bidi="hi_IN"/>
+        </w:rPr>
+        <w:t xml:space="preserve"> में बेर्शेबा के पास एक कुआँ। </w:t>
+      </w:r>
+      <w:r>
+        <w:rPr>
+          <w:i/>
+          <w:lang w:val="hi_IN" w:bidi="hi_IN"/>
+        </w:rPr>
+        <w:t>देखें</w:t>
+      </w:r>
+      <w:r>
+        <w:rPr>
+          <w:lang w:val="hi_IN" w:bidi="hi_IN"/>
+        </w:rPr>
+        <w:t xml:space="preserve"> </w:t>
+      </w:r>
+      <w:r>
+        <w:rPr>
+          <w:lang w:val="hi_IN" w:bidi="hi_IN"/>
+        </w:rPr>
+        <w:t>शिबा</w:t>
+      </w:r>
+      <w:r>
+        <w:rPr>
+          <w:lang w:val="hi_IN" w:bidi="hi_IN"/>
+        </w:rPr>
+        <w:t>।</w:t>
+      </w:r>
+      <w:r>
+        <w:rPr>
+          <w:lang w:val="hi_IN" w:bidi="hi_IN"/>
+        </w:rPr>
+      </w:r>
+      <w:r>
+        <w:rPr>
+          <w:lang w:val="hi_IN" w:bidi="hi_IN"/>
+        </w:rPr>
+      </w:r>
+    </w:p>
+    <w:p>
+      <w:pPr/>
+      <w:r>
+        <w:rPr>
+          <w:lang w:val="hi_IN" w:bidi="hi_IN"/>
+        </w:rPr>
+      </w:r>
+    </w:p>
+    <w:p>
       <w:pPr>
         <w:pStyle w:val="Heading2"/>
       </w:pPr>
@@ -47200,75 +47413,20 @@
         <w:rPr>
           <w:lang w:val="hi_IN" w:bidi="hi_IN"/>
         </w:rPr>
-        <w:t>शेबा</w:t>
-      </w:r>
-    </w:p>
-    <w:p>
-      <w:pPr/>
-      <w:r>
-        <w:rPr>
-          <w:lang w:val="hi_IN" w:bidi="hi_IN"/>
-        </w:rPr>
-      </w:r>
-      <w:r>
-        <w:rPr>
-          <w:lang w:val="hi_IN" w:bidi="hi_IN"/>
-        </w:rPr>
-        <w:t>यहूदी लोग कूश के वंशज थे (</w:t>
-      </w:r>
-      <w:hyperlink r:id="rId1079">
-        <w:r>
-          <w:rPr>
-            <w:lang w:val="hi_IN" w:bidi="hi_IN"/>
-          </w:rPr>
-          <w:rPr>
-            <w:color w:val="0000EE"/>
-            <w:u w:val="single"/>
-          </w:rPr>
-          <w:t>उत 10:7</w:t>
-        </w:r>
-      </w:hyperlink>
-      <w:r>
-        <w:rPr>
-          <w:lang w:val="hi_IN" w:bidi="hi_IN"/>
-        </w:rPr>
-        <w:t xml:space="preserve">; </w:t>
-      </w:r>
-      <w:hyperlink r:id="rId1080">
-        <w:r>
-          <w:rPr>
-            <w:lang w:val="hi_IN" w:bidi="hi_IN"/>
-          </w:rPr>
-          <w:rPr>
-            <w:color w:val="0000EE"/>
-            <w:u w:val="single"/>
-          </w:rPr>
-          <w:t>1 इति 1:9</w:t>
-        </w:r>
-      </w:hyperlink>
-      <w:r>
-        <w:rPr>
-          <w:lang w:val="hi_IN" w:bidi="hi_IN"/>
-        </w:rPr>
-        <w:t xml:space="preserve">; </w:t>
-      </w:r>
-      <w:hyperlink r:id="rId1081">
-        <w:r>
-          <w:rPr>
-            <w:lang w:val="hi_IN" w:bidi="hi_IN"/>
-          </w:rPr>
-          <w:rPr>
-            <w:color w:val="0000EE"/>
-            <w:u w:val="single"/>
-          </w:rPr>
-          <w:t>यशा 43:3</w:t>
-        </w:r>
-      </w:hyperlink>
-      <w:r>
-        <w:rPr>
-          <w:lang w:val="hi_IN" w:bidi="hi_IN"/>
-        </w:rPr>
-        <w:t xml:space="preserve">) और सम्भवतः शेबा के लोगों के साथ पहचाने जा सकते हैं। </w:t>
+        <w:t>शेबा की रानी</w:t>
+      </w:r>
+      <w:r>
+        <w:rPr>
+          <w:lang w:val="hi_IN" w:bidi="hi_IN"/>
+        </w:rPr>
+      </w:r>
+    </w:p>
+    <w:p>
+      <w:pPr/>
+      <w:r>
+        <w:rPr>
+          <w:lang w:val="hi_IN" w:bidi="hi_IN"/>
+        </w:rPr>
       </w:r>
       <w:r>
         <w:rPr>
@@ -47287,7 +47445,7 @@
         <w:rPr>
           <w:lang w:val="hi_IN" w:bidi="hi_IN"/>
         </w:rPr>
-        <w:t>शेबा (व्यक्ति) #2</w:t>
+        <w:t>शेबा (स्थान) #2</w:t>
       </w:r>
       <w:r>
         <w:rPr>
@@ -47322,44 +47480,226 @@
         <w:rPr>
           <w:lang w:val="hi_IN" w:bidi="hi_IN"/>
         </w:rPr>
-        <w:t>शेबा</w:t>
-      </w:r>
-      <w:r>
-        <w:rPr>
-          <w:lang w:val="hi_IN" w:bidi="hi_IN"/>
-        </w:rPr>
-      </w:r>
-    </w:p>
-    <w:p>
-      <w:pPr/>
-      <w:r>
-        <w:rPr>
-          <w:lang w:val="hi_IN" w:bidi="hi_IN"/>
-        </w:rPr>
-      </w:r>
-      <w:r>
-        <w:rPr>
-          <w:lang w:val="hi_IN" w:bidi="hi_IN"/>
-        </w:rPr>
-        <w:t xml:space="preserve">आई आर वी में शिबा का अनुवाद, </w:t>
-      </w:r>
-      <w:hyperlink r:id="rId808">
-        <w:r>
-          <w:rPr>
-            <w:lang w:val="hi_IN" w:bidi="hi_IN"/>
-          </w:rPr>
-          <w:rPr>
-            <w:color w:val="0000EE"/>
-            <w:u w:val="single"/>
-          </w:rPr>
-          <w:t>उत 26:33</w:t>
-        </w:r>
-      </w:hyperlink>
-      <w:r>
-        <w:rPr>
-          <w:lang w:val="hi_IN" w:bidi="hi_IN"/>
-        </w:rPr>
-        <w:t xml:space="preserve"> में बेर्शेबा के पास एक कुआँ। </w:t>
+        <w:t>शेबा (व्यक्ति)</w:t>
+      </w:r>
+      <w:r>
+        <w:rPr>
+          <w:lang w:val="hi_IN" w:bidi="hi_IN"/>
+        </w:rPr>
+      </w:r>
+    </w:p>
+    <w:p>
+      <w:pPr/>
+      <w:r>
+        <w:rPr>
+          <w:lang w:val="hi_IN" w:bidi="hi_IN"/>
+        </w:rPr>
+      </w:r>
+      <w:r>
+        <w:rPr>
+          <w:lang w:val="hi_IN" w:bidi="hi_IN"/>
+        </w:rPr>
+        <w:t>1. रामाह का पुत्र, ददान का भाई और नूह का वंशज, हाम की वंशावली के माध्यम से (</w:t>
+      </w:r>
+      <w:hyperlink r:id="rId1079">
+        <w:r>
+          <w:rPr>
+            <w:lang w:val="hi_IN" w:bidi="hi_IN"/>
+          </w:rPr>
+          <w:rPr>
+            <w:color w:val="0000EE"/>
+            <w:u w:val="single"/>
+          </w:rPr>
+          <w:t>उत 10:7</w:t>
+        </w:r>
+      </w:hyperlink>
+      <w:r>
+        <w:rPr>
+          <w:lang w:val="hi_IN" w:bidi="hi_IN"/>
+        </w:rPr>
+        <w:t xml:space="preserve">; </w:t>
+      </w:r>
+      <w:hyperlink r:id="rId1080">
+        <w:r>
+          <w:rPr>
+            <w:lang w:val="hi_IN" w:bidi="hi_IN"/>
+          </w:rPr>
+          <w:rPr>
+            <w:color w:val="0000EE"/>
+            <w:u w:val="single"/>
+          </w:rPr>
+          <w:t>1 इति 1:9</w:t>
+        </w:r>
+      </w:hyperlink>
+      <w:r>
+        <w:rPr>
+          <w:lang w:val="hi_IN" w:bidi="hi_IN"/>
+        </w:rPr>
+        <w:t>)</w:t>
+      </w:r>
+      <w:r>
+        <w:rPr>
+          <w:lang w:val="hi_IN" w:bidi="hi_IN"/>
+        </w:rPr>
+        <w:t>।</w:t>
+      </w:r>
+    </w:p>
+    <w:p>
+      <w:pPr/>
+      <w:r>
+        <w:rPr>
+          <w:lang w:val="hi_IN" w:bidi="hi_IN"/>
+        </w:rPr>
+      </w:r>
+      <w:r>
+        <w:rPr>
+          <w:lang w:val="hi_IN" w:bidi="hi_IN"/>
+        </w:rPr>
+        <w:t>2. योक्तान के 13 पुत्रों में से एक और नूह के वंशज, शेम की वंशावली के माध्यम से (</w:t>
+      </w:r>
+      <w:hyperlink r:id="rId1082">
+        <w:r>
+          <w:rPr>
+            <w:lang w:val="hi_IN" w:bidi="hi_IN"/>
+          </w:rPr>
+          <w:rPr>
+            <w:color w:val="0000EE"/>
+            <w:u w:val="single"/>
+          </w:rPr>
+          <w:t>उत 10:28</w:t>
+        </w:r>
+      </w:hyperlink>
+      <w:r>
+        <w:rPr>
+          <w:lang w:val="hi_IN" w:bidi="hi_IN"/>
+        </w:rPr>
+        <w:t xml:space="preserve">; </w:t>
+      </w:r>
+      <w:hyperlink r:id="rId1083">
+        <w:r>
+          <w:rPr>
+            <w:lang w:val="hi_IN" w:bidi="hi_IN"/>
+          </w:rPr>
+          <w:rPr>
+            <w:color w:val="0000EE"/>
+            <w:u w:val="single"/>
+          </w:rPr>
+          <w:t>1 इति 1:22</w:t>
+        </w:r>
+      </w:hyperlink>
+      <w:r>
+        <w:rPr>
+          <w:lang w:val="hi_IN" w:bidi="hi_IN"/>
+        </w:rPr>
+        <w:t>)</w:t>
+      </w:r>
+      <w:r>
+        <w:rPr>
+          <w:lang w:val="hi_IN" w:bidi="hi_IN"/>
+        </w:rPr>
+        <w:t>।</w:t>
+      </w:r>
+    </w:p>
+    <w:p>
+      <w:pPr/>
+      <w:r>
+        <w:rPr>
+          <w:lang w:val="hi_IN" w:bidi="hi_IN"/>
+        </w:rPr>
+      </w:r>
+      <w:r>
+        <w:rPr>
+          <w:lang w:val="hi_IN" w:bidi="hi_IN"/>
+        </w:rPr>
+        <w:t>3. योक्षान का पुत्र, ददान का भाई और अब्राहम तथा कतूरा का पोते (</w:t>
+      </w:r>
+      <w:hyperlink r:id="rId1084">
+        <w:r>
+          <w:rPr>
+            <w:lang w:val="hi_IN" w:bidi="hi_IN"/>
+          </w:rPr>
+          <w:rPr>
+            <w:color w:val="0000EE"/>
+            <w:u w:val="single"/>
+          </w:rPr>
+          <w:t>उत 25:3</w:t>
+        </w:r>
+      </w:hyperlink>
+      <w:r>
+        <w:rPr>
+          <w:lang w:val="hi_IN" w:bidi="hi_IN"/>
+        </w:rPr>
+        <w:t xml:space="preserve">; </w:t>
+      </w:r>
+      <w:hyperlink r:id="rId1011">
+        <w:r>
+          <w:rPr>
+            <w:lang w:val="hi_IN" w:bidi="hi_IN"/>
+          </w:rPr>
+          <w:rPr>
+            <w:color w:val="0000EE"/>
+            <w:u w:val="single"/>
+          </w:rPr>
+          <w:t>1 इति 1:32</w:t>
+        </w:r>
+      </w:hyperlink>
+      <w:r>
+        <w:rPr>
+          <w:lang w:val="hi_IN" w:bidi="hi_IN"/>
+        </w:rPr>
+        <w:t>)।</w:t>
+      </w:r>
+    </w:p>
+    <w:p>
+      <w:pPr/>
+      <w:r>
+        <w:rPr>
+          <w:lang w:val="hi_IN" w:bidi="hi_IN"/>
+        </w:rPr>
+      </w:r>
+      <w:r>
+        <w:rPr>
+          <w:lang w:val="hi_IN" w:bidi="hi_IN"/>
+        </w:rPr>
+        <w:t>4. बिन्यामिनी और बिक्री का पुत्र। अबशालोम की मृत्यु के बाद, शेबा ने इस्राएल को दाऊद के खिलाफ विद्रोह करने के लिए उकसाया। योआब के नेतृत्व में, विद्रोह को दबा दिया गया और शेबा का आबेल्वेत्माका में सिर काट दिया गया (</w:t>
+      </w:r>
+      <w:hyperlink r:id="rId1085">
+        <w:r>
+          <w:rPr>
+            <w:lang w:val="hi_IN" w:bidi="hi_IN"/>
+          </w:rPr>
+          <w:rPr>
+            <w:color w:val="0000EE"/>
+            <w:u w:val="single"/>
+          </w:rPr>
+          <w:t>2 शमू 20:1–22</w:t>
+        </w:r>
+      </w:hyperlink>
+      <w:r>
+        <w:rPr>
+          <w:lang w:val="hi_IN" w:bidi="hi_IN"/>
+        </w:rPr>
+        <w:t>)</w:t>
+      </w:r>
+      <w:r>
+        <w:rPr>
+          <w:lang w:val="hi_IN" w:bidi="hi_IN"/>
+        </w:rPr>
+        <w:t>।</w:t>
+      </w:r>
+    </w:p>
+    <w:p>
+      <w:pPr/>
+      <w:r>
+        <w:rPr>
+          <w:lang w:val="hi_IN" w:bidi="hi_IN"/>
+        </w:rPr>
+      </w:r>
+      <w:r>
+        <w:rPr>
+          <w:lang w:val="hi_IN" w:bidi="hi_IN"/>
+        </w:rPr>
+        <w:t xml:space="preserve">5. गाद के अगुओं में से एक जो बाशान में राज्य कर रहा था यहूदा के राजा योताम (750–732 ई. पू.) और इस्राएल के राजा यारोबाम II (793–753 ई. पू.) के शासनकाल के दौरान पंजीकृत थे; </w:t>
       </w:r>
       <w:r>
         <w:rPr>
@@ -47374,12 +47714,18 @@
         </w:rPr>
         <w:t xml:space="preserve"> </w:t>
       </w:r>
-      <w:r>
-        <w:rPr>
-          <w:lang w:val="hi_IN" w:bidi="hi_IN"/>
-        </w:rPr>
-        <w:t>शिबा</w:t>
-      </w:r>
+      <w:hyperlink r:id="rId1086">
+        <w:r>
+          <w:rPr>
+            <w:lang w:val="hi_IN" w:bidi="hi_IN"/>
+          </w:rPr>
+          <w:rPr>
+            <w:color w:val="0000EE"/>
+            <w:u w:val="single"/>
+          </w:rPr>
+          <w:t>1 इतिहास 5:13, 16–17</w:t>
+        </w:r>
+      </w:hyperlink>
       <w:r>
         <w:rPr>
           <w:lang w:val="hi_IN" w:bidi="hi_IN"/>
@@ -47413,37 +47759,101 @@
         <w:rPr>
           <w:lang w:val="hi_IN" w:bidi="hi_IN"/>
         </w:rPr>
-        <w:t>शेबा (व्यक्ति)</w:t>
-      </w:r>
-      <w:r>
-        <w:rPr>
-          <w:lang w:val="hi_IN" w:bidi="hi_IN"/>
-        </w:rPr>
-      </w:r>
-    </w:p>
-    <w:p>
-      <w:pPr/>
-      <w:r>
-        <w:rPr>
-          <w:lang w:val="hi_IN" w:bidi="hi_IN"/>
-        </w:rPr>
-      </w:r>
-      <w:r>
-        <w:rPr>
-          <w:lang w:val="hi_IN" w:bidi="hi_IN"/>
-        </w:rPr>
-        <w:t>1. रामाह का पुत्र, ददान का भाई और नूह का वंशज, हाम की वंशावली के माध्यम से (</w:t>
-      </w:r>
-      <w:hyperlink r:id="rId1079">
-        <w:r>
-          <w:rPr>
-            <w:lang w:val="hi_IN" w:bidi="hi_IN"/>
-          </w:rPr>
-          <w:rPr>
-            <w:color w:val="0000EE"/>
-            <w:u w:val="single"/>
-          </w:rPr>
-          <w:t>उत 10:7</w:t>
+        <w:t>शेबा (स्थान)</w:t>
+      </w:r>
+      <w:r>
+        <w:rPr>
+          <w:lang w:val="hi_IN" w:bidi="hi_IN"/>
+        </w:rPr>
+      </w:r>
+    </w:p>
+    <w:p>
+      <w:pPr/>
+      <w:r>
+        <w:rPr>
+          <w:lang w:val="hi_IN" w:bidi="hi_IN"/>
+        </w:rPr>
+      </w:r>
+      <w:r>
+        <w:rPr>
+          <w:lang w:val="hi_IN" w:bidi="hi_IN"/>
+        </w:rPr>
+        <w:t xml:space="preserve">1. 14 शहरों में से एक जो </w:t>
+      </w:r>
+      <w:hyperlink r:id="rId1087">
+        <w:r>
+          <w:rPr>
+            <w:lang w:val="hi_IN" w:bidi="hi_IN"/>
+          </w:rPr>
+          <w:rPr>
+            <w:color w:val="0000EE"/>
+            <w:u w:val="single"/>
+          </w:rPr>
+          <w:t>यहोशू 19:2</w:t>
+        </w:r>
+      </w:hyperlink>
+      <w:r>
+        <w:rPr>
+          <w:lang w:val="hi_IN" w:bidi="hi_IN"/>
+        </w:rPr>
+        <w:t xml:space="preserve"> में सूचीबद्ध हैं, जिन्हें शिमोन के गोत्र को यहूदा की विरासत के दक्षिणी हिस्से में सौंपा गया था। चूंकि पद में कहा गया है कि 13 शहर थे, 14 नहीं, इसलिए यह संभव है कि "शेबे" को "बेर्शेबा" के संक्षिप्त रूप के रूप में सूची में दोहराया गया था, जैसा कि कई अनुवादों में संकेत मिलता है। हालांकि, सेप्टुआजेंट में इस शहर को शेमा कहा गया है (पुष्टि करें </w:t>
+      </w:r>
+      <w:hyperlink r:id="rId1088">
+        <w:r>
+          <w:rPr>
+            <w:lang w:val="hi_IN" w:bidi="hi_IN"/>
+          </w:rPr>
+          <w:rPr>
+            <w:color w:val="0000EE"/>
+            <w:u w:val="single"/>
+          </w:rPr>
+          <w:t>यहो 15:26</w:t>
+        </w:r>
+      </w:hyperlink>
+      <w:r>
+        <w:rPr>
+          <w:lang w:val="hi_IN" w:bidi="hi_IN"/>
+        </w:rPr>
+        <w:t>)।</w:t>
+      </w:r>
+    </w:p>
+    <w:p>
+      <w:pPr/>
+      <w:r>
+        <w:rPr>
+          <w:lang w:val="hi_IN" w:bidi="hi_IN"/>
+        </w:rPr>
+      </w:r>
+      <w:r>
+        <w:rPr>
+          <w:lang w:val="hi_IN" w:bidi="hi_IN"/>
+        </w:rPr>
+        <w:t xml:space="preserve">2. दक्षिण-पश्चिमी अरब में स्थित वह क्षेत्र जिसे सबा के राज्य (इब्रानी सबा’) के रूप में भी जाना जाता है। सबाई लोग सामी वंश के थे और उन्हें माअरिब के शाही शहर में एक याजक-राजा द्वारा शासित किया जाता था। </w:t>
+      </w:r>
+    </w:p>
+    <w:p>
+      <w:pPr/>
+      <w:r>
+        <w:rPr>
+          <w:lang w:val="hi_IN" w:bidi="hi_IN"/>
+        </w:rPr>
+      </w:r>
+      <w:r>
+        <w:rPr>
+          <w:lang w:val="hi_IN" w:bidi="hi_IN"/>
+        </w:rPr>
+        <w:t>वे व्यापारी लोग थे जो इस्राएल और अन्य देशों के साथ व्यापारिक संबंध रखते थे, जो पूर्व में भारत तक थे। मसालों, कीमती पत्थरों और कृषि वस्तुओं में समृद्ध, शेबा (सबा) के लोगों ने अपनी व्यापारिक वस्तुओं के आदान-प्रदान का व्यापार करने के लिए स्थल और समुद्री मार्गों का एक विस्तृत तंत्र स्थापित किया (</w:t>
+      </w:r>
+      <w:hyperlink r:id="rId1089">
+        <w:r>
+          <w:rPr>
+            <w:lang w:val="hi_IN" w:bidi="hi_IN"/>
+          </w:rPr>
+          <w:rPr>
+            <w:color w:val="0000EE"/>
+            <w:u w:val="single"/>
+          </w:rPr>
+          <w:t>भज 72:10, 15</w:t>
         </w:r>
       </w:hyperlink>
       <w:r>
@@ -47452,54 +47862,16 @@
         </w:rPr>
         <w:t xml:space="preserve">; </w:t>
       </w:r>
-      <w:hyperlink r:id="rId1080">
-        <w:r>
-          <w:rPr>
-            <w:lang w:val="hi_IN" w:bidi="hi_IN"/>
-          </w:rPr>
-          <w:rPr>
-            <w:color w:val="0000EE"/>
-            <w:u w:val="single"/>
-          </w:rPr>
-          <w:t>1 इति 1:9</w:t>
-        </w:r>
-      </w:hyperlink>
-      <w:r>
-        <w:rPr>
-          <w:lang w:val="hi_IN" w:bidi="hi_IN"/>
-        </w:rPr>
-        <w:t>)</w:t>
-      </w:r>
-      <w:r>
-        <w:rPr>
-          <w:lang w:val="hi_IN" w:bidi="hi_IN"/>
-        </w:rPr>
-        <w:t>।</w:t>
-      </w:r>
-    </w:p>
-    <w:p>
-      <w:pPr/>
-      <w:r>
-        <w:rPr>
-          <w:lang w:val="hi_IN" w:bidi="hi_IN"/>
-        </w:rPr>
-      </w:r>
-      <w:r>
-        <w:rPr>
-          <w:lang w:val="hi_IN" w:bidi="hi_IN"/>
-        </w:rPr>
-        <w:t>2. योक्तान के 13 पुत्रों में से एक और नूह के वंशज, शेम की वंशावली के माध्यम से (</w:t>
-      </w:r>
-      <w:hyperlink r:id="rId1082">
-        <w:r>
-          <w:rPr>
-            <w:lang w:val="hi_IN" w:bidi="hi_IN"/>
-          </w:rPr>
-          <w:rPr>
-            <w:color w:val="0000EE"/>
-            <w:u w:val="single"/>
-          </w:rPr>
-          <w:t>उत 10:28</w:t>
+      <w:hyperlink r:id="rId1090">
+        <w:r>
+          <w:rPr>
+            <w:lang w:val="hi_IN" w:bidi="hi_IN"/>
+          </w:rPr>
+          <w:rPr>
+            <w:color w:val="0000EE"/>
+            <w:u w:val="single"/>
+          </w:rPr>
+          <w:t>यशा 60:6</w:t>
         </w:r>
       </w:hyperlink>
       <w:r>
@@ -47508,54 +47880,16 @@
         </w:rPr>
         <w:t xml:space="preserve">; </w:t>
       </w:r>
-      <w:hyperlink r:id="rId1083">
-        <w:r>
-          <w:rPr>
-            <w:lang w:val="hi_IN" w:bidi="hi_IN"/>
-          </w:rPr>
-          <w:rPr>
-            <w:color w:val="0000EE"/>
-            <w:u w:val="single"/>
-          </w:rPr>
-          <w:t>1 इति 1:22</w:t>
-        </w:r>
-      </w:hyperlink>
-      <w:r>
-        <w:rPr>
-          <w:lang w:val="hi_IN" w:bidi="hi_IN"/>
-        </w:rPr>
-        <w:t>)</w:t>
-      </w:r>
-      <w:r>
-        <w:rPr>
-          <w:lang w:val="hi_IN" w:bidi="hi_IN"/>
-        </w:rPr>
-        <w:t>।</w:t>
-      </w:r>
-    </w:p>
-    <w:p>
-      <w:pPr/>
-      <w:r>
-        <w:rPr>
-          <w:lang w:val="hi_IN" w:bidi="hi_IN"/>
-        </w:rPr>
-      </w:r>
-      <w:r>
-        <w:rPr>
-          <w:lang w:val="hi_IN" w:bidi="hi_IN"/>
-        </w:rPr>
-        <w:t>3. योक्षान का पुत्र, ददान का भाई और अब्राहम तथा कतूरा का पोते (</w:t>
-      </w:r>
-      <w:hyperlink r:id="rId1084">
-        <w:r>
-          <w:rPr>
-            <w:lang w:val="hi_IN" w:bidi="hi_IN"/>
-          </w:rPr>
-          <w:rPr>
-            <w:color w:val="0000EE"/>
-            <w:u w:val="single"/>
-          </w:rPr>
-          <w:t>उत 25:3</w:t>
+      <w:hyperlink r:id="rId1091">
+        <w:r>
+          <w:rPr>
+            <w:lang w:val="hi_IN" w:bidi="hi_IN"/>
+          </w:rPr>
+          <w:rPr>
+            <w:color w:val="0000EE"/>
+            <w:u w:val="single"/>
+          </w:rPr>
+          <w:t>यिर्म 6:20</w:t>
         </w:r>
       </w:hyperlink>
       <w:r>
@@ -47564,16 +47898,78 @@
         </w:rPr>
         <w:t xml:space="preserve">; </w:t>
       </w:r>
-      <w:hyperlink r:id="rId1011">
-        <w:r>
-          <w:rPr>
-            <w:lang w:val="hi_IN" w:bidi="hi_IN"/>
-          </w:rPr>
-          <w:rPr>
-            <w:color w:val="0000EE"/>
-            <w:u w:val="single"/>
-          </w:rPr>
-          <w:t>1 इति 1:32</w:t>
+      <w:hyperlink r:id="rId1092">
+        <w:r>
+          <w:rPr>
+            <w:lang w:val="hi_IN" w:bidi="hi_IN"/>
+          </w:rPr>
+          <w:rPr>
+            <w:color w:val="0000EE"/>
+            <w:u w:val="single"/>
+          </w:rPr>
+          <w:t>यहेज 27:22–23</w:t>
+        </w:r>
+      </w:hyperlink>
+      <w:r>
+        <w:rPr>
+          <w:lang w:val="hi_IN" w:bidi="hi_IN"/>
+        </w:rPr>
+        <w:t>)। कई शिलालेख पाए गए हैं, जो दक्षिणी अरब में सबाई सभ्यता और उनकी यात्राओं की पुष्टि करते हैं।</w:t>
+      </w:r>
+    </w:p>
+    <w:p>
+      <w:pPr/>
+      <w:r>
+        <w:rPr>
+          <w:lang w:val="hi_IN" w:bidi="hi_IN"/>
+        </w:rPr>
+      </w:r>
+      <w:r>
+        <w:rPr>
+          <w:lang w:val="hi_IN" w:bidi="hi_IN"/>
+        </w:rPr>
+        <w:t xml:space="preserve">सुलैमानी युग (970–930 ई.पू.) के दौरान, शेबा की रानी यरूशलेम गईं ताकि सुलैमान की संपत्ति देख सकें और पहेलियों के साथ उनकी बुद्धिमत्ता की परीक्षा ले सकें। सुलैमान ने दोनों </w:t>
+      </w:r>
+      <w:r>
+        <w:rPr>
+          <w:lang w:val="hi_IN" w:bidi="hi_IN"/>
+        </w:rPr>
+        <w:t xml:space="preserve">परिस्थितियों </w:t>
+      </w:r>
+      <w:r>
+        <w:rPr>
+          <w:lang w:val="hi_IN" w:bidi="hi_IN"/>
+        </w:rPr>
+        <w:t>में उनकी अपेक्षाओं को पार किया (</w:t>
+      </w:r>
+      <w:hyperlink r:id="rId1093">
+        <w:r>
+          <w:rPr>
+            <w:lang w:val="hi_IN" w:bidi="hi_IN"/>
+          </w:rPr>
+          <w:rPr>
+            <w:color w:val="0000EE"/>
+            <w:u w:val="single"/>
+          </w:rPr>
+          <w:t>1 रा 10:1–13</w:t>
+        </w:r>
+      </w:hyperlink>
+      <w:r>
+        <w:rPr>
+          <w:lang w:val="hi_IN" w:bidi="hi_IN"/>
+        </w:rPr>
+        <w:t xml:space="preserve">; </w:t>
+      </w:r>
+      <w:hyperlink r:id="rId1094">
+        <w:r>
+          <w:rPr>
+            <w:lang w:val="hi_IN" w:bidi="hi_IN"/>
+          </w:rPr>
+          <w:rPr>
+            <w:color w:val="0000EE"/>
+            <w:u w:val="single"/>
+          </w:rPr>
+          <w:t>2 इति 9:1–12</w:t>
         </w:r>
       </w:hyperlink>
       <w:r>
@@ -47581,402 +47977,6 @@
           <w:lang w:val="hi_IN" w:bidi="hi_IN"/>
         </w:rPr>
         <w:t>)।</w:t>
-      </w:r>
-    </w:p>
-    <w:p>
-      <w:pPr/>
-      <w:r>
-        <w:rPr>
-          <w:lang w:val="hi_IN" w:bidi="hi_IN"/>
-        </w:rPr>
-      </w:r>
-      <w:r>
-        <w:rPr>
-          <w:lang w:val="hi_IN" w:bidi="hi_IN"/>
-        </w:rPr>
-        <w:t>4. बिन्यामिनी और बिक्री का पुत्र। अबशालोम की मृत्यु के बाद, शेबा ने इस्राएल को दाऊद के खिलाफ विद्रोह करने के लिए उकसाया। योआब के नेतृत्व में, विद्रोह को दबा दिया गया और शेबा का आबेल्वेत्माका में सिर काट दिया गया (</w:t>
-      </w:r>
-      <w:hyperlink r:id="rId1085">
-        <w:r>
-          <w:rPr>
-            <w:lang w:val="hi_IN" w:bidi="hi_IN"/>
-          </w:rPr>
-          <w:rPr>
-            <w:color w:val="0000EE"/>
-            <w:u w:val="single"/>
-          </w:rPr>
-          <w:t>2 शमू 20:1–22</w:t>
-        </w:r>
-      </w:hyperlink>
-      <w:r>
-        <w:rPr>
-          <w:lang w:val="hi_IN" w:bidi="hi_IN"/>
-        </w:rPr>
-        <w:t>)</w:t>
-      </w:r>
-      <w:r>
-        <w:rPr>
-          <w:lang w:val="hi_IN" w:bidi="hi_IN"/>
-        </w:rPr>
-        <w:t>।</w:t>
-      </w:r>
-    </w:p>
-    <w:p>
-      <w:pPr/>
-      <w:r>
-        <w:rPr>
-          <w:lang w:val="hi_IN" w:bidi="hi_IN"/>
-        </w:rPr>
-      </w:r>
-      <w:r>
-        <w:rPr>
-          <w:lang w:val="hi_IN" w:bidi="hi_IN"/>
-        </w:rPr>
-        <w:t xml:space="preserve">5. गाद के अगुओं में से एक जो बाशान में राज्य कर रहा था यहूदा के राजा योताम (750–732 ई. पू.) और इस्राएल के राजा यारोबाम II (793–753 ई. पू.) के शासनकाल के दौरान पंजीकृत थे; </w:t>
-      </w:r>
-      <w:r>
-        <w:rPr>
-          <w:i/>
-          <w:lang w:val="hi_IN" w:bidi="hi_IN"/>
-        </w:rPr>
-        <w:t>देखें</w:t>
-      </w:r>
-      <w:r>
-        <w:rPr>
-          <w:lang w:val="hi_IN" w:bidi="hi_IN"/>
-        </w:rPr>
-        <w:t xml:space="preserve"> </w:t>
-      </w:r>
-      <w:hyperlink r:id="rId1086">
-        <w:r>
-          <w:rPr>
-            <w:lang w:val="hi_IN" w:bidi="hi_IN"/>
-          </w:rPr>
-          <w:rPr>
-            <w:color w:val="0000EE"/>
-            <w:u w:val="single"/>
-          </w:rPr>
-          <w:t>1 इतिहास 5:13, 16–17</w:t>
-        </w:r>
-      </w:hyperlink>
-      <w:r>
-        <w:rPr>
-          <w:lang w:val="hi_IN" w:bidi="hi_IN"/>
-        </w:rPr>
-        <w:t>।</w:t>
-      </w:r>
-      <w:r>
-        <w:rPr>
-          <w:lang w:val="hi_IN" w:bidi="hi_IN"/>
-        </w:rPr>
-      </w:r>
-      <w:r>
-        <w:rPr>
-          <w:lang w:val="hi_IN" w:bidi="hi_IN"/>
-        </w:rPr>
-      </w:r>
-    </w:p>
-    <w:p>
-      <w:pPr/>
-      <w:r>
-        <w:rPr>
-          <w:lang w:val="hi_IN" w:bidi="hi_IN"/>
-        </w:rPr>
-      </w:r>
-    </w:p>
-    <w:p>
-      <w:pPr>
-        <w:pStyle w:val="Heading2"/>
-      </w:pPr>
-      <w:r>
-        <w:rPr>
-          <w:lang w:val="hi_IN" w:bidi="hi_IN"/>
-        </w:rPr>
-        <w:t>शेबा (स्थान)</w:t>
-      </w:r>
-      <w:r>
-        <w:rPr>
-          <w:lang w:val="hi_IN" w:bidi="hi_IN"/>
-        </w:rPr>
-      </w:r>
-    </w:p>
-    <w:p>
-      <w:pPr/>
-      <w:r>
-        <w:rPr>
-          <w:lang w:val="hi_IN" w:bidi="hi_IN"/>
-        </w:rPr>
-      </w:r>
-      <w:r>
-        <w:rPr>
-          <w:lang w:val="hi_IN" w:bidi="hi_IN"/>
-        </w:rPr>
-        <w:t xml:space="preserve">1. 14 शहरों में से एक जो </w:t>
-      </w:r>
-      <w:hyperlink r:id="rId1087">
-        <w:r>
-          <w:rPr>
-            <w:lang w:val="hi_IN" w:bidi="hi_IN"/>
-          </w:rPr>
-          <w:rPr>
-            <w:color w:val="0000EE"/>
-            <w:u w:val="single"/>
-          </w:rPr>
-          <w:t>यहोशू 19:2</w:t>
-        </w:r>
-      </w:hyperlink>
-      <w:r>
-        <w:rPr>
-          <w:lang w:val="hi_IN" w:bidi="hi_IN"/>
-        </w:rPr>
-        <w:t xml:space="preserve"> में सूचीबद्ध हैं, जिन्हें शिमोन के गोत्र को यहूदा की विरासत के दक्षिणी हिस्से में सौंपा गया था। चूंकि पद में कहा गया है कि 13 शहर थे, 14 नहीं, इसलिए यह संभव है कि "शेबे" को "बेर्शेबा" के संक्षिप्त रूप के रूप में सूची में दोहराया गया था, जैसा कि कई अनुवादों में संकेत मिलता है। हालांकि, सेप्टुआजेंट में इस शहर को शेमा कहा गया है (पुष्टि करें </w:t>
-      </w:r>
-      <w:hyperlink r:id="rId1088">
-        <w:r>
-          <w:rPr>
-            <w:lang w:val="hi_IN" w:bidi="hi_IN"/>
-          </w:rPr>
-          <w:rPr>
-            <w:color w:val="0000EE"/>
-            <w:u w:val="single"/>
-          </w:rPr>
-          <w:t>यहो 15:26</w:t>
-        </w:r>
-      </w:hyperlink>
-      <w:r>
-        <w:rPr>
-          <w:lang w:val="hi_IN" w:bidi="hi_IN"/>
-        </w:rPr>
-        <w:t>)।</w:t>
-      </w:r>
-    </w:p>
-    <w:p>
-      <w:pPr/>
-      <w:r>
-        <w:rPr>
-          <w:lang w:val="hi_IN" w:bidi="hi_IN"/>
-        </w:rPr>
-      </w:r>
-      <w:r>
-        <w:rPr>
-          <w:lang w:val="hi_IN" w:bidi="hi_IN"/>
-        </w:rPr>
-        <w:t xml:space="preserve">2. दक्षिण-पश्चिमी अरब में स्थित वह क्षेत्र जिसे सबा के राज्य (इब्रानी सबा’) के रूप में भी जाना जाता है। सबाई लोग सामी वंश के थे और उन्हें माअरिब के शाही शहर में एक याजक-राजा द्वारा शासित किया जाता था। </w:t>
-      </w:r>
-    </w:p>
-    <w:p>
-      <w:pPr/>
-      <w:r>
-        <w:rPr>
-          <w:lang w:val="hi_IN" w:bidi="hi_IN"/>
-        </w:rPr>
-      </w:r>
-      <w:r>
-        <w:rPr>
-          <w:lang w:val="hi_IN" w:bidi="hi_IN"/>
-        </w:rPr>
-        <w:t>वे व्यापारी लोग थे जो इस्राएल और अन्य देशों के साथ व्यापारिक संबंध रखते थे, जो पूर्व में भारत तक थे। मसालों, कीमती पत्थरों और कृषि वस्तुओं में समृद्ध, शेबा (सबा) के लोगों ने अपनी व्यापारिक वस्तुओं के आदान-प्रदान का व्यापार करने के लिए स्थल और समुद्री मार्गों का एक विस्तृत तंत्र स्थापित किया (</w:t>
-      </w:r>
-      <w:hyperlink r:id="rId1089">
-        <w:r>
-          <w:rPr>
-            <w:lang w:val="hi_IN" w:bidi="hi_IN"/>
-          </w:rPr>
-          <w:rPr>
-            <w:color w:val="0000EE"/>
-            <w:u w:val="single"/>
-          </w:rPr>
-          <w:t>भज 72:10, 15</w:t>
-        </w:r>
-      </w:hyperlink>
-      <w:r>
-        <w:rPr>
-          <w:lang w:val="hi_IN" w:bidi="hi_IN"/>
-        </w:rPr>
-        <w:t xml:space="preserve">; </w:t>
-      </w:r>
-      <w:hyperlink r:id="rId1090">
-        <w:r>
-          <w:rPr>
-            <w:lang w:val="hi_IN" w:bidi="hi_IN"/>
-          </w:rPr>
-          <w:rPr>
-            <w:color w:val="0000EE"/>
-            <w:u w:val="single"/>
-          </w:rPr>
-          <w:t>यशा 60:6</w:t>
-        </w:r>
-      </w:hyperlink>
-      <w:r>
-        <w:rPr>
-          <w:lang w:val="hi_IN" w:bidi="hi_IN"/>
-        </w:rPr>
-        <w:t xml:space="preserve">; </w:t>
-      </w:r>
-      <w:hyperlink r:id="rId1091">
-        <w:r>
-          <w:rPr>
-            <w:lang w:val="hi_IN" w:bidi="hi_IN"/>
-          </w:rPr>
-          <w:rPr>
-            <w:color w:val="0000EE"/>
-            <w:u w:val="single"/>
-          </w:rPr>
-          <w:t>यिर्म 6:20</w:t>
-        </w:r>
-      </w:hyperlink>
-      <w:r>
-        <w:rPr>
-          <w:lang w:val="hi_IN" w:bidi="hi_IN"/>
-        </w:rPr>
-        <w:t xml:space="preserve">; </w:t>
-      </w:r>
-      <w:hyperlink r:id="rId1092">
-        <w:r>
-          <w:rPr>
-            <w:lang w:val="hi_IN" w:bidi="hi_IN"/>
-          </w:rPr>
-          <w:rPr>
-            <w:color w:val="0000EE"/>
-            <w:u w:val="single"/>
-          </w:rPr>
-          <w:t>यहेज 27:22–23</w:t>
-        </w:r>
-      </w:hyperlink>
-      <w:r>
-        <w:rPr>
-          <w:lang w:val="hi_IN" w:bidi="hi_IN"/>
-        </w:rPr>
-        <w:t>)। कई शिलालेख पाए गए हैं, जो दक्षिणी अरब में सबाई सभ्यता और उनकी यात्राओं की पुष्टि करते हैं।</w:t>
-      </w:r>
-    </w:p>
-    <w:p>
-      <w:pPr/>
-      <w:r>
-        <w:rPr>
-          <w:lang w:val="hi_IN" w:bidi="hi_IN"/>
-        </w:rPr>
-      </w:r>
-      <w:r>
-        <w:rPr>
-          <w:lang w:val="hi_IN" w:bidi="hi_IN"/>
-        </w:rPr>
-        <w:t xml:space="preserve">सुलैमानी युग (970–930 ई.पू.) के दौरान, शेबा की रानी यरूशलेम गईं ताकि सुलैमान की संपत्ति देख सकें और पहेलियों के साथ उनकी बुद्धिमत्ता की परीक्षा ले सकें। सुलैमान ने दोनों </w:t>
-      </w:r>
-      <w:r>
-        <w:rPr>
-          <w:lang w:val="hi_IN" w:bidi="hi_IN"/>
-        </w:rPr>
-        <w:t xml:space="preserve">परिस्थितियों </w:t>
-      </w:r>
-      <w:r>
-        <w:rPr>
-          <w:lang w:val="hi_IN" w:bidi="hi_IN"/>
-        </w:rPr>
-        <w:t>में उनकी अपेक्षाओं को पार किया (</w:t>
-      </w:r>
-      <w:hyperlink r:id="rId1093">
-        <w:r>
-          <w:rPr>
-            <w:lang w:val="hi_IN" w:bidi="hi_IN"/>
-          </w:rPr>
-          <w:rPr>
-            <w:color w:val="0000EE"/>
-            <w:u w:val="single"/>
-          </w:rPr>
-          <w:t>1 रा 10:1–13</w:t>
-        </w:r>
-      </w:hyperlink>
-      <w:r>
-        <w:rPr>
-          <w:lang w:val="hi_IN" w:bidi="hi_IN"/>
-        </w:rPr>
-        <w:t xml:space="preserve">; </w:t>
-      </w:r>
-      <w:hyperlink r:id="rId1094">
-        <w:r>
-          <w:rPr>
-            <w:lang w:val="hi_IN" w:bidi="hi_IN"/>
-          </w:rPr>
-          <w:rPr>
-            <w:color w:val="0000EE"/>
-            <w:u w:val="single"/>
-          </w:rPr>
-          <w:t>2 इति 9:1–12</w:t>
-        </w:r>
-      </w:hyperlink>
-      <w:r>
-        <w:rPr>
-          <w:lang w:val="hi_IN" w:bidi="hi_IN"/>
-        </w:rPr>
-        <w:t>)।</w:t>
-      </w:r>
-      <w:r>
-        <w:rPr>
-          <w:lang w:val="hi_IN" w:bidi="hi_IN"/>
-        </w:rPr>
-      </w:r>
-      <w:r>
-        <w:rPr>
-          <w:lang w:val="hi_IN" w:bidi="hi_IN"/>
-        </w:rPr>
-      </w:r>
-    </w:p>
-    <w:p>
-      <w:pPr/>
-      <w:r>
-        <w:rPr>
-          <w:lang w:val="hi_IN" w:bidi="hi_IN"/>
-        </w:rPr>
-      </w:r>
-    </w:p>
-    <w:p>
-      <w:pPr>
-        <w:pStyle w:val="Heading2"/>
-      </w:pPr>
-      <w:r>
-        <w:rPr>
-          <w:lang w:val="hi_IN" w:bidi="hi_IN"/>
-        </w:rPr>
-        <w:t>शेबा की रानी</w:t>
-      </w:r>
-      <w:r>
-        <w:rPr>
-          <w:lang w:val="hi_IN" w:bidi="hi_IN"/>
-        </w:rPr>
-      </w:r>
-    </w:p>
-    <w:p>
-      <w:pPr/>
-      <w:r>
-        <w:rPr>
-          <w:lang w:val="hi_IN" w:bidi="hi_IN"/>
-        </w:rPr>
-      </w:r>
-      <w:r>
-        <w:rPr>
-          <w:i/>
-          <w:lang w:val="hi_IN" w:bidi="hi_IN"/>
-        </w:rPr>
-        <w:t>देखें</w:t>
-      </w:r>
-      <w:r>
-        <w:rPr>
-          <w:lang w:val="hi_IN" w:bidi="hi_IN"/>
-        </w:rPr>
-        <w:t xml:space="preserve"> </w:t>
-      </w:r>
-      <w:r>
-        <w:rPr>
-          <w:lang w:val="hi_IN" w:bidi="hi_IN"/>
-        </w:rPr>
-        <w:t>शेबा (स्थान) #2</w:t>
-      </w:r>
-      <w:r>
-        <w:rPr>
-          <w:lang w:val="hi_IN" w:bidi="hi_IN"/>
-        </w:rPr>
-        <w:t>।</w:t>
       </w:r>
       <w:r>
         <w:rPr>

--- a/hin/docx/066.content.docx
+++ b/hin/docx/066.content.docx
@@ -19,7 +19,7 @@
         <w:rPr>
           <w:lang w:val="hi_IN" w:bidi="hi_IN"/>
         </w:rPr>
-        <w:t>Resource: Tyndale Open Bible Dictionary</w:t>
+        <w:t>Resource: Aquifer Open Bible Dictionary</w:t>
       </w:r>
       <w:r>
         <w:rPr>
@@ -112,7 +112,7 @@
         <w:rPr>
           <w:lang w:val="hi_IN" w:bidi="hi_IN"/>
         </w:rPr>
-        <w:t>Tyndale Open Bible Dictionary</w:t>
+        <w:t>Aquifer Open Bible Dictionary</w:t>
       </w:r>
     </w:p>
     <w:p>
